--- a/Task6-7/Практика 6-7. Синицкая.docx
+++ b/Task6-7/Практика 6-7. Синицкая.docx
@@ -1886,50 +1886,12 @@
     <w:p>
       <w:pPr>
         <w:pStyle w:val="aff8"/>
-      </w:pPr>
-      <w:r>
-        <w:t xml:space="preserve">Целью данной практической работы является настройка сетевой топологии из трёх доменов маршрутизации (RIP, </w:t>
-      </w:r>
-      <w:proofErr w:type="spellStart"/>
-      <w:r>
-        <w:t>Static</w:t>
-      </w:r>
-      <w:proofErr w:type="spellEnd"/>
-      <w:r>
-        <w:t xml:space="preserve"> и OSPF) в Cisco Packet </w:t>
-      </w:r>
-      <w:proofErr w:type="spellStart"/>
-      <w:r>
-        <w:t>Tracer</w:t>
-      </w:r>
-      <w:proofErr w:type="spellEnd"/>
-      <w:r>
-        <w:t xml:space="preserve">, обеспечение полной связности между всеми узлами сети, а также изучение принципов работы динамической маршрутизации и механизма </w:t>
-      </w:r>
-      <w:proofErr w:type="spellStart"/>
-      <w:r>
-        <w:t>redistribution</w:t>
-      </w:r>
-      <w:proofErr w:type="spellEnd"/>
-      <w:r>
-        <w:t>.</w:t>
-      </w:r>
-    </w:p>
-    <w:p>
-      <w:pPr>
-        <w:pStyle w:val="affa"/>
         <w:rPr>
           <w:lang w:val="en-US"/>
         </w:rPr>
       </w:pPr>
       <w:r>
-        <w:t xml:space="preserve">Задание 1. </w:t>
-      </w:r>
-      <w:r>
-        <w:rPr>
-          <w:lang w:val="en-US"/>
-        </w:rPr>
-        <w:t>RIP</w:t>
+        <w:t xml:space="preserve">Обеспечить полную связность между тремя доменами с разными протоколами маршрутизации, настроить безопасный удалённый доступ по SSH и реализовать NAT для выхода всех внутренних сетей в «Интернет» через центральный маршрутизатор Router0. </w:t>
       </w:r>
     </w:p>
     <w:p>
@@ -1939,97 +1901,30 @@
           <w:lang w:val="en-US"/>
         </w:rPr>
       </w:pPr>
+    </w:p>
+    <w:p>
+      <w:pPr>
+        <w:pStyle w:val="aff8"/>
+      </w:pPr>
       <w:r>
-        <w:t xml:space="preserve">На первом этапе был построен домен </w:t>
+        <w:t>За топологию была взята сеть из 5 практической работы.</w:t>
       </w:r>
-      <w:r>
+    </w:p>
+    <w:p>
+      <w:pPr>
+        <w:pStyle w:val="aff8"/>
+        <w:ind w:firstLine="0"/>
+        <w:jc w:val="center"/>
         <w:rPr>
           <w:lang w:val="en-US"/>
         </w:rPr>
-        <w:t>RIP</w:t>
-      </w:r>
+      </w:pPr>
       <w:r>
-        <w:t xml:space="preserve">, включающий маршрутизаторы </w:t>
-      </w:r>
-      <w:r>
-        <w:rPr>
-          <w:lang w:val="en-US"/>
-        </w:rPr>
-        <w:t>Router</w:t>
-      </w:r>
-      <w:r>
-        <w:t xml:space="preserve">1 и </w:t>
-      </w:r>
-      <w:r>
-        <w:rPr>
-          <w:lang w:val="en-US"/>
-        </w:rPr>
-        <w:t>Router</w:t>
-      </w:r>
-      <w:r>
-        <w:t xml:space="preserve">2, а также компьютеры </w:t>
-      </w:r>
-      <w:r>
-        <w:rPr>
-          <w:lang w:val="en-US"/>
-        </w:rPr>
-        <w:t>PC</w:t>
-      </w:r>
-      <w:r>
-        <w:t xml:space="preserve">0, </w:t>
-      </w:r>
-      <w:r>
-        <w:rPr>
-          <w:lang w:val="en-US"/>
-        </w:rPr>
-        <w:t>PC</w:t>
-      </w:r>
-      <w:r>
-        <w:t xml:space="preserve">1 и </w:t>
-      </w:r>
-      <w:r>
-        <w:rPr>
-          <w:lang w:val="en-US"/>
-        </w:rPr>
-        <w:t>PC</w:t>
-      </w:r>
-      <w:r>
-        <w:t xml:space="preserve">2. </w:t>
-      </w:r>
-      <w:r>
-        <w:t>Соединения</w:t>
-      </w:r>
-      <w:r>
-        <w:rPr>
-          <w:lang w:val="en-US"/>
-        </w:rPr>
-        <w:t xml:space="preserve"> </w:t>
-      </w:r>
-      <w:r>
-        <w:t>между</w:t>
-      </w:r>
-      <w:r>
-        <w:rPr>
-          <w:lang w:val="en-US"/>
-        </w:rPr>
-        <w:t xml:space="preserve"> устройствами были выполнены согласно топологии (рис. 1.1).</w:t>
-      </w:r>
-    </w:p>
-    <w:p>
-      <w:pPr>
-        <w:pStyle w:val="aff8"/>
-        <w:ind w:firstLine="0"/>
-        <w:jc w:val="center"/>
-      </w:pPr>
-      <w:r>
-        <w:rPr>
-          <w:noProof/>
-        </w:rPr>
         <w:drawing>
-          <wp:inline distT="0" distB="0" distL="0" distR="0" wp14:anchorId="0FFFCCA4" wp14:editId="7144606B">
-            <wp:extent cx="2560320" cy="3724102"/>
-            <wp:effectExtent l="0" t="0" r="0" b="0"/>
-            <wp:docPr id="1279707689" name="Рисунок 1"/>
+          <wp:inline distT="0" distB="0" distL="0" distR="0" wp14:anchorId="09F8B71E" wp14:editId="602B520A">
+            <wp:extent cx="5940425" cy="2820035"/>
+            <wp:effectExtent l="0" t="0" r="3175" b="0"/>
+            <wp:docPr id="181774510" name="Рисунок 1"/>
             <wp:cNvGraphicFramePr>
               <a:graphicFrameLocks xmlns:a="http://schemas.openxmlformats.org/drawingml/2006/main" noChangeAspect="1"/>
             </wp:cNvGraphicFramePr>
@@ -2037,7 +1932,7 @@
               <a:graphicData uri="http://schemas.openxmlformats.org/drawingml/2006/picture">
                 <pic:pic xmlns:pic="http://schemas.openxmlformats.org/drawingml/2006/picture">
                   <pic:nvPicPr>
-                    <pic:cNvPr id="1279707689" name=""/>
+                    <pic:cNvPr id="181774510" name=""/>
                     <pic:cNvPicPr/>
                   </pic:nvPicPr>
                   <pic:blipFill>
@@ -2049,7 +1944,7 @@
                   <pic:spPr>
                     <a:xfrm>
                       <a:off x="0" y="0"/>
-                      <a:ext cx="2564328" cy="3729932"/>
+                      <a:ext cx="5940425" cy="2820035"/>
                     </a:xfrm>
                     <a:prstGeom prst="rect">
                       <a:avLst/>
@@ -2069,45 +1964,566 @@
         <w:jc w:val="center"/>
       </w:pPr>
       <w:r>
-        <w:t xml:space="preserve">Рисунок </w:t>
-      </w:r>
-      <w:r>
-        <w:t>1.</w:t>
+        <w:t>Рисунок 1</w:t>
       </w:r>
       <w:r>
         <w:rPr>
           <w:lang w:val="en-US"/>
         </w:rPr>
-        <w:t>1.</w:t>
+        <w:t>.</w:t>
       </w:r>
       <w:r>
-        <w:t xml:space="preserve"> Схема подключения устройств</w:t>
+        <w:t xml:space="preserve"> Топология сети</w:t>
       </w:r>
     </w:p>
-    <w:p>
-      <w:pPr>
-        <w:pStyle w:val="aff8"/>
-      </w:pPr>
-      <w:r>
-        <w:t xml:space="preserve">Далее были выполнены настройки интерфейсов на Router1 и Router2 (рис. 1.2–1.3). На каждом интерфейсе был назначен корректный IPv4-адрес и команда </w:t>
-      </w:r>
-      <w:proofErr w:type="spellStart"/>
-      <w:r>
-        <w:t>no</w:t>
-      </w:r>
-      <w:proofErr w:type="spellEnd"/>
-      <w:r>
-        <w:t xml:space="preserve"> </w:t>
-      </w:r>
-      <w:proofErr w:type="spellStart"/>
-      <w:r>
-        <w:t>shut</w:t>
-      </w:r>
-      <w:proofErr w:type="spellEnd"/>
-      <w:r>
-        <w:t>.</w:t>
-      </w:r>
-    </w:p>
+    <w:tbl>
+      <w:tblPr>
+        <w:tblStyle w:val="aff1"/>
+        <w:tblW w:w="0" w:type="auto"/>
+        <w:tblLook w:val="04A0" w:firstRow="1" w:lastRow="0" w:firstColumn="1" w:lastColumn="0" w:noHBand="0" w:noVBand="1"/>
+      </w:tblPr>
+      <w:tblGrid>
+        <w:gridCol w:w="9345"/>
+      </w:tblGrid>
+      <w:tr>
+        <w:tc>
+          <w:tcPr>
+            <w:tcW w:w="9345" w:type="dxa"/>
+          </w:tcPr>
+          <w:p>
+            <w:pPr>
+              <w:rPr>
+                <w:rFonts w:ascii="Times New Roman" w:eastAsia="Times New Roman" w:hAnsi="Times New Roman" w:cs="Times New Roman"/>
+                <w:sz w:val="24"/>
+                <w:szCs w:val="24"/>
+                <w:lang w:val="en-US" w:eastAsia="ru-RU"/>
+              </w:rPr>
+            </w:pPr>
+            <w:r>
+              <w:rPr>
+                <w:rFonts w:ascii="Times New Roman" w:eastAsia="Times New Roman" w:hAnsi="Times New Roman" w:cs="Times New Roman"/>
+                <w:sz w:val="24"/>
+                <w:szCs w:val="24"/>
+                <w:lang w:val="en-US" w:eastAsia="ru-RU"/>
+              </w:rPr>
+              <w:t xml:space="preserve">R0(config)#crypto key generate </w:t>
+            </w:r>
+            <w:proofErr w:type="spellStart"/>
+            <w:r>
+              <w:rPr>
+                <w:rFonts w:ascii="Times New Roman" w:eastAsia="Times New Roman" w:hAnsi="Times New Roman" w:cs="Times New Roman"/>
+                <w:sz w:val="24"/>
+                <w:szCs w:val="24"/>
+                <w:lang w:val="en-US" w:eastAsia="ru-RU"/>
+              </w:rPr>
+              <w:t>rsa</w:t>
+            </w:r>
+            <w:proofErr w:type="spellEnd"/>
+          </w:p>
+          <w:p>
+            <w:pPr>
+              <w:rPr>
+                <w:rFonts w:ascii="Times New Roman" w:eastAsia="Times New Roman" w:hAnsi="Times New Roman" w:cs="Times New Roman"/>
+                <w:sz w:val="24"/>
+                <w:szCs w:val="24"/>
+                <w:lang w:val="en-US" w:eastAsia="ru-RU"/>
+              </w:rPr>
+            </w:pPr>
+            <w:r>
+              <w:rPr>
+                <w:rFonts w:ascii="Times New Roman" w:eastAsia="Times New Roman" w:hAnsi="Times New Roman" w:cs="Times New Roman"/>
+                <w:sz w:val="24"/>
+                <w:szCs w:val="24"/>
+                <w:lang w:val="en-US" w:eastAsia="ru-RU"/>
+              </w:rPr>
+              <w:t>% Please define a domain-name first.</w:t>
+            </w:r>
+          </w:p>
+          <w:p>
+            <w:pPr>
+              <w:rPr>
+                <w:rFonts w:ascii="Times New Roman" w:eastAsia="Times New Roman" w:hAnsi="Times New Roman" w:cs="Times New Roman"/>
+                <w:sz w:val="24"/>
+                <w:szCs w:val="24"/>
+                <w:lang w:val="en-US" w:eastAsia="ru-RU"/>
+              </w:rPr>
+            </w:pPr>
+            <w:r>
+              <w:rPr>
+                <w:rFonts w:ascii="Times New Roman" w:eastAsia="Times New Roman" w:hAnsi="Times New Roman" w:cs="Times New Roman"/>
+                <w:sz w:val="24"/>
+                <w:szCs w:val="24"/>
+                <w:lang w:val="en-US" w:eastAsia="ru-RU"/>
+              </w:rPr>
+              <w:t>R0(config)#hostname Router0</w:t>
+            </w:r>
+          </w:p>
+          <w:p>
+            <w:pPr>
+              <w:rPr>
+                <w:rFonts w:ascii="Times New Roman" w:eastAsia="Times New Roman" w:hAnsi="Times New Roman" w:cs="Times New Roman"/>
+                <w:sz w:val="24"/>
+                <w:szCs w:val="24"/>
+                <w:lang w:val="en-US" w:eastAsia="ru-RU"/>
+              </w:rPr>
+            </w:pPr>
+            <w:r>
+              <w:rPr>
+                <w:rFonts w:ascii="Times New Roman" w:eastAsia="Times New Roman" w:hAnsi="Times New Roman" w:cs="Times New Roman"/>
+                <w:sz w:val="24"/>
+                <w:szCs w:val="24"/>
+                <w:lang w:val="en-US" w:eastAsia="ru-RU"/>
+              </w:rPr>
+              <w:t xml:space="preserve">Router0(config)#ip domain-name </w:t>
+            </w:r>
+            <w:proofErr w:type="spellStart"/>
+            <w:r>
+              <w:rPr>
+                <w:rFonts w:ascii="Times New Roman" w:eastAsia="Times New Roman" w:hAnsi="Times New Roman" w:cs="Times New Roman"/>
+                <w:sz w:val="24"/>
+                <w:szCs w:val="24"/>
+                <w:lang w:val="en-US" w:eastAsia="ru-RU"/>
+              </w:rPr>
+              <w:t>company.local</w:t>
+            </w:r>
+            <w:proofErr w:type="spellEnd"/>
+          </w:p>
+          <w:p>
+            <w:pPr>
+              <w:rPr>
+                <w:rFonts w:ascii="Times New Roman" w:eastAsia="Times New Roman" w:hAnsi="Times New Roman" w:cs="Times New Roman"/>
+                <w:sz w:val="24"/>
+                <w:szCs w:val="24"/>
+                <w:lang w:val="en-US" w:eastAsia="ru-RU"/>
+              </w:rPr>
+            </w:pPr>
+            <w:r>
+              <w:rPr>
+                <w:rFonts w:ascii="Times New Roman" w:eastAsia="Times New Roman" w:hAnsi="Times New Roman" w:cs="Times New Roman"/>
+                <w:sz w:val="24"/>
+                <w:szCs w:val="24"/>
+                <w:lang w:val="en-US" w:eastAsia="ru-RU"/>
+              </w:rPr>
+              <w:t xml:space="preserve">Router0(config)#crypto key generate </w:t>
+            </w:r>
+            <w:proofErr w:type="spellStart"/>
+            <w:r>
+              <w:rPr>
+                <w:rFonts w:ascii="Times New Roman" w:eastAsia="Times New Roman" w:hAnsi="Times New Roman" w:cs="Times New Roman"/>
+                <w:sz w:val="24"/>
+                <w:szCs w:val="24"/>
+                <w:lang w:val="en-US" w:eastAsia="ru-RU"/>
+              </w:rPr>
+              <w:t>rsa</w:t>
+            </w:r>
+            <w:proofErr w:type="spellEnd"/>
+          </w:p>
+          <w:p>
+            <w:pPr>
+              <w:rPr>
+                <w:rFonts w:ascii="Times New Roman" w:eastAsia="Times New Roman" w:hAnsi="Times New Roman" w:cs="Times New Roman"/>
+                <w:sz w:val="24"/>
+                <w:szCs w:val="24"/>
+                <w:lang w:val="en-US" w:eastAsia="ru-RU"/>
+              </w:rPr>
+            </w:pPr>
+            <w:r>
+              <w:rPr>
+                <w:rFonts w:ascii="Times New Roman" w:eastAsia="Times New Roman" w:hAnsi="Times New Roman" w:cs="Times New Roman"/>
+                <w:sz w:val="24"/>
+                <w:szCs w:val="24"/>
+                <w:lang w:val="en-US" w:eastAsia="ru-RU"/>
+              </w:rPr>
+              <w:t>The name for the keys will be: Router0.company.local</w:t>
+            </w:r>
+          </w:p>
+          <w:p>
+            <w:pPr>
+              <w:rPr>
+                <w:rFonts w:ascii="Times New Roman" w:eastAsia="Times New Roman" w:hAnsi="Times New Roman" w:cs="Times New Roman"/>
+                <w:sz w:val="24"/>
+                <w:szCs w:val="24"/>
+                <w:lang w:val="en-US" w:eastAsia="ru-RU"/>
+              </w:rPr>
+            </w:pPr>
+            <w:r>
+              <w:rPr>
+                <w:rFonts w:ascii="Times New Roman" w:eastAsia="Times New Roman" w:hAnsi="Times New Roman" w:cs="Times New Roman"/>
+                <w:sz w:val="24"/>
+                <w:szCs w:val="24"/>
+                <w:lang w:val="en-US" w:eastAsia="ru-RU"/>
+              </w:rPr>
+              <w:t>Choose the size of the key modulus in the range of 360 to 4096 for your</w:t>
+            </w:r>
+          </w:p>
+          <w:p>
+            <w:pPr>
+              <w:rPr>
+                <w:rFonts w:ascii="Times New Roman" w:eastAsia="Times New Roman" w:hAnsi="Times New Roman" w:cs="Times New Roman"/>
+                <w:sz w:val="24"/>
+                <w:szCs w:val="24"/>
+                <w:lang w:val="en-US" w:eastAsia="ru-RU"/>
+              </w:rPr>
+            </w:pPr>
+            <w:r>
+              <w:rPr>
+                <w:rFonts w:ascii="Times New Roman" w:eastAsia="Times New Roman" w:hAnsi="Times New Roman" w:cs="Times New Roman"/>
+                <w:sz w:val="24"/>
+                <w:szCs w:val="24"/>
+                <w:lang w:val="en-US" w:eastAsia="ru-RU"/>
+              </w:rPr>
+              <w:t>General Purpose Keys. Choosing a key modulus greater than 512 may take</w:t>
+            </w:r>
+          </w:p>
+          <w:p>
+            <w:pPr>
+              <w:rPr>
+                <w:rFonts w:ascii="Times New Roman" w:eastAsia="Times New Roman" w:hAnsi="Times New Roman" w:cs="Times New Roman"/>
+                <w:sz w:val="24"/>
+                <w:szCs w:val="24"/>
+                <w:lang w:val="en-US" w:eastAsia="ru-RU"/>
+              </w:rPr>
+            </w:pPr>
+            <w:r>
+              <w:rPr>
+                <w:rFonts w:ascii="Times New Roman" w:eastAsia="Times New Roman" w:hAnsi="Times New Roman" w:cs="Times New Roman"/>
+                <w:sz w:val="24"/>
+                <w:szCs w:val="24"/>
+                <w:lang w:val="en-US" w:eastAsia="ru-RU"/>
+              </w:rPr>
+              <w:t>a few minutes.</w:t>
+            </w:r>
+          </w:p>
+          <w:p>
+            <w:pPr>
+              <w:rPr>
+                <w:rFonts w:ascii="Times New Roman" w:eastAsia="Times New Roman" w:hAnsi="Times New Roman" w:cs="Times New Roman"/>
+                <w:sz w:val="24"/>
+                <w:szCs w:val="24"/>
+                <w:lang w:val="en-US" w:eastAsia="ru-RU"/>
+              </w:rPr>
+            </w:pPr>
+          </w:p>
+          <w:p>
+            <w:pPr>
+              <w:rPr>
+                <w:rFonts w:ascii="Times New Roman" w:eastAsia="Times New Roman" w:hAnsi="Times New Roman" w:cs="Times New Roman"/>
+                <w:sz w:val="24"/>
+                <w:szCs w:val="24"/>
+                <w:lang w:val="en-US" w:eastAsia="ru-RU"/>
+              </w:rPr>
+            </w:pPr>
+            <w:r>
+              <w:rPr>
+                <w:rFonts w:ascii="Times New Roman" w:eastAsia="Times New Roman" w:hAnsi="Times New Roman" w:cs="Times New Roman"/>
+                <w:sz w:val="24"/>
+                <w:szCs w:val="24"/>
+                <w:lang w:val="en-US" w:eastAsia="ru-RU"/>
+              </w:rPr>
+              <w:t>How many bits in the modulus [512]: 1024</w:t>
+            </w:r>
+          </w:p>
+          <w:p>
+            <w:pPr>
+              <w:rPr>
+                <w:rFonts w:ascii="Times New Roman" w:eastAsia="Times New Roman" w:hAnsi="Times New Roman" w:cs="Times New Roman"/>
+                <w:sz w:val="24"/>
+                <w:szCs w:val="24"/>
+                <w:lang w:val="en-US" w:eastAsia="ru-RU"/>
+              </w:rPr>
+            </w:pPr>
+            <w:r>
+              <w:rPr>
+                <w:rFonts w:ascii="Times New Roman" w:eastAsia="Times New Roman" w:hAnsi="Times New Roman" w:cs="Times New Roman"/>
+                <w:sz w:val="24"/>
+                <w:szCs w:val="24"/>
+                <w:lang w:val="en-US" w:eastAsia="ru-RU"/>
+              </w:rPr>
+              <w:t>% Generating 1024 bit RSA keys, keys will be non-exportable...[OK]</w:t>
+            </w:r>
+          </w:p>
+          <w:p>
+            <w:pPr>
+              <w:rPr>
+                <w:rFonts w:ascii="Times New Roman" w:eastAsia="Times New Roman" w:hAnsi="Times New Roman" w:cs="Times New Roman"/>
+                <w:sz w:val="24"/>
+                <w:szCs w:val="24"/>
+                <w:lang w:val="en-US" w:eastAsia="ru-RU"/>
+              </w:rPr>
+            </w:pPr>
+          </w:p>
+          <w:p>
+            <w:pPr>
+              <w:rPr>
+                <w:rFonts w:ascii="Times New Roman" w:eastAsia="Times New Roman" w:hAnsi="Times New Roman" w:cs="Times New Roman"/>
+                <w:sz w:val="24"/>
+                <w:szCs w:val="24"/>
+                <w:lang w:val="en-US" w:eastAsia="ru-RU"/>
+              </w:rPr>
+            </w:pPr>
+            <w:r>
+              <w:rPr>
+                <w:rFonts w:ascii="Times New Roman" w:eastAsia="Times New Roman" w:hAnsi="Times New Roman" w:cs="Times New Roman"/>
+                <w:sz w:val="24"/>
+                <w:szCs w:val="24"/>
+                <w:lang w:val="en-US" w:eastAsia="ru-RU"/>
+              </w:rPr>
+              <w:t>Router0(config)#username admin privilege 15 secret SecurePass2025</w:t>
+            </w:r>
+          </w:p>
+          <w:p>
+            <w:pPr>
+              <w:rPr>
+                <w:rFonts w:ascii="Times New Roman" w:eastAsia="Times New Roman" w:hAnsi="Times New Roman" w:cs="Times New Roman"/>
+                <w:sz w:val="24"/>
+                <w:szCs w:val="24"/>
+                <w:lang w:val="en-US" w:eastAsia="ru-RU"/>
+              </w:rPr>
+            </w:pPr>
+            <w:r>
+              <w:rPr>
+                <w:rFonts w:ascii="Times New Roman" w:eastAsia="Times New Roman" w:hAnsi="Times New Roman" w:cs="Times New Roman"/>
+                <w:sz w:val="24"/>
+                <w:szCs w:val="24"/>
+                <w:lang w:val="en-US" w:eastAsia="ru-RU"/>
+              </w:rPr>
+              <w:t>*Mar 1 0:21:31.293: %SSH-5-ENABLED: SSH 1.99 has been enabled</w:t>
+            </w:r>
+          </w:p>
+          <w:p>
+            <w:pPr>
+              <w:rPr>
+                <w:rFonts w:ascii="Times New Roman" w:eastAsia="Times New Roman" w:hAnsi="Times New Roman" w:cs="Times New Roman"/>
+                <w:sz w:val="24"/>
+                <w:szCs w:val="24"/>
+                <w:lang w:val="en-US" w:eastAsia="ru-RU"/>
+              </w:rPr>
+            </w:pPr>
+            <w:r>
+              <w:rPr>
+                <w:rFonts w:ascii="Times New Roman" w:eastAsia="Times New Roman" w:hAnsi="Times New Roman" w:cs="Times New Roman"/>
+                <w:sz w:val="24"/>
+                <w:szCs w:val="24"/>
+                <w:lang w:val="en-US" w:eastAsia="ru-RU"/>
+              </w:rPr>
+              <w:t xml:space="preserve">Router0(config)#line </w:t>
+            </w:r>
+            <w:proofErr w:type="spellStart"/>
+            <w:r>
+              <w:rPr>
+                <w:rFonts w:ascii="Times New Roman" w:eastAsia="Times New Roman" w:hAnsi="Times New Roman" w:cs="Times New Roman"/>
+                <w:sz w:val="24"/>
+                <w:szCs w:val="24"/>
+                <w:lang w:val="en-US" w:eastAsia="ru-RU"/>
+              </w:rPr>
+              <w:t>vty</w:t>
+            </w:r>
+            <w:proofErr w:type="spellEnd"/>
+            <w:r>
+              <w:rPr>
+                <w:rFonts w:ascii="Times New Roman" w:eastAsia="Times New Roman" w:hAnsi="Times New Roman" w:cs="Times New Roman"/>
+                <w:sz w:val="24"/>
+                <w:szCs w:val="24"/>
+                <w:lang w:val="en-US" w:eastAsia="ru-RU"/>
+              </w:rPr>
+              <w:t xml:space="preserve"> 0 4</w:t>
+            </w:r>
+          </w:p>
+          <w:p>
+            <w:pPr>
+              <w:rPr>
+                <w:rFonts w:ascii="Times New Roman" w:eastAsia="Times New Roman" w:hAnsi="Times New Roman" w:cs="Times New Roman"/>
+                <w:sz w:val="24"/>
+                <w:szCs w:val="24"/>
+                <w:lang w:val="en-US" w:eastAsia="ru-RU"/>
+              </w:rPr>
+            </w:pPr>
+            <w:r>
+              <w:rPr>
+                <w:rFonts w:ascii="Times New Roman" w:eastAsia="Times New Roman" w:hAnsi="Times New Roman" w:cs="Times New Roman"/>
+                <w:sz w:val="24"/>
+                <w:szCs w:val="24"/>
+                <w:lang w:val="en-US" w:eastAsia="ru-RU"/>
+              </w:rPr>
+              <w:t>Router0(config-line)# login local</w:t>
+            </w:r>
+          </w:p>
+          <w:p>
+            <w:pPr>
+              <w:rPr>
+                <w:rFonts w:ascii="Times New Roman" w:eastAsia="Times New Roman" w:hAnsi="Times New Roman" w:cs="Times New Roman"/>
+                <w:sz w:val="24"/>
+                <w:szCs w:val="24"/>
+                <w:lang w:val="en-US" w:eastAsia="ru-RU"/>
+              </w:rPr>
+            </w:pPr>
+            <w:r>
+              <w:rPr>
+                <w:rFonts w:ascii="Times New Roman" w:eastAsia="Times New Roman" w:hAnsi="Times New Roman" w:cs="Times New Roman"/>
+                <w:sz w:val="24"/>
+                <w:szCs w:val="24"/>
+                <w:lang w:val="en-US" w:eastAsia="ru-RU"/>
+              </w:rPr>
+              <w:t>Router0(config-line)# transport input ssh</w:t>
+            </w:r>
+          </w:p>
+          <w:p>
+            <w:pPr>
+              <w:rPr>
+                <w:rFonts w:ascii="Times New Roman" w:eastAsia="Times New Roman" w:hAnsi="Times New Roman" w:cs="Times New Roman"/>
+                <w:sz w:val="24"/>
+                <w:szCs w:val="24"/>
+                <w:lang w:val="en-US" w:eastAsia="ru-RU"/>
+              </w:rPr>
+            </w:pPr>
+            <w:r>
+              <w:rPr>
+                <w:rFonts w:ascii="Times New Roman" w:eastAsia="Times New Roman" w:hAnsi="Times New Roman" w:cs="Times New Roman"/>
+                <w:sz w:val="24"/>
+                <w:szCs w:val="24"/>
+                <w:lang w:val="en-US" w:eastAsia="ru-RU"/>
+              </w:rPr>
+              <w:t>Router0(config-line)#exit</w:t>
+            </w:r>
+          </w:p>
+          <w:p>
+            <w:pPr>
+              <w:rPr>
+                <w:rFonts w:ascii="Times New Roman" w:eastAsia="Times New Roman" w:hAnsi="Times New Roman" w:cs="Times New Roman"/>
+                <w:sz w:val="24"/>
+                <w:szCs w:val="24"/>
+                <w:lang w:val="en-US" w:eastAsia="ru-RU"/>
+              </w:rPr>
+            </w:pPr>
+            <w:r>
+              <w:rPr>
+                <w:rFonts w:ascii="Times New Roman" w:eastAsia="Times New Roman" w:hAnsi="Times New Roman" w:cs="Times New Roman"/>
+                <w:sz w:val="24"/>
+                <w:szCs w:val="24"/>
+                <w:lang w:val="en-US" w:eastAsia="ru-RU"/>
+              </w:rPr>
+              <w:t>Router0(config)#enable secret Enable$2025</w:t>
+            </w:r>
+          </w:p>
+          <w:p>
+            <w:pPr>
+              <w:rPr>
+                <w:rFonts w:ascii="Times New Roman" w:eastAsia="Times New Roman" w:hAnsi="Times New Roman" w:cs="Times New Roman"/>
+                <w:sz w:val="24"/>
+                <w:szCs w:val="24"/>
+                <w:lang w:val="en-US" w:eastAsia="ru-RU"/>
+              </w:rPr>
+            </w:pPr>
+            <w:r>
+              <w:rPr>
+                <w:rFonts w:ascii="Times New Roman" w:eastAsia="Times New Roman" w:hAnsi="Times New Roman" w:cs="Times New Roman"/>
+                <w:sz w:val="24"/>
+                <w:szCs w:val="24"/>
+                <w:lang w:val="en-US" w:eastAsia="ru-RU"/>
+              </w:rPr>
+              <w:t>Router0(config)#service password-encryption</w:t>
+            </w:r>
+          </w:p>
+          <w:p>
+            <w:pPr>
+              <w:rPr>
+                <w:rFonts w:ascii="Times New Roman" w:eastAsia="Times New Roman" w:hAnsi="Times New Roman" w:cs="Times New Roman"/>
+                <w:sz w:val="24"/>
+                <w:szCs w:val="24"/>
+                <w:lang w:val="en-US" w:eastAsia="ru-RU"/>
+              </w:rPr>
+            </w:pPr>
+            <w:r>
+              <w:rPr>
+                <w:rFonts w:ascii="Times New Roman" w:eastAsia="Times New Roman" w:hAnsi="Times New Roman" w:cs="Times New Roman"/>
+                <w:sz w:val="24"/>
+                <w:szCs w:val="24"/>
+                <w:lang w:val="en-US" w:eastAsia="ru-RU"/>
+              </w:rPr>
+              <w:t xml:space="preserve">Router0(config)#banner </w:t>
+            </w:r>
+            <w:proofErr w:type="spellStart"/>
+            <w:r>
+              <w:rPr>
+                <w:rFonts w:ascii="Times New Roman" w:eastAsia="Times New Roman" w:hAnsi="Times New Roman" w:cs="Times New Roman"/>
+                <w:sz w:val="24"/>
+                <w:szCs w:val="24"/>
+                <w:lang w:val="en-US" w:eastAsia="ru-RU"/>
+              </w:rPr>
+              <w:t>motd</w:t>
+            </w:r>
+            <w:proofErr w:type="spellEnd"/>
+            <w:r>
+              <w:rPr>
+                <w:rFonts w:ascii="Times New Roman" w:eastAsia="Times New Roman" w:hAnsi="Times New Roman" w:cs="Times New Roman"/>
+                <w:sz w:val="24"/>
+                <w:szCs w:val="24"/>
+                <w:lang w:val="en-US" w:eastAsia="ru-RU"/>
+              </w:rPr>
+              <w:t xml:space="preserve"> # Authorized access only! #</w:t>
+            </w:r>
+          </w:p>
+          <w:p>
+            <w:pPr>
+              <w:rPr>
+                <w:rFonts w:ascii="Times New Roman" w:eastAsia="Times New Roman" w:hAnsi="Times New Roman" w:cs="Times New Roman"/>
+                <w:sz w:val="24"/>
+                <w:szCs w:val="24"/>
+                <w:lang w:val="en-US" w:eastAsia="ru-RU"/>
+              </w:rPr>
+            </w:pPr>
+            <w:r>
+              <w:rPr>
+                <w:rFonts w:ascii="Times New Roman" w:eastAsia="Times New Roman" w:hAnsi="Times New Roman" w:cs="Times New Roman"/>
+                <w:sz w:val="24"/>
+                <w:szCs w:val="24"/>
+                <w:lang w:val="en-US" w:eastAsia="ru-RU"/>
+              </w:rPr>
+              <w:lastRenderedPageBreak/>
+              <w:t xml:space="preserve">Router0(config)#no </w:t>
+            </w:r>
+            <w:proofErr w:type="spellStart"/>
+            <w:r>
+              <w:rPr>
+                <w:rFonts w:ascii="Times New Roman" w:eastAsia="Times New Roman" w:hAnsi="Times New Roman" w:cs="Times New Roman"/>
+                <w:sz w:val="24"/>
+                <w:szCs w:val="24"/>
+                <w:lang w:val="en-US" w:eastAsia="ru-RU"/>
+              </w:rPr>
+              <w:t>ip</w:t>
+            </w:r>
+            <w:proofErr w:type="spellEnd"/>
+            <w:r>
+              <w:rPr>
+                <w:rFonts w:ascii="Times New Roman" w:eastAsia="Times New Roman" w:hAnsi="Times New Roman" w:cs="Times New Roman"/>
+                <w:sz w:val="24"/>
+                <w:szCs w:val="24"/>
+                <w:lang w:val="en-US" w:eastAsia="ru-RU"/>
+              </w:rPr>
+              <w:t xml:space="preserve"> domain-lookup</w:t>
+            </w:r>
+          </w:p>
+          <w:p>
+            <w:pPr>
+              <w:pStyle w:val="aff8"/>
+              <w:ind w:firstLine="0"/>
+              <w:rPr>
+                <w:lang w:val="en-US"/>
+              </w:rPr>
+            </w:pPr>
+            <w:r>
+              <w:rPr>
+                <w:bCs w:val="0"/>
+                <w:sz w:val="24"/>
+                <w:szCs w:val="24"/>
+                <w:lang w:val="en-US" w:eastAsia="ru-RU"/>
+              </w:rPr>
+              <w:t>Router0(config)#ip ssh version 2</w:t>
+            </w:r>
+          </w:p>
+        </w:tc>
+      </w:tr>
+    </w:tbl>
     <w:p>
       <w:pPr>
         <w:pStyle w:val="aff8"/>
@@ -2118,15 +2534,40 @@
         </w:rPr>
       </w:pPr>
       <w:r>
+        <w:lastRenderedPageBreak/>
+        <w:t xml:space="preserve">Листинг 1. Настройка </w:t>
+      </w:r>
+      <w:r>
         <w:rPr>
-          <w:noProof/>
+          <w:lang w:val="en-US"/>
         </w:rPr>
-        <w:lastRenderedPageBreak/>
+        <w:t xml:space="preserve">SSH </w:t>
+      </w:r>
+      <w:r>
+        <w:t xml:space="preserve">для </w:t>
+      </w:r>
+      <w:r>
+        <w:rPr>
+          <w:lang w:val="en-US"/>
+        </w:rPr>
+        <w:t>Router0</w:t>
+      </w:r>
+    </w:p>
+    <w:p>
+      <w:pPr>
+        <w:pStyle w:val="aff8"/>
+        <w:ind w:firstLine="0"/>
+        <w:jc w:val="center"/>
+        <w:rPr>
+          <w:lang w:val="en-US"/>
+        </w:rPr>
+      </w:pPr>
+      <w:r>
         <w:drawing>
-          <wp:inline distT="0" distB="0" distL="0" distR="0" wp14:anchorId="37F8F1C6" wp14:editId="3EEAC498">
-            <wp:extent cx="4647619" cy="1761905"/>
-            <wp:effectExtent l="0" t="0" r="635" b="0"/>
-            <wp:docPr id="1465700369" name="Рисунок 1" descr="Изображение выглядит как текст, чек, снимок экрана, Шрифт&#10;&#10;Содержимое, созданное искусственным интеллектом, может быть неверным."/>
+          <wp:inline distT="0" distB="0" distL="0" distR="0" wp14:anchorId="0059DF2B" wp14:editId="4BEF3F26">
+            <wp:extent cx="2648320" cy="1086002"/>
+            <wp:effectExtent l="0" t="0" r="0" b="0"/>
+            <wp:docPr id="1201469731" name="Рисунок 1" descr="Изображение выглядит как текст, снимок экрана, Шрифт&#10;&#10;Содержимое, созданное искусственным интеллектом, может быть неверным."/>
             <wp:cNvGraphicFramePr>
               <a:graphicFrameLocks xmlns:a="http://schemas.openxmlformats.org/drawingml/2006/main" noChangeAspect="1"/>
             </wp:cNvGraphicFramePr>
@@ -2134,7 +2575,7 @@
               <a:graphicData uri="http://schemas.openxmlformats.org/drawingml/2006/picture">
                 <pic:pic xmlns:pic="http://schemas.openxmlformats.org/drawingml/2006/picture">
                   <pic:nvPicPr>
-                    <pic:cNvPr id="1465700369" name="Рисунок 1" descr="Изображение выглядит как текст, чек, снимок экрана, Шрифт&#10;&#10;Содержимое, созданное искусственным интеллектом, может быть неверным."/>
+                    <pic:cNvPr id="1201469731" name="Рисунок 1" descr="Изображение выглядит как текст, снимок экрана, Шрифт&#10;&#10;Содержимое, созданное искусственным интеллектом, может быть неверным."/>
                     <pic:cNvPicPr/>
                   </pic:nvPicPr>
                   <pic:blipFill>
@@ -2146,7 +2587,7 @@
                   <pic:spPr>
                     <a:xfrm>
                       <a:off x="0" y="0"/>
-                      <a:ext cx="4647619" cy="1761905"/>
+                      <a:ext cx="2648320" cy="1086002"/>
                     </a:xfrm>
                     <a:prstGeom prst="rect">
                       <a:avLst/>
@@ -2164,539 +2605,6 @@
         <w:pStyle w:val="aff8"/>
         <w:ind w:firstLine="0"/>
         <w:jc w:val="center"/>
-        <w:rPr>
-          <w:lang w:val="en-US"/>
-        </w:rPr>
-      </w:pPr>
-      <w:r>
-        <w:t xml:space="preserve">Рисунок </w:t>
-      </w:r>
-      <w:r>
-        <w:rPr>
-          <w:lang w:val="en-US"/>
-        </w:rPr>
-        <w:t>1.</w:t>
-      </w:r>
-      <w:r>
-        <w:t>2</w:t>
-      </w:r>
-      <w:r>
-        <w:t>.</w:t>
-      </w:r>
-      <w:r>
-        <w:t xml:space="preserve"> Настройка интерфейсов на </w:t>
-      </w:r>
-      <w:r>
-        <w:rPr>
-          <w:lang w:val="en-US"/>
-        </w:rPr>
-        <w:t>Router1</w:t>
-      </w:r>
-    </w:p>
-    <w:p>
-      <w:pPr>
-        <w:pStyle w:val="aff8"/>
-        <w:ind w:firstLine="0"/>
-        <w:jc w:val="center"/>
-        <w:rPr>
-          <w:lang w:val="en-US"/>
-        </w:rPr>
-      </w:pPr>
-      <w:r>
-        <w:rPr>
-          <w:noProof/>
-        </w:rPr>
-        <w:drawing>
-          <wp:inline distT="0" distB="0" distL="0" distR="0" wp14:anchorId="4A6670CD" wp14:editId="1CFEAF6A">
-            <wp:extent cx="4638095" cy="2609524"/>
-            <wp:effectExtent l="0" t="0" r="0" b="635"/>
-            <wp:docPr id="205736333" name="Рисунок 1" descr="Изображение выглядит как текст, снимок экрана, Шрифт, документ&#10;&#10;Содержимое, созданное искусственным интеллектом, может быть неверным."/>
-            <wp:cNvGraphicFramePr>
-              <a:graphicFrameLocks xmlns:a="http://schemas.openxmlformats.org/drawingml/2006/main" noChangeAspect="1"/>
-            </wp:cNvGraphicFramePr>
-            <a:graphic xmlns:a="http://schemas.openxmlformats.org/drawingml/2006/main">
-              <a:graphicData uri="http://schemas.openxmlformats.org/drawingml/2006/picture">
-                <pic:pic xmlns:pic="http://schemas.openxmlformats.org/drawingml/2006/picture">
-                  <pic:nvPicPr>
-                    <pic:cNvPr id="205736333" name="Рисунок 1" descr="Изображение выглядит как текст, снимок экрана, Шрифт, документ&#10;&#10;Содержимое, созданное искусственным интеллектом, может быть неверным."/>
-                    <pic:cNvPicPr/>
-                  </pic:nvPicPr>
-                  <pic:blipFill>
-                    <a:blip r:embed="rId12"/>
-                    <a:stretch>
-                      <a:fillRect/>
-                    </a:stretch>
-                  </pic:blipFill>
-                  <pic:spPr>
-                    <a:xfrm>
-                      <a:off x="0" y="0"/>
-                      <a:ext cx="4638095" cy="2609524"/>
-                    </a:xfrm>
-                    <a:prstGeom prst="rect">
-                      <a:avLst/>
-                    </a:prstGeom>
-                  </pic:spPr>
-                </pic:pic>
-              </a:graphicData>
-            </a:graphic>
-          </wp:inline>
-        </w:drawing>
-      </w:r>
-    </w:p>
-    <w:p>
-      <w:pPr>
-        <w:pStyle w:val="aff8"/>
-        <w:ind w:firstLine="0"/>
-        <w:jc w:val="center"/>
-      </w:pPr>
-      <w:r>
-        <w:t xml:space="preserve">Рисунок </w:t>
-      </w:r>
-      <w:r>
-        <w:rPr>
-          <w:lang w:val="en-US"/>
-        </w:rPr>
-        <w:t>1.</w:t>
-      </w:r>
-      <w:r>
-        <w:t>3</w:t>
-      </w:r>
-      <w:r>
-        <w:t>.</w:t>
-      </w:r>
-      <w:r>
-        <w:t xml:space="preserve"> Настройка интерфейсов на </w:t>
-      </w:r>
-      <w:r>
-        <w:rPr>
-          <w:lang w:val="en-US"/>
-        </w:rPr>
-        <w:t>Router</w:t>
-      </w:r>
-      <w:r>
-        <w:t>2</w:t>
-      </w:r>
-    </w:p>
-    <w:p>
-      <w:pPr>
-        <w:pStyle w:val="aff8"/>
-      </w:pPr>
-      <w:r>
-        <w:t xml:space="preserve">Далее были настроены адреса и шлюзы у </w:t>
-      </w:r>
-      <w:r>
-        <w:rPr>
-          <w:lang w:val="en-US"/>
-        </w:rPr>
-        <w:t>PC</w:t>
-      </w:r>
-      <w:r>
-        <w:t xml:space="preserve">0, </w:t>
-      </w:r>
-      <w:r>
-        <w:rPr>
-          <w:lang w:val="en-US"/>
-        </w:rPr>
-        <w:t>PC</w:t>
-      </w:r>
-      <w:r>
-        <w:t xml:space="preserve">1, </w:t>
-      </w:r>
-      <w:r>
-        <w:rPr>
-          <w:lang w:val="en-US"/>
-        </w:rPr>
-        <w:t>PC</w:t>
-      </w:r>
-      <w:r>
-        <w:t>2.</w:t>
-      </w:r>
-    </w:p>
-    <w:p>
-      <w:pPr>
-        <w:pStyle w:val="aff8"/>
-      </w:pPr>
-      <w:r>
-        <w:t>На Router1 и Router2 был включён протокол RIP версии 2, указаны необходимые сети и отключено авто-суммирование (рис. 1.4–1.5).</w:t>
-      </w:r>
-    </w:p>
-    <w:p>
-      <w:pPr>
-        <w:pStyle w:val="aff8"/>
-        <w:ind w:firstLine="0"/>
-        <w:jc w:val="center"/>
-        <w:rPr>
-          <w:lang w:val="en-US"/>
-        </w:rPr>
-      </w:pPr>
-      <w:r>
-        <w:rPr>
-          <w:noProof/>
-        </w:rPr>
-        <w:drawing>
-          <wp:inline distT="0" distB="0" distL="0" distR="0" wp14:anchorId="7DE90C82" wp14:editId="7A33034E">
-            <wp:extent cx="3247619" cy="961905"/>
-            <wp:effectExtent l="0" t="0" r="0" b="0"/>
-            <wp:docPr id="1991720902" name="Рисунок 1" descr="Изображение выглядит как текст, Шрифт, снимок экрана, линия&#10;&#10;Содержимое, созданное искусственным интеллектом, может быть неверным."/>
-            <wp:cNvGraphicFramePr>
-              <a:graphicFrameLocks xmlns:a="http://schemas.openxmlformats.org/drawingml/2006/main" noChangeAspect="1"/>
-            </wp:cNvGraphicFramePr>
-            <a:graphic xmlns:a="http://schemas.openxmlformats.org/drawingml/2006/main">
-              <a:graphicData uri="http://schemas.openxmlformats.org/drawingml/2006/picture">
-                <pic:pic xmlns:pic="http://schemas.openxmlformats.org/drawingml/2006/picture">
-                  <pic:nvPicPr>
-                    <pic:cNvPr id="1991720902" name="Рисунок 1" descr="Изображение выглядит как текст, Шрифт, снимок экрана, линия&#10;&#10;Содержимое, созданное искусственным интеллектом, может быть неверным."/>
-                    <pic:cNvPicPr/>
-                  </pic:nvPicPr>
-                  <pic:blipFill>
-                    <a:blip r:embed="rId13"/>
-                    <a:stretch>
-                      <a:fillRect/>
-                    </a:stretch>
-                  </pic:blipFill>
-                  <pic:spPr>
-                    <a:xfrm>
-                      <a:off x="0" y="0"/>
-                      <a:ext cx="3247619" cy="961905"/>
-                    </a:xfrm>
-                    <a:prstGeom prst="rect">
-                      <a:avLst/>
-                    </a:prstGeom>
-                  </pic:spPr>
-                </pic:pic>
-              </a:graphicData>
-            </a:graphic>
-          </wp:inline>
-        </w:drawing>
-      </w:r>
-    </w:p>
-    <w:p>
-      <w:pPr>
-        <w:pStyle w:val="aff8"/>
-        <w:ind w:firstLine="0"/>
-        <w:jc w:val="center"/>
-      </w:pPr>
-      <w:r>
-        <w:t xml:space="preserve">Рисунок </w:t>
-      </w:r>
-      <w:r>
-        <w:t>1.4</w:t>
-      </w:r>
-      <w:r>
-        <w:t>.</w:t>
-      </w:r>
-      <w:r>
-        <w:t xml:space="preserve"> Настройка </w:t>
-      </w:r>
-      <w:r>
-        <w:rPr>
-          <w:lang w:val="en-US"/>
-        </w:rPr>
-        <w:t>RIP</w:t>
-      </w:r>
-      <w:r>
-        <w:t xml:space="preserve"> </w:t>
-      </w:r>
-      <w:r>
-        <w:t xml:space="preserve">на </w:t>
-      </w:r>
-      <w:r>
-        <w:rPr>
-          <w:lang w:val="en-US"/>
-        </w:rPr>
-        <w:t>Router</w:t>
-      </w:r>
-      <w:r>
-        <w:t>1</w:t>
-      </w:r>
-    </w:p>
-    <w:p>
-      <w:pPr>
-        <w:pStyle w:val="aff8"/>
-        <w:ind w:firstLine="0"/>
-        <w:jc w:val="center"/>
-        <w:rPr>
-          <w:lang w:val="en-US"/>
-        </w:rPr>
-      </w:pPr>
-      <w:r>
-        <w:rPr>
-          <w:noProof/>
-        </w:rPr>
-        <w:drawing>
-          <wp:inline distT="0" distB="0" distL="0" distR="0" wp14:anchorId="363FA1DD" wp14:editId="79363C83">
-            <wp:extent cx="3304762" cy="1066667"/>
-            <wp:effectExtent l="0" t="0" r="0" b="635"/>
-            <wp:docPr id="1854664352" name="Рисунок 1" descr="Изображение выглядит как текст, Шрифт, снимок экрана, алгебра&#10;&#10;Содержимое, созданное искусственным интеллектом, может быть неверным."/>
-            <wp:cNvGraphicFramePr>
-              <a:graphicFrameLocks xmlns:a="http://schemas.openxmlformats.org/drawingml/2006/main" noChangeAspect="1"/>
-            </wp:cNvGraphicFramePr>
-            <a:graphic xmlns:a="http://schemas.openxmlformats.org/drawingml/2006/main">
-              <a:graphicData uri="http://schemas.openxmlformats.org/drawingml/2006/picture">
-                <pic:pic xmlns:pic="http://schemas.openxmlformats.org/drawingml/2006/picture">
-                  <pic:nvPicPr>
-                    <pic:cNvPr id="1854664352" name="Рисунок 1" descr="Изображение выглядит как текст, Шрифт, снимок экрана, алгебра&#10;&#10;Содержимое, созданное искусственным интеллектом, может быть неверным."/>
-                    <pic:cNvPicPr/>
-                  </pic:nvPicPr>
-                  <pic:blipFill>
-                    <a:blip r:embed="rId14"/>
-                    <a:stretch>
-                      <a:fillRect/>
-                    </a:stretch>
-                  </pic:blipFill>
-                  <pic:spPr>
-                    <a:xfrm>
-                      <a:off x="0" y="0"/>
-                      <a:ext cx="3304762" cy="1066667"/>
-                    </a:xfrm>
-                    <a:prstGeom prst="rect">
-                      <a:avLst/>
-                    </a:prstGeom>
-                  </pic:spPr>
-                </pic:pic>
-              </a:graphicData>
-            </a:graphic>
-          </wp:inline>
-        </w:drawing>
-      </w:r>
-    </w:p>
-    <w:p>
-      <w:pPr>
-        <w:pStyle w:val="aff8"/>
-        <w:ind w:firstLine="0"/>
-        <w:jc w:val="center"/>
-      </w:pPr>
-      <w:r>
-        <w:t xml:space="preserve">Рисунок </w:t>
-      </w:r>
-      <w:r>
-        <w:t>1.5</w:t>
-      </w:r>
-      <w:r>
-        <w:t>.</w:t>
-      </w:r>
-      <w:r>
-        <w:t xml:space="preserve"> Настройка </w:t>
-      </w:r>
-      <w:r>
-        <w:rPr>
-          <w:lang w:val="en-US"/>
-        </w:rPr>
-        <w:t>RIP</w:t>
-      </w:r>
-      <w:r>
-        <w:t xml:space="preserve"> </w:t>
-      </w:r>
-      <w:r>
-        <w:t xml:space="preserve">на </w:t>
-      </w:r>
-      <w:r>
-        <w:rPr>
-          <w:lang w:val="en-US"/>
-        </w:rPr>
-        <w:t>Router</w:t>
-      </w:r>
-      <w:r>
-        <w:t>2</w:t>
-      </w:r>
-    </w:p>
-    <w:p>
-      <w:pPr>
-        <w:pStyle w:val="aff8"/>
-      </w:pPr>
-      <w:r>
-        <w:lastRenderedPageBreak/>
-        <w:t>Проверка связности из PC0 показала успешный обмен ICMP-пакетами с PC1 и PC2 (рис. 1.6).</w:t>
-      </w:r>
-    </w:p>
-    <w:p>
-      <w:pPr>
-        <w:pStyle w:val="aff8"/>
-        <w:ind w:firstLine="0"/>
-        <w:jc w:val="center"/>
-        <w:rPr>
-          <w:lang w:val="en-US"/>
-        </w:rPr>
-      </w:pPr>
-      <w:r>
-        <w:rPr>
-          <w:noProof/>
-        </w:rPr>
-        <w:drawing>
-          <wp:inline distT="0" distB="0" distL="0" distR="0" wp14:anchorId="18E7BB05" wp14:editId="2C57EF09">
-            <wp:extent cx="3629184" cy="4511040"/>
-            <wp:effectExtent l="0" t="0" r="9525" b="3810"/>
-            <wp:docPr id="1657835674" name="Рисунок 1" descr="Изображение выглядит как текст, снимок экрана, Шрифт&#10;&#10;Содержимое, созданное искусственным интеллектом, может быть неверным."/>
-            <wp:cNvGraphicFramePr>
-              <a:graphicFrameLocks xmlns:a="http://schemas.openxmlformats.org/drawingml/2006/main" noChangeAspect="1"/>
-            </wp:cNvGraphicFramePr>
-            <a:graphic xmlns:a="http://schemas.openxmlformats.org/drawingml/2006/main">
-              <a:graphicData uri="http://schemas.openxmlformats.org/drawingml/2006/picture">
-                <pic:pic xmlns:pic="http://schemas.openxmlformats.org/drawingml/2006/picture">
-                  <pic:nvPicPr>
-                    <pic:cNvPr id="1657835674" name="Рисунок 1" descr="Изображение выглядит как текст, снимок экрана, Шрифт&#10;&#10;Содержимое, созданное искусственным интеллектом, может быть неверным."/>
-                    <pic:cNvPicPr/>
-                  </pic:nvPicPr>
-                  <pic:blipFill>
-                    <a:blip r:embed="rId15"/>
-                    <a:stretch>
-                      <a:fillRect/>
-                    </a:stretch>
-                  </pic:blipFill>
-                  <pic:spPr>
-                    <a:xfrm>
-                      <a:off x="0" y="0"/>
-                      <a:ext cx="3634494" cy="4517641"/>
-                    </a:xfrm>
-                    <a:prstGeom prst="rect">
-                      <a:avLst/>
-                    </a:prstGeom>
-                  </pic:spPr>
-                </pic:pic>
-              </a:graphicData>
-            </a:graphic>
-          </wp:inline>
-        </w:drawing>
-      </w:r>
-    </w:p>
-    <w:p>
-      <w:pPr>
-        <w:pStyle w:val="aff8"/>
-        <w:ind w:firstLine="0"/>
-        <w:jc w:val="center"/>
-      </w:pPr>
-      <w:r>
-        <w:t xml:space="preserve">Рисунок </w:t>
-      </w:r>
-      <w:r>
-        <w:t>1.</w:t>
-      </w:r>
-      <w:r>
-        <w:t>6</w:t>
-      </w:r>
-      <w:r>
-        <w:t>.</w:t>
-      </w:r>
-      <w:r>
-        <w:t xml:space="preserve"> Проверка </w:t>
-      </w:r>
-      <w:r>
-        <w:t>соединения</w:t>
-      </w:r>
-      <w:r>
-        <w:t xml:space="preserve"> </w:t>
-      </w:r>
-      <w:r>
-        <w:rPr>
-          <w:lang w:val="en-US"/>
-        </w:rPr>
-        <w:t>PC</w:t>
-      </w:r>
-      <w:r>
-        <w:t>0</w:t>
-      </w:r>
-      <w:r>
-        <w:t xml:space="preserve"> к</w:t>
-      </w:r>
-      <w:r>
-        <w:t xml:space="preserve"> шлюзу и </w:t>
-      </w:r>
-      <w:r>
-        <w:rPr>
-          <w:lang w:val="en-US"/>
-        </w:rPr>
-        <w:t>PC</w:t>
-      </w:r>
-      <w:r>
-        <w:t xml:space="preserve">1, </w:t>
-      </w:r>
-      <w:r>
-        <w:rPr>
-          <w:lang w:val="en-US"/>
-        </w:rPr>
-        <w:t>PC</w:t>
-      </w:r>
-      <w:r>
-        <w:t>2</w:t>
-      </w:r>
-    </w:p>
-    <w:p>
-      <w:pPr>
-        <w:pStyle w:val="affa"/>
-      </w:pPr>
-      <w:r>
-        <w:t xml:space="preserve">Задание 2. </w:t>
-      </w:r>
-      <w:r>
-        <w:rPr>
-          <w:lang w:val="en-US"/>
-        </w:rPr>
-        <w:t>Static</w:t>
-      </w:r>
-    </w:p>
-    <w:p>
-      <w:pPr>
-        <w:pStyle w:val="aff8"/>
-      </w:pPr>
-      <w:r>
-        <w:t>На втором этапе был построен статический домен, включающий Router3, PC3 и PC4. Топология приведена на рисунке 2.1.</w:t>
-      </w:r>
-    </w:p>
-    <w:p>
-      <w:pPr>
-        <w:pStyle w:val="aff8"/>
-        <w:ind w:firstLine="0"/>
-        <w:jc w:val="center"/>
-        <w:rPr>
-          <w:lang w:val="en-US"/>
-        </w:rPr>
-      </w:pPr>
-      <w:r>
-        <w:rPr>
-          <w:noProof/>
-        </w:rPr>
-        <w:drawing>
-          <wp:inline distT="0" distB="0" distL="0" distR="0" wp14:anchorId="5A9947AE" wp14:editId="7D8E0664">
-            <wp:extent cx="3238500" cy="2338917"/>
-            <wp:effectExtent l="0" t="0" r="0" b="4445"/>
-            <wp:docPr id="646022671" name="Рисунок 1" descr="Изображение выглядит как снимок экрана, линия&#10;&#10;Содержимое, созданное искусственным интеллектом, может быть неверным."/>
-            <wp:cNvGraphicFramePr>
-              <a:graphicFrameLocks xmlns:a="http://schemas.openxmlformats.org/drawingml/2006/main" noChangeAspect="1"/>
-            </wp:cNvGraphicFramePr>
-            <a:graphic xmlns:a="http://schemas.openxmlformats.org/drawingml/2006/main">
-              <a:graphicData uri="http://schemas.openxmlformats.org/drawingml/2006/picture">
-                <pic:pic xmlns:pic="http://schemas.openxmlformats.org/drawingml/2006/picture">
-                  <pic:nvPicPr>
-                    <pic:cNvPr id="646022671" name="Рисунок 1" descr="Изображение выглядит как снимок экрана, линия&#10;&#10;Содержимое, созданное искусственным интеллектом, может быть неверным."/>
-                    <pic:cNvPicPr/>
-                  </pic:nvPicPr>
-                  <pic:blipFill>
-                    <a:blip r:embed="rId16"/>
-                    <a:stretch>
-                      <a:fillRect/>
-                    </a:stretch>
-                  </pic:blipFill>
-                  <pic:spPr>
-                    <a:xfrm>
-                      <a:off x="0" y="0"/>
-                      <a:ext cx="3244877" cy="2343522"/>
-                    </a:xfrm>
-                    <a:prstGeom prst="rect">
-                      <a:avLst/>
-                    </a:prstGeom>
-                  </pic:spPr>
-                </pic:pic>
-              </a:graphicData>
-            </a:graphic>
-          </wp:inline>
-        </w:drawing>
-      </w:r>
-    </w:p>
-    <w:p>
-      <w:pPr>
-        <w:pStyle w:val="aff8"/>
-        <w:ind w:firstLine="0"/>
-        <w:jc w:val="center"/>
       </w:pPr>
       <w:r>
         <w:t xml:space="preserve">Рисунок </w:t>
@@ -2708,125 +2616,10 @@
         <w:t>.</w:t>
       </w:r>
       <w:r>
-        <w:t>1</w:t>
+        <w:t xml:space="preserve"> </w:t>
       </w:r>
       <w:r>
-        <w:t>.</w:t>
-      </w:r>
-      <w:r>
-        <w:t xml:space="preserve"> Схема подключения устройств</w:t>
-      </w:r>
-    </w:p>
-    <w:p>
-      <w:pPr>
-        <w:pStyle w:val="aff8"/>
-      </w:pPr>
-      <w:r>
-        <w:lastRenderedPageBreak/>
-        <w:t>Интерфейсы Router3 настроены согласно методическим указаниям (рис. 2.2).</w:t>
-      </w:r>
-    </w:p>
-    <w:p>
-      <w:pPr>
-        <w:pStyle w:val="aff8"/>
-        <w:ind w:firstLine="0"/>
-        <w:jc w:val="center"/>
-      </w:pPr>
-      <w:r>
-        <w:rPr>
-          <w:noProof/>
-        </w:rPr>
-        <w:drawing>
-          <wp:inline distT="0" distB="0" distL="0" distR="0" wp14:anchorId="09FB2EBA" wp14:editId="45DC0238">
-            <wp:extent cx="4076190" cy="1409524"/>
-            <wp:effectExtent l="0" t="0" r="635" b="635"/>
-            <wp:docPr id="1935726108" name="Рисунок 1" descr="Изображение выглядит как текст, чек, Шрифт, снимок экрана&#10;&#10;Содержимое, созданное искусственным интеллектом, может быть неверным."/>
-            <wp:cNvGraphicFramePr>
-              <a:graphicFrameLocks xmlns:a="http://schemas.openxmlformats.org/drawingml/2006/main" noChangeAspect="1"/>
-            </wp:cNvGraphicFramePr>
-            <a:graphic xmlns:a="http://schemas.openxmlformats.org/drawingml/2006/main">
-              <a:graphicData uri="http://schemas.openxmlformats.org/drawingml/2006/picture">
-                <pic:pic xmlns:pic="http://schemas.openxmlformats.org/drawingml/2006/picture">
-                  <pic:nvPicPr>
-                    <pic:cNvPr id="1935726108" name="Рисунок 1" descr="Изображение выглядит как текст, чек, Шрифт, снимок экрана&#10;&#10;Содержимое, созданное искусственным интеллектом, может быть неверным."/>
-                    <pic:cNvPicPr/>
-                  </pic:nvPicPr>
-                  <pic:blipFill>
-                    <a:blip r:embed="rId17"/>
-                    <a:stretch>
-                      <a:fillRect/>
-                    </a:stretch>
-                  </pic:blipFill>
-                  <pic:spPr>
-                    <a:xfrm>
-                      <a:off x="0" y="0"/>
-                      <a:ext cx="4076190" cy="1409524"/>
-                    </a:xfrm>
-                    <a:prstGeom prst="rect">
-                      <a:avLst/>
-                    </a:prstGeom>
-                  </pic:spPr>
-                </pic:pic>
-              </a:graphicData>
-            </a:graphic>
-          </wp:inline>
-        </w:drawing>
-      </w:r>
-    </w:p>
-    <w:p>
-      <w:pPr>
-        <w:pStyle w:val="aff8"/>
-        <w:ind w:firstLine="0"/>
-        <w:jc w:val="center"/>
-      </w:pPr>
-      <w:r>
-        <w:t xml:space="preserve">Рисунок </w:t>
-      </w:r>
-      <w:r>
-        <w:t>2</w:t>
-      </w:r>
-      <w:r>
-        <w:t>.</w:t>
-      </w:r>
-      <w:r>
-        <w:t>2</w:t>
-      </w:r>
-      <w:r>
-        <w:t>.</w:t>
-      </w:r>
-      <w:r>
-        <w:t xml:space="preserve"> Настройка интерфейсов </w:t>
-      </w:r>
-      <w:r>
-        <w:rPr>
-          <w:lang w:val="en-US"/>
-        </w:rPr>
-        <w:t>Router</w:t>
-      </w:r>
-      <w:r>
-        <w:t>3</w:t>
-      </w:r>
-    </w:p>
-    <w:p>
-      <w:pPr>
-        <w:pStyle w:val="aff8"/>
-      </w:pPr>
-      <w:r>
-        <w:t xml:space="preserve">Далее были настроены </w:t>
-      </w:r>
-      <w:proofErr w:type="spellStart"/>
-      <w:r>
-        <w:rPr>
-          <w:lang w:val="en-US"/>
-        </w:rPr>
-        <w:t>ip</w:t>
-      </w:r>
-      <w:proofErr w:type="spellEnd"/>
-      <w:r>
-        <w:t>-</w:t>
-      </w:r>
-      <w:r>
-        <w:t xml:space="preserve">адреса и шлюзы у </w:t>
+        <w:t xml:space="preserve">Проверка на </w:t>
       </w:r>
       <w:r>
         <w:rPr>
@@ -2835,102 +2628,19 @@
         <w:t>PC</w:t>
       </w:r>
       <w:r>
-        <w:t xml:space="preserve">3 </w:t>
-      </w:r>
-      <w:r>
-        <w:t xml:space="preserve">и </w:t>
+        <w:t xml:space="preserve">0 </w:t>
       </w:r>
       <w:r>
         <w:rPr>
           <w:lang w:val="en-US"/>
         </w:rPr>
-        <w:t>PC</w:t>
-      </w:r>
-      <w:r>
-        <w:t xml:space="preserve">4. </w:t>
-      </w:r>
-      <w:r>
-        <w:t xml:space="preserve">Далее было проверено соединение этих двух устройств через </w:t>
-      </w:r>
-      <w:r>
-        <w:rPr>
-          <w:lang w:val="en-US"/>
-        </w:rPr>
-        <w:t>ping</w:t>
-      </w:r>
-      <w:r>
-        <w:t>.</w:t>
-      </w:r>
-    </w:p>
-    <w:p>
-      <w:pPr>
-        <w:pStyle w:val="aff8"/>
-      </w:pPr>
-      <w:r>
-        <w:t xml:space="preserve">Для объединения RIP- и </w:t>
-      </w:r>
-      <w:proofErr w:type="spellStart"/>
-      <w:r>
-        <w:t>Static</w:t>
-      </w:r>
-      <w:proofErr w:type="spellEnd"/>
-      <w:r>
-        <w:t>-доменов был добавлен Router0 и выполнено</w:t>
+        <w:t>SSH</w:t>
       </w:r>
       <w:r>
         <w:t xml:space="preserve"> </w:t>
       </w:r>
       <w:r>
-        <w:t>подключение к Router1 и Router3 (рис. 2.3–2.</w:t>
-      </w:r>
-      <w:r>
-        <w:t>6).</w:t>
-      </w:r>
-      <w:r>
-        <w:rPr>
-          <w:noProof/>
-        </w:rPr>
-        <w:drawing>
-          <wp:inline distT="0" distB="0" distL="0" distR="0" wp14:anchorId="53FA1594" wp14:editId="3C1AAE13">
-            <wp:extent cx="5590476" cy="2742857"/>
-            <wp:effectExtent l="0" t="0" r="0" b="635"/>
-            <wp:docPr id="200994973" name="Рисунок 1" descr="Изображение выглядит как текст, снимок экрана, Шрифт, документ&#10;&#10;Содержимое, созданное искусственным интеллектом, может быть неверным."/>
-            <wp:cNvGraphicFramePr>
-              <a:graphicFrameLocks xmlns:a="http://schemas.openxmlformats.org/drawingml/2006/main" noChangeAspect="1"/>
-            </wp:cNvGraphicFramePr>
-            <a:graphic xmlns:a="http://schemas.openxmlformats.org/drawingml/2006/main">
-              <a:graphicData uri="http://schemas.openxmlformats.org/drawingml/2006/picture">
-                <pic:pic xmlns:pic="http://schemas.openxmlformats.org/drawingml/2006/picture">
-                  <pic:nvPicPr>
-                    <pic:cNvPr id="200994973" name="Рисунок 1" descr="Изображение выглядит как текст, снимок экрана, Шрифт, документ&#10;&#10;Содержимое, созданное искусственным интеллектом, может быть неверным."/>
-                    <pic:cNvPicPr/>
-                  </pic:nvPicPr>
-                  <pic:blipFill>
-                    <a:blip r:embed="rId18"/>
-                    <a:stretch>
-                      <a:fillRect/>
-                    </a:stretch>
-                  </pic:blipFill>
-                  <pic:spPr>
-                    <a:xfrm>
-                      <a:off x="0" y="0"/>
-                      <a:ext cx="5590476" cy="2742857"/>
-                    </a:xfrm>
-                    <a:prstGeom prst="rect">
-                      <a:avLst/>
-                    </a:prstGeom>
-                  </pic:spPr>
-                </pic:pic>
-              </a:graphicData>
-            </a:graphic>
-          </wp:inline>
-        </w:drawing>
-      </w:r>
-      <w:r>
-        <w:t>).</w:t>
-      </w:r>
-      <w:r>
-        <w:t xml:space="preserve"> </w:t>
+        <w:t>подключения</w:t>
       </w:r>
     </w:p>
     <w:p>
@@ -2939,1443 +2649,10 @@
         <w:ind w:firstLine="0"/>
         <w:jc w:val="center"/>
       </w:pPr>
-      <w:r>
-        <w:t xml:space="preserve">Рисунок </w:t>
-      </w:r>
-      <w:r>
-        <w:t>2</w:t>
-      </w:r>
-      <w:r>
-        <w:t>.</w:t>
-      </w:r>
-      <w:r>
-        <w:t>3</w:t>
-      </w:r>
-      <w:r>
-        <w:t>.</w:t>
-      </w:r>
-      <w:r>
-        <w:t xml:space="preserve"> Настройка интерфейса и сети в </w:t>
-      </w:r>
-      <w:r>
-        <w:rPr>
-          <w:lang w:val="en-US"/>
-        </w:rPr>
-        <w:t>Router</w:t>
-      </w:r>
-      <w:r>
-        <w:t xml:space="preserve">1 </w:t>
-      </w:r>
-      <w:r>
-        <w:t xml:space="preserve">к </w:t>
-      </w:r>
-      <w:r>
-        <w:rPr>
-          <w:lang w:val="en-US"/>
-        </w:rPr>
-        <w:t>Router</w:t>
-      </w:r>
-      <w:r>
-        <w:t>0</w:t>
-      </w:r>
-    </w:p>
-    <w:p>
-      <w:pPr>
-        <w:pStyle w:val="aff8"/>
-        <w:ind w:firstLine="0"/>
-        <w:jc w:val="center"/>
-        <w:rPr>
-          <w:lang w:val="en-US"/>
-        </w:rPr>
-      </w:pPr>
-      <w:r>
-        <w:rPr>
-          <w:noProof/>
-        </w:rPr>
-        <w:drawing>
-          <wp:inline distT="0" distB="0" distL="0" distR="0" wp14:anchorId="01EE90BE" wp14:editId="1A6930FA">
-            <wp:extent cx="5940425" cy="2037080"/>
-            <wp:effectExtent l="0" t="0" r="3175" b="1270"/>
-            <wp:docPr id="1825399717" name="Рисунок 1"/>
-            <wp:cNvGraphicFramePr>
-              <a:graphicFrameLocks xmlns:a="http://schemas.openxmlformats.org/drawingml/2006/main" noChangeAspect="1"/>
-            </wp:cNvGraphicFramePr>
-            <a:graphic xmlns:a="http://schemas.openxmlformats.org/drawingml/2006/main">
-              <a:graphicData uri="http://schemas.openxmlformats.org/drawingml/2006/picture">
-                <pic:pic xmlns:pic="http://schemas.openxmlformats.org/drawingml/2006/picture">
-                  <pic:nvPicPr>
-                    <pic:cNvPr id="1825399717" name=""/>
-                    <pic:cNvPicPr/>
-                  </pic:nvPicPr>
-                  <pic:blipFill>
-                    <a:blip r:embed="rId19"/>
-                    <a:stretch>
-                      <a:fillRect/>
-                    </a:stretch>
-                  </pic:blipFill>
-                  <pic:spPr>
-                    <a:xfrm>
-                      <a:off x="0" y="0"/>
-                      <a:ext cx="5940425" cy="2037080"/>
-                    </a:xfrm>
-                    <a:prstGeom prst="rect">
-                      <a:avLst/>
-                    </a:prstGeom>
-                  </pic:spPr>
-                </pic:pic>
-              </a:graphicData>
-            </a:graphic>
-          </wp:inline>
-        </w:drawing>
-      </w:r>
-    </w:p>
-    <w:p>
-      <w:pPr>
-        <w:pStyle w:val="aff8"/>
-        <w:ind w:firstLine="0"/>
-        <w:jc w:val="center"/>
-      </w:pPr>
-      <w:r>
-        <w:t xml:space="preserve">Рисунок </w:t>
-      </w:r>
-      <w:r>
-        <w:t>2</w:t>
-      </w:r>
-      <w:r>
-        <w:t>.</w:t>
-      </w:r>
-      <w:r>
-        <w:t>4</w:t>
-      </w:r>
-      <w:r>
-        <w:t>.</w:t>
-      </w:r>
-      <w:r>
-        <w:t xml:space="preserve"> Настройка интерфейсов у </w:t>
-      </w:r>
-      <w:r>
-        <w:rPr>
-          <w:lang w:val="en-US"/>
-        </w:rPr>
-        <w:t>Router</w:t>
-      </w:r>
-      <w:r>
-        <w:t>0</w:t>
-      </w:r>
-    </w:p>
-    <w:p>
-      <w:pPr>
-        <w:pStyle w:val="aff8"/>
-        <w:ind w:firstLine="0"/>
-        <w:jc w:val="center"/>
-        <w:rPr>
-          <w:lang w:val="en-US"/>
-        </w:rPr>
-      </w:pPr>
-      <w:r>
-        <w:rPr>
-          <w:noProof/>
-        </w:rPr>
-        <w:lastRenderedPageBreak/>
-        <w:drawing>
-          <wp:inline distT="0" distB="0" distL="0" distR="0" wp14:anchorId="48191405" wp14:editId="09E71F8F">
-            <wp:extent cx="5940425" cy="977900"/>
-            <wp:effectExtent l="0" t="0" r="3175" b="0"/>
-            <wp:docPr id="1635370949" name="Рисунок 1" descr="Изображение выглядит как текст, Шрифт, линия, снимок экрана&#10;&#10;Содержимое, созданное искусственным интеллектом, может быть неверным."/>
-            <wp:cNvGraphicFramePr>
-              <a:graphicFrameLocks xmlns:a="http://schemas.openxmlformats.org/drawingml/2006/main" noChangeAspect="1"/>
-            </wp:cNvGraphicFramePr>
-            <a:graphic xmlns:a="http://schemas.openxmlformats.org/drawingml/2006/main">
-              <a:graphicData uri="http://schemas.openxmlformats.org/drawingml/2006/picture">
-                <pic:pic xmlns:pic="http://schemas.openxmlformats.org/drawingml/2006/picture">
-                  <pic:nvPicPr>
-                    <pic:cNvPr id="1635370949" name="Рисунок 1" descr="Изображение выглядит как текст, Шрифт, линия, снимок экрана&#10;&#10;Содержимое, созданное искусственным интеллектом, может быть неверным."/>
-                    <pic:cNvPicPr/>
-                  </pic:nvPicPr>
-                  <pic:blipFill>
-                    <a:blip r:embed="rId20"/>
-                    <a:stretch>
-                      <a:fillRect/>
-                    </a:stretch>
-                  </pic:blipFill>
-                  <pic:spPr>
-                    <a:xfrm>
-                      <a:off x="0" y="0"/>
-                      <a:ext cx="5940425" cy="977900"/>
-                    </a:xfrm>
-                    <a:prstGeom prst="rect">
-                      <a:avLst/>
-                    </a:prstGeom>
-                  </pic:spPr>
-                </pic:pic>
-              </a:graphicData>
-            </a:graphic>
-          </wp:inline>
-        </w:drawing>
-      </w:r>
-    </w:p>
-    <w:p>
-      <w:pPr>
-        <w:pStyle w:val="aff8"/>
-        <w:ind w:firstLine="0"/>
-        <w:jc w:val="center"/>
-      </w:pPr>
-      <w:r>
-        <w:t xml:space="preserve">Рисунок </w:t>
-      </w:r>
-      <w:r>
-        <w:t>2</w:t>
-      </w:r>
-      <w:r>
-        <w:t>.</w:t>
-      </w:r>
-      <w:r>
-        <w:t>5</w:t>
-      </w:r>
-      <w:r>
-        <w:t>.</w:t>
-      </w:r>
-      <w:r>
-        <w:t xml:space="preserve"> Настройка интерфейса </w:t>
-      </w:r>
-      <w:r>
-        <w:rPr>
-          <w:lang w:val="en-US"/>
-        </w:rPr>
-        <w:t>Router</w:t>
-      </w:r>
-      <w:r>
-        <w:t>3</w:t>
-      </w:r>
-      <w:r>
-        <w:t xml:space="preserve"> к </w:t>
-      </w:r>
-      <w:r>
-        <w:rPr>
-          <w:lang w:val="en-US"/>
-        </w:rPr>
-        <w:t>Router</w:t>
-      </w:r>
-      <w:r>
-        <w:t>0</w:t>
-      </w:r>
-    </w:p>
-    <w:p>
-      <w:pPr>
-        <w:pStyle w:val="aff8"/>
-        <w:ind w:firstLine="0"/>
-        <w:jc w:val="center"/>
-      </w:pPr>
-      <w:r>
-        <w:rPr>
-          <w:noProof/>
-        </w:rPr>
-        <w:drawing>
-          <wp:inline distT="0" distB="0" distL="0" distR="0" wp14:anchorId="2D8C3EB0" wp14:editId="784DB402">
-            <wp:extent cx="5123809" cy="1257143"/>
-            <wp:effectExtent l="0" t="0" r="1270" b="635"/>
-            <wp:docPr id="257416515" name="Рисунок 1"/>
-            <wp:cNvGraphicFramePr>
-              <a:graphicFrameLocks xmlns:a="http://schemas.openxmlformats.org/drawingml/2006/main" noChangeAspect="1"/>
-            </wp:cNvGraphicFramePr>
-            <a:graphic xmlns:a="http://schemas.openxmlformats.org/drawingml/2006/main">
-              <a:graphicData uri="http://schemas.openxmlformats.org/drawingml/2006/picture">
-                <pic:pic xmlns:pic="http://schemas.openxmlformats.org/drawingml/2006/picture">
-                  <pic:nvPicPr>
-                    <pic:cNvPr id="257416515" name=""/>
-                    <pic:cNvPicPr/>
-                  </pic:nvPicPr>
-                  <pic:blipFill>
-                    <a:blip r:embed="rId21"/>
-                    <a:stretch>
-                      <a:fillRect/>
-                    </a:stretch>
-                  </pic:blipFill>
-                  <pic:spPr>
-                    <a:xfrm>
-                      <a:off x="0" y="0"/>
-                      <a:ext cx="5123809" cy="1257143"/>
-                    </a:xfrm>
-                    <a:prstGeom prst="rect">
-                      <a:avLst/>
-                    </a:prstGeom>
-                  </pic:spPr>
-                </pic:pic>
-              </a:graphicData>
-            </a:graphic>
-          </wp:inline>
-        </w:drawing>
-      </w:r>
-    </w:p>
-    <w:p>
-      <w:pPr>
-        <w:pStyle w:val="aff8"/>
-        <w:ind w:firstLine="0"/>
-        <w:jc w:val="center"/>
-      </w:pPr>
-      <w:r>
-        <w:t xml:space="preserve">Рисунок </w:t>
-      </w:r>
-      <w:r>
-        <w:t>2</w:t>
-      </w:r>
-      <w:r>
-        <w:t>.</w:t>
-      </w:r>
-      <w:r>
-        <w:t>6</w:t>
-      </w:r>
-      <w:r>
-        <w:t>.</w:t>
-      </w:r>
-      <w:r>
-        <w:t xml:space="preserve"> Настройка </w:t>
-      </w:r>
-      <w:r>
-        <w:rPr>
-          <w:lang w:val="en-US"/>
-        </w:rPr>
-        <w:t>Router</w:t>
-      </w:r>
-      <w:r>
-        <w:t xml:space="preserve">0 </w:t>
-      </w:r>
-      <w:r>
-        <w:t xml:space="preserve">маршрутов к </w:t>
-      </w:r>
-      <w:r>
-        <w:rPr>
-          <w:lang w:val="en-US"/>
-        </w:rPr>
-        <w:t>Router</w:t>
-      </w:r>
-      <w:r>
-        <w:t xml:space="preserve">3 </w:t>
-      </w:r>
-      <w:r>
-        <w:t xml:space="preserve">и </w:t>
-      </w:r>
-      <w:r>
-        <w:rPr>
-          <w:lang w:val="en-US"/>
-        </w:rPr>
-        <w:t>Router</w:t>
-      </w:r>
-      <w:r>
-        <w:t>1</w:t>
-      </w:r>
-    </w:p>
-    <w:p>
-      <w:pPr>
-        <w:pStyle w:val="aff8"/>
-      </w:pPr>
-      <w:r>
-        <w:t xml:space="preserve">После этого была проверена связность между доменами. На рисунке 2.6 показан успешный </w:t>
-      </w:r>
-      <w:proofErr w:type="spellStart"/>
-      <w:r>
-        <w:t>ping</w:t>
-      </w:r>
-      <w:proofErr w:type="spellEnd"/>
-      <w:r>
-        <w:t xml:space="preserve"> от PC1 к PC3 и PC4.</w:t>
-      </w:r>
-    </w:p>
-    <w:p>
-      <w:pPr>
-        <w:pStyle w:val="aff8"/>
-        <w:ind w:firstLine="0"/>
-        <w:jc w:val="center"/>
-      </w:pPr>
-      <w:r>
-        <w:rPr>
-          <w:noProof/>
-        </w:rPr>
-        <w:drawing>
-          <wp:inline distT="0" distB="0" distL="0" distR="0" wp14:anchorId="103F94F7" wp14:editId="72427236">
-            <wp:extent cx="4485714" cy="4419048"/>
-            <wp:effectExtent l="0" t="0" r="0" b="635"/>
-            <wp:docPr id="651790072" name="Рисунок 1"/>
-            <wp:cNvGraphicFramePr>
-              <a:graphicFrameLocks xmlns:a="http://schemas.openxmlformats.org/drawingml/2006/main" noChangeAspect="1"/>
-            </wp:cNvGraphicFramePr>
-            <a:graphic xmlns:a="http://schemas.openxmlformats.org/drawingml/2006/main">
-              <a:graphicData uri="http://schemas.openxmlformats.org/drawingml/2006/picture">
-                <pic:pic xmlns:pic="http://schemas.openxmlformats.org/drawingml/2006/picture">
-                  <pic:nvPicPr>
-                    <pic:cNvPr id="651790072" name=""/>
-                    <pic:cNvPicPr/>
-                  </pic:nvPicPr>
-                  <pic:blipFill>
-                    <a:blip r:embed="rId22"/>
-                    <a:stretch>
-                      <a:fillRect/>
-                    </a:stretch>
-                  </pic:blipFill>
-                  <pic:spPr>
-                    <a:xfrm>
-                      <a:off x="0" y="0"/>
-                      <a:ext cx="4485714" cy="4419048"/>
-                    </a:xfrm>
-                    <a:prstGeom prst="rect">
-                      <a:avLst/>
-                    </a:prstGeom>
-                  </pic:spPr>
-                </pic:pic>
-              </a:graphicData>
-            </a:graphic>
-          </wp:inline>
-        </w:drawing>
-      </w:r>
-    </w:p>
-    <w:p>
-      <w:pPr>
-        <w:pStyle w:val="aff8"/>
-        <w:ind w:firstLine="0"/>
-        <w:jc w:val="center"/>
-      </w:pPr>
-      <w:r>
-        <w:t xml:space="preserve">Рисунок </w:t>
-      </w:r>
-      <w:r>
-        <w:t>2</w:t>
-      </w:r>
-      <w:r>
-        <w:t>.</w:t>
-      </w:r>
-      <w:r>
-        <w:t>6</w:t>
-      </w:r>
-      <w:r>
-        <w:t>.</w:t>
-      </w:r>
-      <w:r>
-        <w:t xml:space="preserve"> Проверка соединения </w:t>
-      </w:r>
-      <w:r>
-        <w:rPr>
-          <w:lang w:val="en-US"/>
-        </w:rPr>
-        <w:t>PC</w:t>
-      </w:r>
-      <w:r>
-        <w:t xml:space="preserve">1 </w:t>
-      </w:r>
-      <w:r>
-        <w:t xml:space="preserve">к </w:t>
-      </w:r>
-      <w:r>
-        <w:rPr>
-          <w:lang w:val="en-US"/>
-        </w:rPr>
-        <w:t>PC</w:t>
-      </w:r>
-      <w:r>
-        <w:t xml:space="preserve">3, </w:t>
-      </w:r>
-      <w:r>
-        <w:rPr>
-          <w:lang w:val="en-US"/>
-        </w:rPr>
-        <w:t>PC</w:t>
-      </w:r>
-      <w:r>
-        <w:t>4</w:t>
-      </w:r>
-    </w:p>
-    <w:p>
-      <w:pPr>
-        <w:pStyle w:val="affa"/>
-      </w:pPr>
-      <w:r>
-        <w:t xml:space="preserve">Задание </w:t>
-      </w:r>
-      <w:r>
-        <w:rPr>
-          <w:lang w:val="en-US"/>
-        </w:rPr>
-        <w:t xml:space="preserve">3. </w:t>
-      </w:r>
-      <w:r>
-        <w:rPr>
-          <w:lang w:val="en-US"/>
-        </w:rPr>
-        <w:t>OSPF</w:t>
-      </w:r>
-    </w:p>
-    <w:p>
-      <w:pPr>
-        <w:pStyle w:val="aff8"/>
-      </w:pPr>
-      <w:r>
-        <w:lastRenderedPageBreak/>
-        <w:t>На третьем этапе был развернут домен OSPF, включающий Router4, Router5, PC7, PC5 и PC6. Интерфейсы Router4 и Router5 были настроены согласно топологии (рис. 3.1–3.2).</w:t>
-      </w:r>
-    </w:p>
-    <w:p>
-      <w:pPr>
-        <w:pStyle w:val="aff8"/>
-        <w:ind w:firstLine="0"/>
-        <w:rPr>
-          <w:lang w:val="en-US"/>
-        </w:rPr>
-      </w:pPr>
-      <w:r>
-        <w:rPr>
-          <w:noProof/>
-        </w:rPr>
-        <w:drawing>
-          <wp:inline distT="0" distB="0" distL="0" distR="0" wp14:anchorId="4FD4DBAD" wp14:editId="4F7D84FA">
-            <wp:extent cx="5940425" cy="3891915"/>
-            <wp:effectExtent l="0" t="0" r="3175" b="0"/>
-            <wp:docPr id="2047605730" name="Рисунок 1"/>
-            <wp:cNvGraphicFramePr>
-              <a:graphicFrameLocks xmlns:a="http://schemas.openxmlformats.org/drawingml/2006/main" noChangeAspect="1"/>
-            </wp:cNvGraphicFramePr>
-            <a:graphic xmlns:a="http://schemas.openxmlformats.org/drawingml/2006/main">
-              <a:graphicData uri="http://schemas.openxmlformats.org/drawingml/2006/picture">
-                <pic:pic xmlns:pic="http://schemas.openxmlformats.org/drawingml/2006/picture">
-                  <pic:nvPicPr>
-                    <pic:cNvPr id="2047605730" name=""/>
-                    <pic:cNvPicPr/>
-                  </pic:nvPicPr>
-                  <pic:blipFill>
-                    <a:blip r:embed="rId23"/>
-                    <a:stretch>
-                      <a:fillRect/>
-                    </a:stretch>
-                  </pic:blipFill>
-                  <pic:spPr>
-                    <a:xfrm>
-                      <a:off x="0" y="0"/>
-                      <a:ext cx="5940425" cy="3891915"/>
-                    </a:xfrm>
-                    <a:prstGeom prst="rect">
-                      <a:avLst/>
-                    </a:prstGeom>
-                  </pic:spPr>
-                </pic:pic>
-              </a:graphicData>
-            </a:graphic>
-          </wp:inline>
-        </w:drawing>
-      </w:r>
-    </w:p>
-    <w:p>
-      <w:pPr>
-        <w:pStyle w:val="aff8"/>
-        <w:ind w:firstLine="0"/>
-        <w:jc w:val="center"/>
-        <w:rPr>
-          <w:lang w:val="en-US"/>
-        </w:rPr>
-      </w:pPr>
-      <w:r>
-        <w:t xml:space="preserve">Рисунок </w:t>
-      </w:r>
-      <w:r>
-        <w:t>3</w:t>
-      </w:r>
-      <w:r>
-        <w:t>.</w:t>
-      </w:r>
-      <w:r>
-        <w:t>1</w:t>
-      </w:r>
-      <w:r>
-        <w:t>.</w:t>
-      </w:r>
-      <w:r>
-        <w:t xml:space="preserve"> Настройка интерфейсов на </w:t>
-      </w:r>
-      <w:r>
-        <w:rPr>
-          <w:lang w:val="en-US"/>
-        </w:rPr>
-        <w:t>Router4</w:t>
-      </w:r>
-    </w:p>
-    <w:p>
-      <w:pPr>
-        <w:pStyle w:val="aff8"/>
-        <w:ind w:firstLine="0"/>
-        <w:jc w:val="center"/>
-        <w:rPr>
-          <w:lang w:val="en-US"/>
-        </w:rPr>
-      </w:pPr>
-      <w:r>
-        <w:rPr>
-          <w:noProof/>
-        </w:rPr>
-        <w:drawing>
-          <wp:inline distT="0" distB="0" distL="0" distR="0" wp14:anchorId="30252206" wp14:editId="3C8E8FFF">
-            <wp:extent cx="5273040" cy="1895025"/>
-            <wp:effectExtent l="0" t="0" r="3810" b="0"/>
-            <wp:docPr id="1815777248" name="Рисунок 1"/>
-            <wp:cNvGraphicFramePr>
-              <a:graphicFrameLocks xmlns:a="http://schemas.openxmlformats.org/drawingml/2006/main" noChangeAspect="1"/>
-            </wp:cNvGraphicFramePr>
-            <a:graphic xmlns:a="http://schemas.openxmlformats.org/drawingml/2006/main">
-              <a:graphicData uri="http://schemas.openxmlformats.org/drawingml/2006/picture">
-                <pic:pic xmlns:pic="http://schemas.openxmlformats.org/drawingml/2006/picture">
-                  <pic:nvPicPr>
-                    <pic:cNvPr id="1815777248" name=""/>
-                    <pic:cNvPicPr/>
-                  </pic:nvPicPr>
-                  <pic:blipFill>
-                    <a:blip r:embed="rId24"/>
-                    <a:stretch>
-                      <a:fillRect/>
-                    </a:stretch>
-                  </pic:blipFill>
-                  <pic:spPr>
-                    <a:xfrm>
-                      <a:off x="0" y="0"/>
-                      <a:ext cx="5279221" cy="1897246"/>
-                    </a:xfrm>
-                    <a:prstGeom prst="rect">
-                      <a:avLst/>
-                    </a:prstGeom>
-                  </pic:spPr>
-                </pic:pic>
-              </a:graphicData>
-            </a:graphic>
-          </wp:inline>
-        </w:drawing>
-      </w:r>
-    </w:p>
-    <w:p>
-      <w:pPr>
-        <w:pStyle w:val="aff8"/>
-        <w:ind w:firstLine="0"/>
-        <w:jc w:val="center"/>
-      </w:pPr>
-      <w:r>
-        <w:t xml:space="preserve">Рисунок </w:t>
-      </w:r>
-      <w:r>
-        <w:t>3</w:t>
-      </w:r>
-      <w:r>
-        <w:t>.</w:t>
-      </w:r>
-      <w:r>
-        <w:t>2</w:t>
-      </w:r>
-      <w:r>
-        <w:t>.</w:t>
-      </w:r>
-      <w:r>
-        <w:t xml:space="preserve"> Настройка интерфейсов на </w:t>
-      </w:r>
-      <w:r>
-        <w:rPr>
-          <w:lang w:val="en-US"/>
-        </w:rPr>
-        <w:t>Router5</w:t>
-      </w:r>
-    </w:p>
-    <w:p>
-      <w:pPr>
-        <w:pStyle w:val="aff8"/>
-      </w:pPr>
-      <w:r>
-        <w:t>Далее был включён протокол OSPF с объявлением всех необходимых сетей в Area 0 (рис. 3.3–3.4).</w:t>
-      </w:r>
-    </w:p>
-    <w:p>
-      <w:pPr>
-        <w:pStyle w:val="aff8"/>
-        <w:ind w:firstLine="0"/>
-        <w:jc w:val="center"/>
-        <w:rPr>
-          <w:lang w:val="en-US"/>
-        </w:rPr>
-      </w:pPr>
-      <w:r>
-        <w:rPr>
-          <w:noProof/>
-        </w:rPr>
-        <w:drawing>
-          <wp:inline distT="0" distB="0" distL="0" distR="0" wp14:anchorId="6BAA0995" wp14:editId="66B09CEF">
-            <wp:extent cx="4676190" cy="752381"/>
-            <wp:effectExtent l="0" t="0" r="0" b="0"/>
-            <wp:docPr id="1698008960" name="Рисунок 1" descr="Изображение выглядит как текст, Шрифт, снимок экрана, алгебра&#10;&#10;Содержимое, созданное искусственным интеллектом, может быть неверным."/>
-            <wp:cNvGraphicFramePr>
-              <a:graphicFrameLocks xmlns:a="http://schemas.openxmlformats.org/drawingml/2006/main" noChangeAspect="1"/>
-            </wp:cNvGraphicFramePr>
-            <a:graphic xmlns:a="http://schemas.openxmlformats.org/drawingml/2006/main">
-              <a:graphicData uri="http://schemas.openxmlformats.org/drawingml/2006/picture">
-                <pic:pic xmlns:pic="http://schemas.openxmlformats.org/drawingml/2006/picture">
-                  <pic:nvPicPr>
-                    <pic:cNvPr id="1698008960" name="Рисунок 1" descr="Изображение выглядит как текст, Шрифт, снимок экрана, алгебра&#10;&#10;Содержимое, созданное искусственным интеллектом, может быть неверным."/>
-                    <pic:cNvPicPr/>
-                  </pic:nvPicPr>
-                  <pic:blipFill>
-                    <a:blip r:embed="rId25"/>
-                    <a:stretch>
-                      <a:fillRect/>
-                    </a:stretch>
-                  </pic:blipFill>
-                  <pic:spPr>
-                    <a:xfrm>
-                      <a:off x="0" y="0"/>
-                      <a:ext cx="4676190" cy="752381"/>
-                    </a:xfrm>
-                    <a:prstGeom prst="rect">
-                      <a:avLst/>
-                    </a:prstGeom>
-                  </pic:spPr>
-                </pic:pic>
-              </a:graphicData>
-            </a:graphic>
-          </wp:inline>
-        </w:drawing>
-      </w:r>
-    </w:p>
-    <w:p>
-      <w:pPr>
-        <w:pStyle w:val="aff8"/>
-        <w:ind w:firstLine="0"/>
-        <w:jc w:val="center"/>
-      </w:pPr>
-      <w:r>
-        <w:t xml:space="preserve">Рисунок </w:t>
-      </w:r>
-      <w:r>
-        <w:t>3</w:t>
-      </w:r>
-      <w:r>
-        <w:t>.</w:t>
-      </w:r>
-      <w:r>
-        <w:t>3</w:t>
-      </w:r>
-      <w:r>
-        <w:t>.</w:t>
-      </w:r>
-      <w:r>
-        <w:t xml:space="preserve"> Настройка протокола </w:t>
-      </w:r>
-      <w:r>
-        <w:rPr>
-          <w:lang w:val="en-US"/>
-        </w:rPr>
-        <w:t>OSPF</w:t>
-      </w:r>
-      <w:r>
-        <w:t xml:space="preserve"> </w:t>
-      </w:r>
-      <w:r>
-        <w:t xml:space="preserve">на </w:t>
-      </w:r>
-      <w:r>
-        <w:rPr>
-          <w:lang w:val="en-US"/>
-        </w:rPr>
-        <w:t>Router</w:t>
-      </w:r>
-      <w:r>
-        <w:t>4</w:t>
-      </w:r>
-    </w:p>
-    <w:p>
-      <w:pPr>
-        <w:pStyle w:val="aff8"/>
-        <w:ind w:firstLine="0"/>
-        <w:jc w:val="center"/>
-      </w:pPr>
-      <w:r>
-        <w:rPr>
-          <w:noProof/>
-        </w:rPr>
-        <w:lastRenderedPageBreak/>
-        <w:drawing>
-          <wp:inline distT="0" distB="0" distL="0" distR="0" wp14:anchorId="73960AE1" wp14:editId="72F23008">
-            <wp:extent cx="4523809" cy="857143"/>
-            <wp:effectExtent l="0" t="0" r="0" b="635"/>
-            <wp:docPr id="2025487946" name="Рисунок 1" descr="Изображение выглядит как текст, Шрифт, снимок экрана, линия&#10;&#10;Содержимое, созданное искусственным интеллектом, может быть неверным."/>
-            <wp:cNvGraphicFramePr>
-              <a:graphicFrameLocks xmlns:a="http://schemas.openxmlformats.org/drawingml/2006/main" noChangeAspect="1"/>
-            </wp:cNvGraphicFramePr>
-            <a:graphic xmlns:a="http://schemas.openxmlformats.org/drawingml/2006/main">
-              <a:graphicData uri="http://schemas.openxmlformats.org/drawingml/2006/picture">
-                <pic:pic xmlns:pic="http://schemas.openxmlformats.org/drawingml/2006/picture">
-                  <pic:nvPicPr>
-                    <pic:cNvPr id="2025487946" name="Рисунок 1" descr="Изображение выглядит как текст, Шрифт, снимок экрана, линия&#10;&#10;Содержимое, созданное искусственным интеллектом, может быть неверным."/>
-                    <pic:cNvPicPr/>
-                  </pic:nvPicPr>
-                  <pic:blipFill>
-                    <a:blip r:embed="rId26"/>
-                    <a:stretch>
-                      <a:fillRect/>
-                    </a:stretch>
-                  </pic:blipFill>
-                  <pic:spPr>
-                    <a:xfrm>
-                      <a:off x="0" y="0"/>
-                      <a:ext cx="4523809" cy="857143"/>
-                    </a:xfrm>
-                    <a:prstGeom prst="rect">
-                      <a:avLst/>
-                    </a:prstGeom>
-                  </pic:spPr>
-                </pic:pic>
-              </a:graphicData>
-            </a:graphic>
-          </wp:inline>
-        </w:drawing>
-      </w:r>
-    </w:p>
-    <w:p>
-      <w:pPr>
-        <w:pStyle w:val="aff8"/>
-        <w:ind w:firstLine="0"/>
-        <w:jc w:val="center"/>
-      </w:pPr>
-      <w:r>
-        <w:t xml:space="preserve">Рисунок </w:t>
-      </w:r>
-      <w:r>
-        <w:t>3</w:t>
-      </w:r>
-      <w:r>
-        <w:t>.</w:t>
-      </w:r>
-      <w:r>
-        <w:t>4</w:t>
-      </w:r>
-      <w:r>
-        <w:t>.</w:t>
-      </w:r>
-      <w:r>
-        <w:t xml:space="preserve"> Настройка протокола </w:t>
-      </w:r>
-      <w:r>
-        <w:rPr>
-          <w:lang w:val="en-US"/>
-        </w:rPr>
-        <w:t>OSPF</w:t>
-      </w:r>
-      <w:r>
-        <w:t xml:space="preserve"> </w:t>
-      </w:r>
-      <w:r>
-        <w:t xml:space="preserve">на </w:t>
-      </w:r>
-      <w:r>
-        <w:rPr>
-          <w:lang w:val="en-US"/>
-        </w:rPr>
-        <w:t>Router</w:t>
-      </w:r>
-      <w:r>
-        <w:t>5</w:t>
-      </w:r>
-    </w:p>
-    <w:p>
-      <w:pPr>
-        <w:pStyle w:val="aff8"/>
-      </w:pPr>
-      <w:r>
-        <w:t xml:space="preserve">Далее было проверено соединение между </w:t>
-      </w:r>
-      <w:r>
-        <w:rPr>
-          <w:lang w:val="en-US"/>
-        </w:rPr>
-        <w:t>PC</w:t>
-      </w:r>
-      <w:r>
-        <w:t xml:space="preserve">7 </w:t>
-      </w:r>
-      <w:r>
-        <w:t xml:space="preserve">и </w:t>
-      </w:r>
-      <w:r>
-        <w:rPr>
-          <w:lang w:val="en-US"/>
-        </w:rPr>
-        <w:t>PC</w:t>
-      </w:r>
-      <w:r>
-        <w:t xml:space="preserve">5, </w:t>
-      </w:r>
-      <w:r>
-        <w:rPr>
-          <w:lang w:val="en-US"/>
-        </w:rPr>
-        <w:t>PC</w:t>
-      </w:r>
-      <w:r>
-        <w:t>6.</w:t>
-      </w:r>
-    </w:p>
-    <w:p>
-      <w:pPr>
-        <w:pStyle w:val="aff8"/>
-      </w:pPr>
-      <w:r>
-        <w:t xml:space="preserve">Затем был настроен интерфейс Router0, подключённый к Router4, и выполнено </w:t>
-      </w:r>
-      <w:proofErr w:type="spellStart"/>
-      <w:r>
-        <w:t>Redistribution</w:t>
-      </w:r>
-      <w:proofErr w:type="spellEnd"/>
-      <w:r>
-        <w:t xml:space="preserve"> статических и RIP-маршрутов в OSPF и обратно (рис. 3.5).</w:t>
-      </w:r>
-    </w:p>
-    <w:p>
-      <w:pPr>
-        <w:pStyle w:val="aff8"/>
-        <w:ind w:firstLine="0"/>
-        <w:rPr>
-          <w:lang w:val="en-US"/>
-        </w:rPr>
-      </w:pPr>
-      <w:r>
-        <w:rPr>
-          <w:noProof/>
-        </w:rPr>
-        <w:drawing>
-          <wp:inline distT="0" distB="0" distL="0" distR="0" wp14:anchorId="286B07D0" wp14:editId="553CB1F4">
-            <wp:extent cx="5940425" cy="2239645"/>
-            <wp:effectExtent l="0" t="0" r="3175" b="8255"/>
-            <wp:docPr id="1490042545" name="Рисунок 1"/>
-            <wp:cNvGraphicFramePr>
-              <a:graphicFrameLocks xmlns:a="http://schemas.openxmlformats.org/drawingml/2006/main" noChangeAspect="1"/>
-            </wp:cNvGraphicFramePr>
-            <a:graphic xmlns:a="http://schemas.openxmlformats.org/drawingml/2006/main">
-              <a:graphicData uri="http://schemas.openxmlformats.org/drawingml/2006/picture">
-                <pic:pic xmlns:pic="http://schemas.openxmlformats.org/drawingml/2006/picture">
-                  <pic:nvPicPr>
-                    <pic:cNvPr id="1490042545" name=""/>
-                    <pic:cNvPicPr/>
-                  </pic:nvPicPr>
-                  <pic:blipFill>
-                    <a:blip r:embed="rId27"/>
-                    <a:stretch>
-                      <a:fillRect/>
-                    </a:stretch>
-                  </pic:blipFill>
-                  <pic:spPr>
-                    <a:xfrm>
-                      <a:off x="0" y="0"/>
-                      <a:ext cx="5940425" cy="2239645"/>
-                    </a:xfrm>
-                    <a:prstGeom prst="rect">
-                      <a:avLst/>
-                    </a:prstGeom>
-                  </pic:spPr>
-                </pic:pic>
-              </a:graphicData>
-            </a:graphic>
-          </wp:inline>
-        </w:drawing>
-      </w:r>
-    </w:p>
-    <w:p>
-      <w:pPr>
-        <w:pStyle w:val="aff8"/>
-        <w:ind w:firstLine="0"/>
-        <w:jc w:val="center"/>
-      </w:pPr>
-      <w:r>
-        <w:t xml:space="preserve">Рисунок </w:t>
-      </w:r>
-      <w:r>
-        <w:t>3</w:t>
-      </w:r>
-      <w:r>
-        <w:t>.</w:t>
-      </w:r>
-      <w:r>
-        <w:t>5</w:t>
-      </w:r>
-      <w:r>
-        <w:t>.</w:t>
-      </w:r>
-      <w:r>
-        <w:t xml:space="preserve"> Настройка интерфейса и протокола </w:t>
-      </w:r>
-      <w:r>
-        <w:rPr>
-          <w:lang w:val="en-US"/>
-        </w:rPr>
-        <w:t>OSPF</w:t>
-      </w:r>
-      <w:r>
-        <w:t xml:space="preserve"> </w:t>
-      </w:r>
-      <w:r>
-        <w:t xml:space="preserve">на </w:t>
-      </w:r>
-      <w:r>
-        <w:rPr>
-          <w:lang w:val="en-US"/>
-        </w:rPr>
-        <w:t>Router</w:t>
-      </w:r>
-      <w:r>
-        <w:t>0</w:t>
-      </w:r>
-    </w:p>
-    <w:p>
-      <w:pPr>
-        <w:pStyle w:val="aff8"/>
-      </w:pPr>
-      <w:r>
-        <w:t xml:space="preserve">Итоговая проверка (рис. 3.6) показала, что PC5 успешно </w:t>
-      </w:r>
-      <w:proofErr w:type="spellStart"/>
-      <w:r>
-        <w:t>пингует</w:t>
-      </w:r>
-      <w:proofErr w:type="spellEnd"/>
-      <w:r>
-        <w:t xml:space="preserve"> PC3 (</w:t>
-      </w:r>
-      <w:proofErr w:type="spellStart"/>
-      <w:r>
-        <w:t>Static</w:t>
-      </w:r>
-      <w:proofErr w:type="spellEnd"/>
-      <w:r>
-        <w:t>-домен) и PC2 (RIP-домен).</w:t>
-      </w:r>
-    </w:p>
-    <w:p>
-      <w:pPr>
-        <w:pStyle w:val="aff8"/>
-        <w:ind w:firstLine="0"/>
-        <w:jc w:val="center"/>
-        <w:rPr>
-          <w:lang w:val="en-US"/>
-        </w:rPr>
-      </w:pPr>
-      <w:r>
-        <w:rPr>
-          <w:noProof/>
-        </w:rPr>
-        <w:drawing>
-          <wp:inline distT="0" distB="0" distL="0" distR="0" wp14:anchorId="54E112FA" wp14:editId="0D07655C">
-            <wp:extent cx="3158112" cy="3025140"/>
-            <wp:effectExtent l="0" t="0" r="4445" b="3810"/>
-            <wp:docPr id="1536380958" name="Рисунок 1"/>
-            <wp:cNvGraphicFramePr>
-              <a:graphicFrameLocks xmlns:a="http://schemas.openxmlformats.org/drawingml/2006/main" noChangeAspect="1"/>
-            </wp:cNvGraphicFramePr>
-            <a:graphic xmlns:a="http://schemas.openxmlformats.org/drawingml/2006/main">
-              <a:graphicData uri="http://schemas.openxmlformats.org/drawingml/2006/picture">
-                <pic:pic xmlns:pic="http://schemas.openxmlformats.org/drawingml/2006/picture">
-                  <pic:nvPicPr>
-                    <pic:cNvPr id="1536380958" name=""/>
-                    <pic:cNvPicPr/>
-                  </pic:nvPicPr>
-                  <pic:blipFill>
-                    <a:blip r:embed="rId28"/>
-                    <a:stretch>
-                      <a:fillRect/>
-                    </a:stretch>
-                  </pic:blipFill>
-                  <pic:spPr>
-                    <a:xfrm>
-                      <a:off x="0" y="0"/>
-                      <a:ext cx="3167352" cy="3033991"/>
-                    </a:xfrm>
-                    <a:prstGeom prst="rect">
-                      <a:avLst/>
-                    </a:prstGeom>
-                  </pic:spPr>
-                </pic:pic>
-              </a:graphicData>
-            </a:graphic>
-          </wp:inline>
-        </w:drawing>
-      </w:r>
-    </w:p>
-    <w:p>
-      <w:pPr>
-        <w:pStyle w:val="aff8"/>
-        <w:ind w:firstLine="0"/>
-        <w:jc w:val="center"/>
-      </w:pPr>
-      <w:r>
-        <w:t xml:space="preserve">Рисунок </w:t>
-      </w:r>
-      <w:r>
-        <w:t>3</w:t>
-      </w:r>
-      <w:r>
-        <w:t>.</w:t>
-      </w:r>
-      <w:r>
-        <w:t>6</w:t>
-      </w:r>
-      <w:r>
-        <w:t>.</w:t>
-      </w:r>
-      <w:r>
-        <w:t xml:space="preserve"> Проверка соединения </w:t>
-      </w:r>
-      <w:r>
-        <w:rPr>
-          <w:lang w:val="en-US"/>
-        </w:rPr>
-        <w:t>PC</w:t>
-      </w:r>
-      <w:r>
-        <w:t xml:space="preserve">5 </w:t>
-      </w:r>
-      <w:r>
-        <w:t xml:space="preserve">с </w:t>
-      </w:r>
-      <w:r>
-        <w:rPr>
-          <w:lang w:val="en-US"/>
-        </w:rPr>
-        <w:t>PC</w:t>
-      </w:r>
-      <w:r>
-        <w:t xml:space="preserve">3, </w:t>
-      </w:r>
-      <w:r>
-        <w:rPr>
-          <w:lang w:val="en-US"/>
-        </w:rPr>
-        <w:t>PC</w:t>
-      </w:r>
-      <w:r>
-        <w:t>2</w:t>
-      </w:r>
-    </w:p>
-    <w:p>
-      <w:pPr>
-        <w:pStyle w:val="affa"/>
-      </w:pPr>
-      <w:r>
-        <w:lastRenderedPageBreak/>
-        <w:t>Выводы</w:t>
-      </w:r>
-    </w:p>
-    <w:p>
-      <w:pPr>
-        <w:pStyle w:val="aff8"/>
-      </w:pPr>
-      <w:r>
-        <w:t xml:space="preserve">В ходе практической работы была создана многоуровневая сеть, включающая три домена маршрутизации: RIP, </w:t>
-      </w:r>
-      <w:proofErr w:type="spellStart"/>
-      <w:r>
-        <w:t>Static</w:t>
-      </w:r>
-      <w:proofErr w:type="spellEnd"/>
-      <w:r>
-        <w:t xml:space="preserve"> и OSPF. На каждом маршрутизаторе были настроены интерфейсы и выбраны соответствующие методы маршрутизации. Центральный маршрутизатор Router0 был настроен обеспечива</w:t>
-      </w:r>
-      <w:r>
-        <w:t>ть</w:t>
-      </w:r>
-      <w:r>
-        <w:t xml:space="preserve"> перераспределение маршрутов между разными протоколами.</w:t>
-      </w:r>
-    </w:p>
-    <w:p>
-      <w:pPr>
-        <w:pStyle w:val="aff8"/>
-      </w:pPr>
-      <w:r>
-        <w:t xml:space="preserve">После выполнения всех этапов была достигнута полная связность: каждый ПК в сети успешно </w:t>
-      </w:r>
-      <w:proofErr w:type="spellStart"/>
-      <w:r>
-        <w:t>пинговал</w:t>
-      </w:r>
-      <w:proofErr w:type="spellEnd"/>
-      <w:r>
-        <w:t xml:space="preserve"> все остальные узлы. </w:t>
-      </w:r>
-    </w:p>
-    <w:p>
-      <w:pPr>
-        <w:pStyle w:val="aff8"/>
-        <w:ind w:firstLine="0"/>
-      </w:pPr>
-      <w:r>
-        <w:rPr>
-          <w:noProof/>
-        </w:rPr>
-        <w:drawing>
-          <wp:inline distT="0" distB="0" distL="0" distR="0" wp14:anchorId="669FD0B9" wp14:editId="191021D8">
-            <wp:extent cx="5940425" cy="2878455"/>
-            <wp:effectExtent l="0" t="0" r="3175" b="0"/>
-            <wp:docPr id="1257566625" name="Рисунок 1"/>
-            <wp:cNvGraphicFramePr>
-              <a:graphicFrameLocks xmlns:a="http://schemas.openxmlformats.org/drawingml/2006/main" noChangeAspect="1"/>
-            </wp:cNvGraphicFramePr>
-            <a:graphic xmlns:a="http://schemas.openxmlformats.org/drawingml/2006/main">
-              <a:graphicData uri="http://schemas.openxmlformats.org/drawingml/2006/picture">
-                <pic:pic xmlns:pic="http://schemas.openxmlformats.org/drawingml/2006/picture">
-                  <pic:nvPicPr>
-                    <pic:cNvPr id="1257566625" name=""/>
-                    <pic:cNvPicPr/>
-                  </pic:nvPicPr>
-                  <pic:blipFill>
-                    <a:blip r:embed="rId29"/>
-                    <a:stretch>
-                      <a:fillRect/>
-                    </a:stretch>
-                  </pic:blipFill>
-                  <pic:spPr>
-                    <a:xfrm>
-                      <a:off x="0" y="0"/>
-                      <a:ext cx="5940425" cy="2878455"/>
-                    </a:xfrm>
-                    <a:prstGeom prst="rect">
-                      <a:avLst/>
-                    </a:prstGeom>
-                  </pic:spPr>
-                </pic:pic>
-              </a:graphicData>
-            </a:graphic>
-          </wp:inline>
-        </w:drawing>
-      </w:r>
-    </w:p>
-    <w:p>
-      <w:pPr>
-        <w:pStyle w:val="aff8"/>
-        <w:ind w:firstLine="0"/>
-        <w:jc w:val="center"/>
-      </w:pPr>
-      <w:r>
-        <w:t xml:space="preserve">Рисунок </w:t>
-      </w:r>
-      <w:r>
-        <w:t>4</w:t>
-      </w:r>
-      <w:r>
-        <w:t>.</w:t>
-      </w:r>
-      <w:r>
-        <w:t xml:space="preserve"> </w:t>
-      </w:r>
-      <w:r>
-        <w:t>Итоговая топология</w:t>
-      </w:r>
-    </w:p>
-    <w:p>
-      <w:pPr>
-        <w:pStyle w:val="affa"/>
-      </w:pPr>
-      <w:r>
-        <w:t>Контрольные вопросы</w:t>
-      </w:r>
-    </w:p>
-    <w:p>
-      <w:pPr>
-        <w:pStyle w:val="aff8"/>
-        <w:rPr>
-          <w:b/>
-        </w:rPr>
-      </w:pPr>
-      <w:r>
-        <w:rPr>
-          <w:b/>
-        </w:rPr>
-        <w:t>1. Почему на Router3 используется маршрут по умолчанию (0.0.0.0/0), а не множество статических маршрутов?</w:t>
-      </w:r>
-    </w:p>
-    <w:p>
-      <w:pPr>
-        <w:pStyle w:val="aff8"/>
-      </w:pPr>
-      <w:r>
-        <w:t>Потому что Router3 подключён только к одной внешней сети (через Router0). Вместо настройки большого количества маршрутов к каждому удалённому сегменту проще отправлять весь неизвестный трафик по умолчанию на Router0. Это уменьшает количество конфигураций и снижает вероятность ошибки.</w:t>
-      </w:r>
-    </w:p>
-    <w:p>
-      <w:pPr>
-        <w:pStyle w:val="aff8"/>
-        <w:rPr>
-          <w:b/>
-        </w:rPr>
-      </w:pPr>
-      <w:r>
-        <w:rPr>
-          <w:b/>
-        </w:rPr>
-        <w:t xml:space="preserve">2. Зачем в RIP используется команда </w:t>
-      </w:r>
-      <w:proofErr w:type="spellStart"/>
-      <w:r>
-        <w:rPr>
-          <w:b/>
-          <w:i/>
-          <w:iCs/>
-        </w:rPr>
-        <w:t>no</w:t>
-      </w:r>
-      <w:proofErr w:type="spellEnd"/>
-      <w:r>
-        <w:rPr>
-          <w:b/>
-          <w:i/>
-          <w:iCs/>
-        </w:rPr>
-        <w:t xml:space="preserve"> </w:t>
-      </w:r>
-      <w:proofErr w:type="spellStart"/>
-      <w:r>
-        <w:rPr>
-          <w:b/>
-          <w:i/>
-          <w:iCs/>
-        </w:rPr>
-        <w:t>auto-summary</w:t>
-      </w:r>
-      <w:proofErr w:type="spellEnd"/>
-      <w:r>
-        <w:rPr>
-          <w:b/>
-        </w:rPr>
-        <w:t>?</w:t>
-      </w:r>
-    </w:p>
-    <w:p>
-      <w:pPr>
-        <w:pStyle w:val="aff8"/>
-      </w:pPr>
-      <w:r>
-        <w:t xml:space="preserve">Команда отключает автоматическое суммирование маршрутов на границах классовых сетей. Это необходимо, чтобы маршрутизатор правильно </w:t>
-      </w:r>
-      <w:r>
-        <w:lastRenderedPageBreak/>
-        <w:t>работал с подсетями и не объединял их в обобщённые маршруты, что могло бы нарушить связность.</w:t>
-      </w:r>
-    </w:p>
-    <w:p>
-      <w:pPr>
-        <w:pStyle w:val="aff8"/>
-        <w:rPr>
-          <w:b/>
-        </w:rPr>
-      </w:pPr>
-      <w:r>
-        <w:rPr>
-          <w:b/>
-        </w:rPr>
-        <w:t xml:space="preserve">3. Почему в OSPF при </w:t>
-      </w:r>
-      <w:proofErr w:type="spellStart"/>
-      <w:r>
-        <w:rPr>
-          <w:b/>
-        </w:rPr>
-        <w:t>redistribution</w:t>
-      </w:r>
-      <w:proofErr w:type="spellEnd"/>
-      <w:r>
-        <w:rPr>
-          <w:b/>
-        </w:rPr>
-        <w:t xml:space="preserve"> из RIP требуется ключевое слово </w:t>
-      </w:r>
-      <w:proofErr w:type="spellStart"/>
-      <w:r>
-        <w:rPr>
-          <w:b/>
-          <w:i/>
-          <w:iCs/>
-        </w:rPr>
-        <w:t>subnets</w:t>
-      </w:r>
-      <w:proofErr w:type="spellEnd"/>
-      <w:r>
-        <w:rPr>
-          <w:b/>
-        </w:rPr>
-        <w:t>?</w:t>
-      </w:r>
-    </w:p>
-    <w:p>
-      <w:pPr>
-        <w:pStyle w:val="aff8"/>
-      </w:pPr>
-      <w:r>
-        <w:t xml:space="preserve">Без ключевого слова </w:t>
-      </w:r>
-      <w:proofErr w:type="spellStart"/>
-      <w:r>
-        <w:rPr>
-          <w:i/>
-          <w:iCs/>
-        </w:rPr>
-        <w:t>subnets</w:t>
-      </w:r>
-      <w:proofErr w:type="spellEnd"/>
-      <w:r>
-        <w:t xml:space="preserve"> OSPF принимает только маршруты с маской по умолчанию (классные). Поскольку в сети используются подсети, необходимо явно указать, что OSPF должен импортировать и их.</w:t>
-      </w:r>
-    </w:p>
-    <w:p>
-      <w:pPr>
-        <w:pStyle w:val="aff8"/>
-        <w:rPr>
-          <w:b/>
-        </w:rPr>
-      </w:pPr>
-      <w:r>
-        <w:rPr>
-          <w:b/>
-        </w:rPr>
-        <w:t>4. Какой протокол имеет более низкую административную дистанцию (AD): RIP или OSPF? Как это влияет на выбор маршрута?</w:t>
-      </w:r>
-    </w:p>
-    <w:p>
-      <w:pPr>
-        <w:pStyle w:val="aff8"/>
-      </w:pPr>
-      <w:r>
-        <w:rPr>
-          <w:lang w:val="en-US"/>
-        </w:rPr>
-        <w:t xml:space="preserve">OSPF </w:t>
-      </w:r>
-      <w:r>
-        <w:t>имеет</w:t>
-      </w:r>
-      <w:r>
-        <w:rPr>
-          <w:lang w:val="en-US"/>
-        </w:rPr>
-        <w:t xml:space="preserve"> AD = 110, RIP — AD = 120.</w:t>
-      </w:r>
-      <w:r>
-        <w:rPr>
-          <w:lang w:val="en-US"/>
-        </w:rPr>
-        <w:br/>
-      </w:r>
-      <w:r>
-        <w:t>Чем ниже AD, тем более надёжным считается маршрут.</w:t>
-      </w:r>
-      <w:r>
-        <w:br/>
-        <w:t>Поэтому при наличии одинаковых маршрутов OSPF будет выбран приоритетно, а RIP — только если маршрута OSPF нет.</w:t>
-      </w:r>
-    </w:p>
-    <w:p>
-      <w:pPr>
-        <w:pStyle w:val="aff8"/>
-      </w:pPr>
     </w:p>
     <w:sectPr>
-      <w:headerReference w:type="first" r:id="rId30"/>
-      <w:footerReference w:type="first" r:id="rId31"/>
+      <w:headerReference w:type="first" r:id="rId12"/>
+      <w:footerReference w:type="first" r:id="rId13"/>
       <w:pgSz w:w="11906" w:h="16838"/>
       <w:pgMar w:top="1134" w:right="850" w:bottom="1134" w:left="1701" w:header="709" w:footer="0" w:gutter="0"/>
       <w:pgNumType w:start="0"/>

--- a/Task6-7/Практика 6-7. Синицкая.docx
+++ b/Task6-7/Практика 6-7. Синицкая.docx
@@ -2006,77 +2006,75 @@
                 <w:szCs w:val="24"/>
                 <w:lang w:val="en-US" w:eastAsia="ru-RU"/>
               </w:rPr>
-              <w:t xml:space="preserve">R0(config)#crypto key generate </w:t>
-            </w:r>
-            <w:proofErr w:type="spellStart"/>
-            <w:r>
+              <w:t>R0(config)#crypto key generate rsa</w:t>
+            </w:r>
+          </w:p>
+          <w:p>
+            <w:pPr>
               <w:rPr>
                 <w:rFonts w:ascii="Times New Roman" w:eastAsia="Times New Roman" w:hAnsi="Times New Roman" w:cs="Times New Roman"/>
                 <w:sz w:val="24"/>
                 <w:szCs w:val="24"/>
                 <w:lang w:val="en-US" w:eastAsia="ru-RU"/>
               </w:rPr>
-              <w:t>rsa</w:t>
-            </w:r>
-            <w:proofErr w:type="spellEnd"/>
-          </w:p>
-          <w:p>
-            <w:pPr>
+            </w:pPr>
+            <w:r>
               <w:rPr>
                 <w:rFonts w:ascii="Times New Roman" w:eastAsia="Times New Roman" w:hAnsi="Times New Roman" w:cs="Times New Roman"/>
                 <w:sz w:val="24"/>
                 <w:szCs w:val="24"/>
                 <w:lang w:val="en-US" w:eastAsia="ru-RU"/>
               </w:rPr>
-            </w:pPr>
-            <w:r>
+              <w:t>% Please define a domain-name first.</w:t>
+            </w:r>
+          </w:p>
+          <w:p>
+            <w:pPr>
               <w:rPr>
                 <w:rFonts w:ascii="Times New Roman" w:eastAsia="Times New Roman" w:hAnsi="Times New Roman" w:cs="Times New Roman"/>
                 <w:sz w:val="24"/>
                 <w:szCs w:val="24"/>
                 <w:lang w:val="en-US" w:eastAsia="ru-RU"/>
               </w:rPr>
-              <w:t>% Please define a domain-name first.</w:t>
-            </w:r>
-          </w:p>
-          <w:p>
-            <w:pPr>
+            </w:pPr>
+            <w:r>
               <w:rPr>
                 <w:rFonts w:ascii="Times New Roman" w:eastAsia="Times New Roman" w:hAnsi="Times New Roman" w:cs="Times New Roman"/>
                 <w:sz w:val="24"/>
                 <w:szCs w:val="24"/>
                 <w:lang w:val="en-US" w:eastAsia="ru-RU"/>
               </w:rPr>
-            </w:pPr>
-            <w:r>
+              <w:t>R0(config)#hostname Router0</w:t>
+            </w:r>
+          </w:p>
+          <w:p>
+            <w:pPr>
               <w:rPr>
                 <w:rFonts w:ascii="Times New Roman" w:eastAsia="Times New Roman" w:hAnsi="Times New Roman" w:cs="Times New Roman"/>
                 <w:sz w:val="24"/>
                 <w:szCs w:val="24"/>
                 <w:lang w:val="en-US" w:eastAsia="ru-RU"/>
               </w:rPr>
-              <w:t>R0(config)#hostname Router0</w:t>
-            </w:r>
-          </w:p>
-          <w:p>
-            <w:pPr>
+            </w:pPr>
+            <w:r>
               <w:rPr>
                 <w:rFonts w:ascii="Times New Roman" w:eastAsia="Times New Roman" w:hAnsi="Times New Roman" w:cs="Times New Roman"/>
                 <w:sz w:val="24"/>
                 <w:szCs w:val="24"/>
                 <w:lang w:val="en-US" w:eastAsia="ru-RU"/>
               </w:rPr>
-            </w:pPr>
-            <w:r>
+              <w:t>Router0(config)#ip domain-name company.local</w:t>
+            </w:r>
+          </w:p>
+          <w:p>
+            <w:pPr>
               <w:rPr>
                 <w:rFonts w:ascii="Times New Roman" w:eastAsia="Times New Roman" w:hAnsi="Times New Roman" w:cs="Times New Roman"/>
                 <w:sz w:val="24"/>
                 <w:szCs w:val="24"/>
                 <w:lang w:val="en-US" w:eastAsia="ru-RU"/>
               </w:rPr>
-              <w:t xml:space="preserve">Router0(config)#ip domain-name </w:t>
-            </w:r>
-            <w:proofErr w:type="spellStart"/>
+            </w:pPr>
             <w:r>
               <w:rPr>
                 <w:rFonts w:ascii="Times New Roman" w:eastAsia="Times New Roman" w:hAnsi="Times New Roman" w:cs="Times New Roman"/>
@@ -2084,9 +2082,8 @@
                 <w:szCs w:val="24"/>
                 <w:lang w:val="en-US" w:eastAsia="ru-RU"/>
               </w:rPr>
-              <w:t>company.local</w:t>
-            </w:r>
-            <w:proofErr w:type="spellEnd"/>
+              <w:t>Router0(config)#crypto key generate rsa</w:t>
+            </w:r>
           </w:p>
           <w:p>
             <w:pPr>
@@ -2104,76 +2101,75 @@
                 <w:szCs w:val="24"/>
                 <w:lang w:val="en-US" w:eastAsia="ru-RU"/>
               </w:rPr>
-              <w:t xml:space="preserve">Router0(config)#crypto key generate </w:t>
-            </w:r>
-            <w:proofErr w:type="spellStart"/>
-            <w:r>
+              <w:t>The name for the keys will be: Router0.company.local</w:t>
+            </w:r>
+          </w:p>
+          <w:p>
+            <w:pPr>
               <w:rPr>
                 <w:rFonts w:ascii="Times New Roman" w:eastAsia="Times New Roman" w:hAnsi="Times New Roman" w:cs="Times New Roman"/>
                 <w:sz w:val="24"/>
                 <w:szCs w:val="24"/>
                 <w:lang w:val="en-US" w:eastAsia="ru-RU"/>
               </w:rPr>
-              <w:t>rsa</w:t>
-            </w:r>
-            <w:proofErr w:type="spellEnd"/>
-          </w:p>
-          <w:p>
-            <w:pPr>
+            </w:pPr>
+            <w:r>
               <w:rPr>
                 <w:rFonts w:ascii="Times New Roman" w:eastAsia="Times New Roman" w:hAnsi="Times New Roman" w:cs="Times New Roman"/>
                 <w:sz w:val="24"/>
                 <w:szCs w:val="24"/>
                 <w:lang w:val="en-US" w:eastAsia="ru-RU"/>
               </w:rPr>
-            </w:pPr>
-            <w:r>
+              <w:t>Choose the size of the key modulus in the range of 360 to 4096 for your</w:t>
+            </w:r>
+          </w:p>
+          <w:p>
+            <w:pPr>
               <w:rPr>
                 <w:rFonts w:ascii="Times New Roman" w:eastAsia="Times New Roman" w:hAnsi="Times New Roman" w:cs="Times New Roman"/>
                 <w:sz w:val="24"/>
                 <w:szCs w:val="24"/>
                 <w:lang w:val="en-US" w:eastAsia="ru-RU"/>
               </w:rPr>
-              <w:t>The name for the keys will be: Router0.company.local</w:t>
-            </w:r>
-          </w:p>
-          <w:p>
-            <w:pPr>
+            </w:pPr>
+            <w:r>
               <w:rPr>
                 <w:rFonts w:ascii="Times New Roman" w:eastAsia="Times New Roman" w:hAnsi="Times New Roman" w:cs="Times New Roman"/>
                 <w:sz w:val="24"/>
                 <w:szCs w:val="24"/>
                 <w:lang w:val="en-US" w:eastAsia="ru-RU"/>
               </w:rPr>
-            </w:pPr>
-            <w:r>
+              <w:t>General Purpose Keys. Choosing a key modulus greater than 512 may take</w:t>
+            </w:r>
+          </w:p>
+          <w:p>
+            <w:pPr>
               <w:rPr>
                 <w:rFonts w:ascii="Times New Roman" w:eastAsia="Times New Roman" w:hAnsi="Times New Roman" w:cs="Times New Roman"/>
                 <w:sz w:val="24"/>
                 <w:szCs w:val="24"/>
                 <w:lang w:val="en-US" w:eastAsia="ru-RU"/>
               </w:rPr>
-              <w:t>Choose the size of the key modulus in the range of 360 to 4096 for your</w:t>
-            </w:r>
-          </w:p>
-          <w:p>
-            <w:pPr>
+            </w:pPr>
+            <w:r>
               <w:rPr>
                 <w:rFonts w:ascii="Times New Roman" w:eastAsia="Times New Roman" w:hAnsi="Times New Roman" w:cs="Times New Roman"/>
                 <w:sz w:val="24"/>
                 <w:szCs w:val="24"/>
                 <w:lang w:val="en-US" w:eastAsia="ru-RU"/>
               </w:rPr>
-            </w:pPr>
-            <w:r>
+              <w:t>a few minutes.</w:t>
+            </w:r>
+          </w:p>
+          <w:p>
+            <w:pPr>
               <w:rPr>
                 <w:rFonts w:ascii="Times New Roman" w:eastAsia="Times New Roman" w:hAnsi="Times New Roman" w:cs="Times New Roman"/>
                 <w:sz w:val="24"/>
                 <w:szCs w:val="24"/>
                 <w:lang w:val="en-US" w:eastAsia="ru-RU"/>
               </w:rPr>
-              <w:t>General Purpose Keys. Choosing a key modulus greater than 512 may take</w:t>
-            </w:r>
+            </w:pPr>
           </w:p>
           <w:p>
             <w:pPr>
@@ -2191,7 +2187,7 @@
                 <w:szCs w:val="24"/>
                 <w:lang w:val="en-US" w:eastAsia="ru-RU"/>
               </w:rPr>
-              <w:t>a few minutes.</w:t>
+              <w:t>How many bits in the modulus [512]: 1024</w:t>
             </w:r>
           </w:p>
           <w:p>
@@ -2203,25 +2199,25 @@
                 <w:lang w:val="en-US" w:eastAsia="ru-RU"/>
               </w:rPr>
             </w:pPr>
-          </w:p>
-          <w:p>
-            <w:pPr>
+            <w:r>
               <w:rPr>
                 <w:rFonts w:ascii="Times New Roman" w:eastAsia="Times New Roman" w:hAnsi="Times New Roman" w:cs="Times New Roman"/>
                 <w:sz w:val="24"/>
                 <w:szCs w:val="24"/>
                 <w:lang w:val="en-US" w:eastAsia="ru-RU"/>
               </w:rPr>
-            </w:pPr>
-            <w:r>
+              <w:t>% Generating 1024 bit RSA keys, keys will be non-exportable...[OK]</w:t>
+            </w:r>
+          </w:p>
+          <w:p>
+            <w:pPr>
               <w:rPr>
                 <w:rFonts w:ascii="Times New Roman" w:eastAsia="Times New Roman" w:hAnsi="Times New Roman" w:cs="Times New Roman"/>
                 <w:sz w:val="24"/>
                 <w:szCs w:val="24"/>
                 <w:lang w:val="en-US" w:eastAsia="ru-RU"/>
               </w:rPr>
-              <w:t>How many bits in the modulus [512]: 1024</w:t>
-            </w:r>
+            </w:pPr>
           </w:p>
           <w:p>
             <w:pPr>
@@ -2239,7 +2235,7 @@
                 <w:szCs w:val="24"/>
                 <w:lang w:val="en-US" w:eastAsia="ru-RU"/>
               </w:rPr>
-              <w:t>% Generating 1024 bit RSA keys, keys will be non-exportable...[OK]</w:t>
+              <w:t>Router0(config)#username admin privilege 15 secret SecurePass2025</w:t>
             </w:r>
           </w:p>
           <w:p>
@@ -2251,64 +2247,63 @@
                 <w:lang w:val="en-US" w:eastAsia="ru-RU"/>
               </w:rPr>
             </w:pPr>
-          </w:p>
-          <w:p>
-            <w:pPr>
+            <w:r>
               <w:rPr>
                 <w:rFonts w:ascii="Times New Roman" w:eastAsia="Times New Roman" w:hAnsi="Times New Roman" w:cs="Times New Roman"/>
                 <w:sz w:val="24"/>
                 <w:szCs w:val="24"/>
                 <w:lang w:val="en-US" w:eastAsia="ru-RU"/>
               </w:rPr>
-            </w:pPr>
-            <w:r>
+              <w:t>*Mar 1 0:21:31.293: %SSH-5-ENABLED: SSH 1.99 has been enabled</w:t>
+            </w:r>
+          </w:p>
+          <w:p>
+            <w:pPr>
               <w:rPr>
                 <w:rFonts w:ascii="Times New Roman" w:eastAsia="Times New Roman" w:hAnsi="Times New Roman" w:cs="Times New Roman"/>
                 <w:sz w:val="24"/>
                 <w:szCs w:val="24"/>
                 <w:lang w:val="en-US" w:eastAsia="ru-RU"/>
               </w:rPr>
-              <w:t>Router0(config)#username admin privilege 15 secret SecurePass2025</w:t>
-            </w:r>
-          </w:p>
-          <w:p>
-            <w:pPr>
+            </w:pPr>
+            <w:r>
               <w:rPr>
                 <w:rFonts w:ascii="Times New Roman" w:eastAsia="Times New Roman" w:hAnsi="Times New Roman" w:cs="Times New Roman"/>
                 <w:sz w:val="24"/>
                 <w:szCs w:val="24"/>
                 <w:lang w:val="en-US" w:eastAsia="ru-RU"/>
               </w:rPr>
-            </w:pPr>
-            <w:r>
+              <w:t>Router0(config)#line vty 0 4</w:t>
+            </w:r>
+          </w:p>
+          <w:p>
+            <w:pPr>
               <w:rPr>
                 <w:rFonts w:ascii="Times New Roman" w:eastAsia="Times New Roman" w:hAnsi="Times New Roman" w:cs="Times New Roman"/>
                 <w:sz w:val="24"/>
                 <w:szCs w:val="24"/>
                 <w:lang w:val="en-US" w:eastAsia="ru-RU"/>
               </w:rPr>
-              <w:t>*Mar 1 0:21:31.293: %SSH-5-ENABLED: SSH 1.99 has been enabled</w:t>
-            </w:r>
-          </w:p>
-          <w:p>
-            <w:pPr>
+            </w:pPr>
+            <w:r>
               <w:rPr>
                 <w:rFonts w:ascii="Times New Roman" w:eastAsia="Times New Roman" w:hAnsi="Times New Roman" w:cs="Times New Roman"/>
                 <w:sz w:val="24"/>
                 <w:szCs w:val="24"/>
                 <w:lang w:val="en-US" w:eastAsia="ru-RU"/>
               </w:rPr>
-            </w:pPr>
-            <w:r>
+              <w:t>Router0(config-line)# login local</w:t>
+            </w:r>
+          </w:p>
+          <w:p>
+            <w:pPr>
               <w:rPr>
                 <w:rFonts w:ascii="Times New Roman" w:eastAsia="Times New Roman" w:hAnsi="Times New Roman" w:cs="Times New Roman"/>
                 <w:sz w:val="24"/>
                 <w:szCs w:val="24"/>
                 <w:lang w:val="en-US" w:eastAsia="ru-RU"/>
               </w:rPr>
-              <w:t xml:space="preserve">Router0(config)#line </w:t>
-            </w:r>
-            <w:proofErr w:type="spellStart"/>
+            </w:pPr>
             <w:r>
               <w:rPr>
                 <w:rFonts w:ascii="Times New Roman" w:eastAsia="Times New Roman" w:hAnsi="Times New Roman" w:cs="Times New Roman"/>
@@ -2316,191 +2311,103 @@
                 <w:szCs w:val="24"/>
                 <w:lang w:val="en-US" w:eastAsia="ru-RU"/>
               </w:rPr>
-              <w:t>vty</w:t>
-            </w:r>
-            <w:proofErr w:type="spellEnd"/>
-            <w:r>
+              <w:t>Router0(config-line)# transport input ssh</w:t>
+            </w:r>
+          </w:p>
+          <w:p>
+            <w:pPr>
               <w:rPr>
                 <w:rFonts w:ascii="Times New Roman" w:eastAsia="Times New Roman" w:hAnsi="Times New Roman" w:cs="Times New Roman"/>
                 <w:sz w:val="24"/>
                 <w:szCs w:val="24"/>
                 <w:lang w:val="en-US" w:eastAsia="ru-RU"/>
               </w:rPr>
-              <w:t xml:space="preserve"> 0 4</w:t>
-            </w:r>
-          </w:p>
-          <w:p>
-            <w:pPr>
+            </w:pPr>
+            <w:r>
               <w:rPr>
                 <w:rFonts w:ascii="Times New Roman" w:eastAsia="Times New Roman" w:hAnsi="Times New Roman" w:cs="Times New Roman"/>
                 <w:sz w:val="24"/>
                 <w:szCs w:val="24"/>
                 <w:lang w:val="en-US" w:eastAsia="ru-RU"/>
               </w:rPr>
-            </w:pPr>
-            <w:r>
+              <w:t>Router0(config-line)#exit</w:t>
+            </w:r>
+          </w:p>
+          <w:p>
+            <w:pPr>
               <w:rPr>
                 <w:rFonts w:ascii="Times New Roman" w:eastAsia="Times New Roman" w:hAnsi="Times New Roman" w:cs="Times New Roman"/>
                 <w:sz w:val="24"/>
                 <w:szCs w:val="24"/>
                 <w:lang w:val="en-US" w:eastAsia="ru-RU"/>
               </w:rPr>
-              <w:t>Router0(config-line)# login local</w:t>
-            </w:r>
-          </w:p>
-          <w:p>
-            <w:pPr>
+            </w:pPr>
+            <w:r>
               <w:rPr>
                 <w:rFonts w:ascii="Times New Roman" w:eastAsia="Times New Roman" w:hAnsi="Times New Roman" w:cs="Times New Roman"/>
                 <w:sz w:val="24"/>
                 <w:szCs w:val="24"/>
                 <w:lang w:val="en-US" w:eastAsia="ru-RU"/>
               </w:rPr>
-            </w:pPr>
-            <w:r>
+              <w:t>Router0(config)#enable secret Enable$2025</w:t>
+            </w:r>
+          </w:p>
+          <w:p>
+            <w:pPr>
               <w:rPr>
                 <w:rFonts w:ascii="Times New Roman" w:eastAsia="Times New Roman" w:hAnsi="Times New Roman" w:cs="Times New Roman"/>
                 <w:sz w:val="24"/>
                 <w:szCs w:val="24"/>
                 <w:lang w:val="en-US" w:eastAsia="ru-RU"/>
               </w:rPr>
-              <w:t>Router0(config-line)# transport input ssh</w:t>
-            </w:r>
-          </w:p>
-          <w:p>
-            <w:pPr>
+            </w:pPr>
+            <w:r>
               <w:rPr>
                 <w:rFonts w:ascii="Times New Roman" w:eastAsia="Times New Roman" w:hAnsi="Times New Roman" w:cs="Times New Roman"/>
                 <w:sz w:val="24"/>
                 <w:szCs w:val="24"/>
                 <w:lang w:val="en-US" w:eastAsia="ru-RU"/>
               </w:rPr>
-            </w:pPr>
-            <w:r>
+              <w:t>Router0(config)#service password-encryption</w:t>
+            </w:r>
+          </w:p>
+          <w:p>
+            <w:pPr>
               <w:rPr>
                 <w:rFonts w:ascii="Times New Roman" w:eastAsia="Times New Roman" w:hAnsi="Times New Roman" w:cs="Times New Roman"/>
                 <w:sz w:val="24"/>
                 <w:szCs w:val="24"/>
                 <w:lang w:val="en-US" w:eastAsia="ru-RU"/>
               </w:rPr>
-              <w:t>Router0(config-line)#exit</w:t>
-            </w:r>
-          </w:p>
-          <w:p>
-            <w:pPr>
+            </w:pPr>
+            <w:r>
               <w:rPr>
                 <w:rFonts w:ascii="Times New Roman" w:eastAsia="Times New Roman" w:hAnsi="Times New Roman" w:cs="Times New Roman"/>
                 <w:sz w:val="24"/>
                 <w:szCs w:val="24"/>
                 <w:lang w:val="en-US" w:eastAsia="ru-RU"/>
               </w:rPr>
-            </w:pPr>
-            <w:r>
+              <w:t>Router0(config)#banner motd # Authorized access only! #</w:t>
+            </w:r>
+          </w:p>
+          <w:p>
+            <w:pPr>
               <w:rPr>
                 <w:rFonts w:ascii="Times New Roman" w:eastAsia="Times New Roman" w:hAnsi="Times New Roman" w:cs="Times New Roman"/>
                 <w:sz w:val="24"/>
                 <w:szCs w:val="24"/>
                 <w:lang w:val="en-US" w:eastAsia="ru-RU"/>
               </w:rPr>
-              <w:t>Router0(config)#enable secret Enable$2025</w:t>
-            </w:r>
-          </w:p>
-          <w:p>
-            <w:pPr>
+            </w:pPr>
+            <w:r>
               <w:rPr>
                 <w:rFonts w:ascii="Times New Roman" w:eastAsia="Times New Roman" w:hAnsi="Times New Roman" w:cs="Times New Roman"/>
                 <w:sz w:val="24"/>
                 <w:szCs w:val="24"/>
                 <w:lang w:val="en-US" w:eastAsia="ru-RU"/>
               </w:rPr>
-            </w:pPr>
-            <w:r>
-              <w:rPr>
-                <w:rFonts w:ascii="Times New Roman" w:eastAsia="Times New Roman" w:hAnsi="Times New Roman" w:cs="Times New Roman"/>
-                <w:sz w:val="24"/>
-                <w:szCs w:val="24"/>
-                <w:lang w:val="en-US" w:eastAsia="ru-RU"/>
-              </w:rPr>
-              <w:t>Router0(config)#service password-encryption</w:t>
-            </w:r>
-          </w:p>
-          <w:p>
-            <w:pPr>
-              <w:rPr>
-                <w:rFonts w:ascii="Times New Roman" w:eastAsia="Times New Roman" w:hAnsi="Times New Roman" w:cs="Times New Roman"/>
-                <w:sz w:val="24"/>
-                <w:szCs w:val="24"/>
-                <w:lang w:val="en-US" w:eastAsia="ru-RU"/>
-              </w:rPr>
-            </w:pPr>
-            <w:r>
-              <w:rPr>
-                <w:rFonts w:ascii="Times New Roman" w:eastAsia="Times New Roman" w:hAnsi="Times New Roman" w:cs="Times New Roman"/>
-                <w:sz w:val="24"/>
-                <w:szCs w:val="24"/>
-                <w:lang w:val="en-US" w:eastAsia="ru-RU"/>
-              </w:rPr>
-              <w:t xml:space="preserve">Router0(config)#banner </w:t>
-            </w:r>
-            <w:proofErr w:type="spellStart"/>
-            <w:r>
-              <w:rPr>
-                <w:rFonts w:ascii="Times New Roman" w:eastAsia="Times New Roman" w:hAnsi="Times New Roman" w:cs="Times New Roman"/>
-                <w:sz w:val="24"/>
-                <w:szCs w:val="24"/>
-                <w:lang w:val="en-US" w:eastAsia="ru-RU"/>
-              </w:rPr>
-              <w:t>motd</w:t>
-            </w:r>
-            <w:proofErr w:type="spellEnd"/>
-            <w:r>
-              <w:rPr>
-                <w:rFonts w:ascii="Times New Roman" w:eastAsia="Times New Roman" w:hAnsi="Times New Roman" w:cs="Times New Roman"/>
-                <w:sz w:val="24"/>
-                <w:szCs w:val="24"/>
-                <w:lang w:val="en-US" w:eastAsia="ru-RU"/>
-              </w:rPr>
-              <w:t xml:space="preserve"> # Authorized access only! #</w:t>
-            </w:r>
-          </w:p>
-          <w:p>
-            <w:pPr>
-              <w:rPr>
-                <w:rFonts w:ascii="Times New Roman" w:eastAsia="Times New Roman" w:hAnsi="Times New Roman" w:cs="Times New Roman"/>
-                <w:sz w:val="24"/>
-                <w:szCs w:val="24"/>
-                <w:lang w:val="en-US" w:eastAsia="ru-RU"/>
-              </w:rPr>
-            </w:pPr>
-            <w:r>
-              <w:rPr>
-                <w:rFonts w:ascii="Times New Roman" w:eastAsia="Times New Roman" w:hAnsi="Times New Roman" w:cs="Times New Roman"/>
-                <w:sz w:val="24"/>
-                <w:szCs w:val="24"/>
-                <w:lang w:val="en-US" w:eastAsia="ru-RU"/>
-              </w:rPr>
               <w:lastRenderedPageBreak/>
-              <w:t xml:space="preserve">Router0(config)#no </w:t>
-            </w:r>
-            <w:proofErr w:type="spellStart"/>
-            <w:r>
-              <w:rPr>
-                <w:rFonts w:ascii="Times New Roman" w:eastAsia="Times New Roman" w:hAnsi="Times New Roman" w:cs="Times New Roman"/>
-                <w:sz w:val="24"/>
-                <w:szCs w:val="24"/>
-                <w:lang w:val="en-US" w:eastAsia="ru-RU"/>
-              </w:rPr>
-              <w:t>ip</w:t>
-            </w:r>
-            <w:proofErr w:type="spellEnd"/>
-            <w:r>
-              <w:rPr>
-                <w:rFonts w:ascii="Times New Roman" w:eastAsia="Times New Roman" w:hAnsi="Times New Roman" w:cs="Times New Roman"/>
-                <w:sz w:val="24"/>
-                <w:szCs w:val="24"/>
-                <w:lang w:val="en-US" w:eastAsia="ru-RU"/>
-              </w:rPr>
-              <w:t xml:space="preserve"> domain-lookup</w:t>
+              <w:t>Router0(config)#no ip domain-lookup</w:t>
             </w:r>
           </w:p>
           <w:p>
@@ -2648,11 +2555,145 @@
         <w:pStyle w:val="aff8"/>
         <w:ind w:firstLine="0"/>
         <w:jc w:val="center"/>
+        <w:rPr>
+          <w:lang w:val="en-US"/>
+        </w:rPr>
+      </w:pPr>
+      <w:r>
+        <w:drawing>
+          <wp:inline distT="0" distB="0" distL="0" distR="0" wp14:anchorId="041DF8E1" wp14:editId="6218E1AD">
+            <wp:extent cx="5940425" cy="4479290"/>
+            <wp:effectExtent l="0" t="0" r="3175" b="0"/>
+            <wp:docPr id="917577224" name="Рисунок 1"/>
+            <wp:cNvGraphicFramePr>
+              <a:graphicFrameLocks xmlns:a="http://schemas.openxmlformats.org/drawingml/2006/main" noChangeAspect="1"/>
+            </wp:cNvGraphicFramePr>
+            <a:graphic xmlns:a="http://schemas.openxmlformats.org/drawingml/2006/main">
+              <a:graphicData uri="http://schemas.openxmlformats.org/drawingml/2006/picture">
+                <pic:pic xmlns:pic="http://schemas.openxmlformats.org/drawingml/2006/picture">
+                  <pic:nvPicPr>
+                    <pic:cNvPr id="917577224" name=""/>
+                    <pic:cNvPicPr/>
+                  </pic:nvPicPr>
+                  <pic:blipFill>
+                    <a:blip r:embed="rId12"/>
+                    <a:stretch>
+                      <a:fillRect/>
+                    </a:stretch>
+                  </pic:blipFill>
+                  <pic:spPr>
+                    <a:xfrm>
+                      <a:off x="0" y="0"/>
+                      <a:ext cx="5940425" cy="4479290"/>
+                    </a:xfrm>
+                    <a:prstGeom prst="rect">
+                      <a:avLst/>
+                    </a:prstGeom>
+                  </pic:spPr>
+                </pic:pic>
+              </a:graphicData>
+            </a:graphic>
+          </wp:inline>
+        </w:drawing>
+      </w:r>
+    </w:p>
+    <w:p>
+      <w:pPr>
+        <w:pStyle w:val="aff8"/>
+        <w:ind w:firstLine="0"/>
+        <w:jc w:val="center"/>
+        <w:rPr>
+          <w:lang w:val="en-US"/>
+        </w:rPr>
+      </w:pPr>
+      <w:r>
+        <w:t xml:space="preserve">Рисунок </w:t>
+      </w:r>
+      <w:r>
+        <w:t>3</w:t>
+      </w:r>
+      <w:r>
+        <w:t>.</w:t>
+      </w:r>
+      <w:r>
+        <w:t xml:space="preserve"> </w:t>
+      </w:r>
+      <w:r>
+        <w:t xml:space="preserve">Настройка </w:t>
+      </w:r>
+      <w:r>
+        <w:rPr>
+          <w:lang w:val="en-US"/>
+        </w:rPr>
+        <w:t>Serial</w:t>
+      </w:r>
+      <w:r>
+        <w:t xml:space="preserve">0/3/0 </w:t>
+      </w:r>
+      <w:r>
+        <w:t xml:space="preserve">на </w:t>
+      </w:r>
+      <w:r>
+        <w:rPr>
+          <w:lang w:val="en-US"/>
+        </w:rPr>
+        <w:t>R0</w:t>
+      </w:r>
+    </w:p>
+    <w:p>
+      <w:pPr>
+        <w:pStyle w:val="aff8"/>
+        <w:ind w:firstLine="0"/>
+        <w:jc w:val="center"/>
+      </w:pPr>
+      <w:r>
+        <w:drawing>
+          <wp:inline distT="0" distB="0" distL="0" distR="0" wp14:anchorId="0CD326FB" wp14:editId="54B4552D">
+            <wp:extent cx="5940425" cy="434340"/>
+            <wp:effectExtent l="0" t="0" r="3175" b="3810"/>
+            <wp:docPr id="363973733" name="Рисунок 1"/>
+            <wp:cNvGraphicFramePr>
+              <a:graphicFrameLocks xmlns:a="http://schemas.openxmlformats.org/drawingml/2006/main" noChangeAspect="1"/>
+            </wp:cNvGraphicFramePr>
+            <a:graphic xmlns:a="http://schemas.openxmlformats.org/drawingml/2006/main">
+              <a:graphicData uri="http://schemas.openxmlformats.org/drawingml/2006/picture">
+                <pic:pic xmlns:pic="http://schemas.openxmlformats.org/drawingml/2006/picture">
+                  <pic:nvPicPr>
+                    <pic:cNvPr id="363973733" name=""/>
+                    <pic:cNvPicPr/>
+                  </pic:nvPicPr>
+                  <pic:blipFill>
+                    <a:blip r:embed="rId13"/>
+                    <a:stretch>
+                      <a:fillRect/>
+                    </a:stretch>
+                  </pic:blipFill>
+                  <pic:spPr>
+                    <a:xfrm>
+                      <a:off x="0" y="0"/>
+                      <a:ext cx="5940425" cy="434340"/>
+                    </a:xfrm>
+                    <a:prstGeom prst="rect">
+                      <a:avLst/>
+                    </a:prstGeom>
+                  </pic:spPr>
+                </pic:pic>
+              </a:graphicData>
+            </a:graphic>
+          </wp:inline>
+        </w:drawing>
+      </w:r>
+    </w:p>
+    <w:p>
+      <w:pPr>
+        <w:pStyle w:val="aff8"/>
+        <w:ind w:firstLine="0"/>
+        <w:jc w:val="center"/>
       </w:pPr>
     </w:p>
     <w:sectPr>
-      <w:headerReference w:type="first" r:id="rId12"/>
-      <w:footerReference w:type="first" r:id="rId13"/>
+      <w:headerReference w:type="first" r:id="rId14"/>
+      <w:footerReference w:type="first" r:id="rId15"/>
       <w:pgSz w:w="11906" w:h="16838"/>
       <w:pgMar w:top="1134" w:right="850" w:bottom="1134" w:left="1701" w:header="709" w:footer="0" w:gutter="0"/>
       <w:pgNumType w:start="0"/>

--- a/Task6-7/Практика 6-7. Синицкая.docx
+++ b/Task6-7/Практика 6-7. Синицкая.docx
@@ -2645,6 +2645,9 @@
         <w:pStyle w:val="aff8"/>
         <w:ind w:firstLine="0"/>
         <w:jc w:val="center"/>
+        <w:rPr>
+          <w:lang w:val="en-US"/>
+        </w:rPr>
       </w:pPr>
       <w:r>
         <w:drawing>
@@ -2689,11 +2692,263 @@
         <w:pStyle w:val="aff8"/>
         <w:ind w:firstLine="0"/>
         <w:jc w:val="center"/>
-      </w:pPr>
+        <w:rPr>
+          <w:lang w:val="en-US"/>
+        </w:rPr>
+      </w:pPr>
+      <w:r>
+        <w:rPr>
+          <w:lang w:val="en-US"/>
+        </w:rPr>
+        <w:drawing>
+          <wp:inline distT="0" distB="0" distL="0" distR="0" wp14:anchorId="2F50D434" wp14:editId="71CDC5C3">
+            <wp:extent cx="5940425" cy="989965"/>
+            <wp:effectExtent l="0" t="0" r="3175" b="635"/>
+            <wp:docPr id="609508189" name="Рисунок 1"/>
+            <wp:cNvGraphicFramePr>
+              <a:graphicFrameLocks xmlns:a="http://schemas.openxmlformats.org/drawingml/2006/main" noChangeAspect="1"/>
+            </wp:cNvGraphicFramePr>
+            <a:graphic xmlns:a="http://schemas.openxmlformats.org/drawingml/2006/main">
+              <a:graphicData uri="http://schemas.openxmlformats.org/drawingml/2006/picture">
+                <pic:pic xmlns:pic="http://schemas.openxmlformats.org/drawingml/2006/picture">
+                  <pic:nvPicPr>
+                    <pic:cNvPr id="609508189" name=""/>
+                    <pic:cNvPicPr/>
+                  </pic:nvPicPr>
+                  <pic:blipFill>
+                    <a:blip r:embed="rId14"/>
+                    <a:stretch>
+                      <a:fillRect/>
+                    </a:stretch>
+                  </pic:blipFill>
+                  <pic:spPr>
+                    <a:xfrm>
+                      <a:off x="0" y="0"/>
+                      <a:ext cx="5940425" cy="989965"/>
+                    </a:xfrm>
+                    <a:prstGeom prst="rect">
+                      <a:avLst/>
+                    </a:prstGeom>
+                  </pic:spPr>
+                </pic:pic>
+              </a:graphicData>
+            </a:graphic>
+          </wp:inline>
+        </w:drawing>
+      </w:r>
+    </w:p>
+    <w:p>
+      <w:pPr>
+        <w:pStyle w:val="aff8"/>
+        <w:ind w:firstLine="0"/>
+        <w:jc w:val="center"/>
+        <w:rPr>
+          <w:lang w:val="en-US"/>
+        </w:rPr>
+      </w:pPr>
+    </w:p>
+    <w:p>
+      <w:pPr>
+        <w:pStyle w:val="aff8"/>
+        <w:ind w:firstLine="0"/>
+        <w:jc w:val="center"/>
+        <w:rPr>
+          <w:lang w:val="en-US"/>
+        </w:rPr>
+      </w:pPr>
+      <w:r>
+        <w:rPr>
+          <w:lang w:val="en-US"/>
+        </w:rPr>
+        <w:lastRenderedPageBreak/>
+        <w:drawing>
+          <wp:inline distT="0" distB="0" distL="0" distR="0" wp14:anchorId="46E628DC" wp14:editId="06BA5365">
+            <wp:extent cx="2514951" cy="2743583"/>
+            <wp:effectExtent l="0" t="0" r="0" b="0"/>
+            <wp:docPr id="722003549" name="Рисунок 1"/>
+            <wp:cNvGraphicFramePr>
+              <a:graphicFrameLocks xmlns:a="http://schemas.openxmlformats.org/drawingml/2006/main" noChangeAspect="1"/>
+            </wp:cNvGraphicFramePr>
+            <a:graphic xmlns:a="http://schemas.openxmlformats.org/drawingml/2006/main">
+              <a:graphicData uri="http://schemas.openxmlformats.org/drawingml/2006/picture">
+                <pic:pic xmlns:pic="http://schemas.openxmlformats.org/drawingml/2006/picture">
+                  <pic:nvPicPr>
+                    <pic:cNvPr id="722003549" name=""/>
+                    <pic:cNvPicPr/>
+                  </pic:nvPicPr>
+                  <pic:blipFill>
+                    <a:blip r:embed="rId15"/>
+                    <a:stretch>
+                      <a:fillRect/>
+                    </a:stretch>
+                  </pic:blipFill>
+                  <pic:spPr>
+                    <a:xfrm>
+                      <a:off x="0" y="0"/>
+                      <a:ext cx="2514951" cy="2743583"/>
+                    </a:xfrm>
+                    <a:prstGeom prst="rect">
+                      <a:avLst/>
+                    </a:prstGeom>
+                  </pic:spPr>
+                </pic:pic>
+              </a:graphicData>
+            </a:graphic>
+          </wp:inline>
+        </w:drawing>
+      </w:r>
+    </w:p>
+    <w:p>
+      <w:pPr>
+        <w:pStyle w:val="aff8"/>
+        <w:ind w:firstLine="0"/>
+        <w:jc w:val="center"/>
+        <w:rPr>
+          <w:lang w:val="en-US"/>
+        </w:rPr>
+      </w:pPr>
+      <w:r>
+        <w:rPr>
+          <w:lang w:val="en-US"/>
+        </w:rPr>
+        <w:drawing>
+          <wp:inline distT="0" distB="0" distL="0" distR="0" wp14:anchorId="42BCF60A" wp14:editId="67268153">
+            <wp:extent cx="5940425" cy="3906520"/>
+            <wp:effectExtent l="0" t="0" r="3175" b="0"/>
+            <wp:docPr id="584515443" name="Рисунок 1" descr="Изображение выглядит как текст, снимок экрана, Шрифт, документ&#10;&#10;Содержимое, созданное искусственным интеллектом, может быть неверным."/>
+            <wp:cNvGraphicFramePr>
+              <a:graphicFrameLocks xmlns:a="http://schemas.openxmlformats.org/drawingml/2006/main" noChangeAspect="1"/>
+            </wp:cNvGraphicFramePr>
+            <a:graphic xmlns:a="http://schemas.openxmlformats.org/drawingml/2006/main">
+              <a:graphicData uri="http://schemas.openxmlformats.org/drawingml/2006/picture">
+                <pic:pic xmlns:pic="http://schemas.openxmlformats.org/drawingml/2006/picture">
+                  <pic:nvPicPr>
+                    <pic:cNvPr id="584515443" name="Рисунок 1" descr="Изображение выглядит как текст, снимок экрана, Шрифт, документ&#10;&#10;Содержимое, созданное искусственным интеллектом, может быть неверным."/>
+                    <pic:cNvPicPr/>
+                  </pic:nvPicPr>
+                  <pic:blipFill>
+                    <a:blip r:embed="rId16"/>
+                    <a:stretch>
+                      <a:fillRect/>
+                    </a:stretch>
+                  </pic:blipFill>
+                  <pic:spPr>
+                    <a:xfrm>
+                      <a:off x="0" y="0"/>
+                      <a:ext cx="5940425" cy="3906520"/>
+                    </a:xfrm>
+                    <a:prstGeom prst="rect">
+                      <a:avLst/>
+                    </a:prstGeom>
+                  </pic:spPr>
+                </pic:pic>
+              </a:graphicData>
+            </a:graphic>
+          </wp:inline>
+        </w:drawing>
+      </w:r>
+    </w:p>
+    <w:p>
+      <w:pPr>
+        <w:pStyle w:val="aff8"/>
+        <w:ind w:firstLine="0"/>
+        <w:jc w:val="center"/>
+        <w:rPr>
+          <w:lang w:val="en-US"/>
+        </w:rPr>
+      </w:pPr>
+      <w:r>
+        <w:drawing>
+          <wp:inline distT="0" distB="0" distL="0" distR="0" wp14:anchorId="41F11804" wp14:editId="467A749B">
+            <wp:extent cx="5010849" cy="1829055"/>
+            <wp:effectExtent l="0" t="0" r="0" b="0"/>
+            <wp:docPr id="26712909" name="Рисунок 1" descr="Изображение выглядит как текст, снимок экрана, Шрифт&#10;&#10;Содержимое, созданное искусственным интеллектом, может быть неверным."/>
+            <wp:cNvGraphicFramePr>
+              <a:graphicFrameLocks xmlns:a="http://schemas.openxmlformats.org/drawingml/2006/main" noChangeAspect="1"/>
+            </wp:cNvGraphicFramePr>
+            <a:graphic xmlns:a="http://schemas.openxmlformats.org/drawingml/2006/main">
+              <a:graphicData uri="http://schemas.openxmlformats.org/drawingml/2006/picture">
+                <pic:pic xmlns:pic="http://schemas.openxmlformats.org/drawingml/2006/picture">
+                  <pic:nvPicPr>
+                    <pic:cNvPr id="26712909" name="Рисунок 1" descr="Изображение выглядит как текст, снимок экрана, Шрифт&#10;&#10;Содержимое, созданное искусственным интеллектом, может быть неверным."/>
+                    <pic:cNvPicPr/>
+                  </pic:nvPicPr>
+                  <pic:blipFill>
+                    <a:blip r:embed="rId17"/>
+                    <a:stretch>
+                      <a:fillRect/>
+                    </a:stretch>
+                  </pic:blipFill>
+                  <pic:spPr>
+                    <a:xfrm>
+                      <a:off x="0" y="0"/>
+                      <a:ext cx="5010849" cy="1829055"/>
+                    </a:xfrm>
+                    <a:prstGeom prst="rect">
+                      <a:avLst/>
+                    </a:prstGeom>
+                  </pic:spPr>
+                </pic:pic>
+              </a:graphicData>
+            </a:graphic>
+          </wp:inline>
+        </w:drawing>
+      </w:r>
+    </w:p>
+    <w:p>
+      <w:pPr>
+        <w:pStyle w:val="aff8"/>
+        <w:ind w:firstLine="0"/>
+        <w:jc w:val="center"/>
+        <w:rPr>
+          <w:lang w:val="en-US"/>
+        </w:rPr>
+      </w:pPr>
+      <w:r>
+        <w:rPr>
+          <w:lang w:val="en-US"/>
+        </w:rPr>
+        <w:lastRenderedPageBreak/>
+        <w:drawing>
+          <wp:inline distT="0" distB="0" distL="0" distR="0" wp14:anchorId="41578E39" wp14:editId="56F7FB72">
+            <wp:extent cx="5210902" cy="1838582"/>
+            <wp:effectExtent l="0" t="0" r="0" b="9525"/>
+            <wp:docPr id="658734341" name="Рисунок 1"/>
+            <wp:cNvGraphicFramePr>
+              <a:graphicFrameLocks xmlns:a="http://schemas.openxmlformats.org/drawingml/2006/main" noChangeAspect="1"/>
+            </wp:cNvGraphicFramePr>
+            <a:graphic xmlns:a="http://schemas.openxmlformats.org/drawingml/2006/main">
+              <a:graphicData uri="http://schemas.openxmlformats.org/drawingml/2006/picture">
+                <pic:pic xmlns:pic="http://schemas.openxmlformats.org/drawingml/2006/picture">
+                  <pic:nvPicPr>
+                    <pic:cNvPr id="658734341" name=""/>
+                    <pic:cNvPicPr/>
+                  </pic:nvPicPr>
+                  <pic:blipFill>
+                    <a:blip r:embed="rId18"/>
+                    <a:stretch>
+                      <a:fillRect/>
+                    </a:stretch>
+                  </pic:blipFill>
+                  <pic:spPr>
+                    <a:xfrm>
+                      <a:off x="0" y="0"/>
+                      <a:ext cx="5210902" cy="1838582"/>
+                    </a:xfrm>
+                    <a:prstGeom prst="rect">
+                      <a:avLst/>
+                    </a:prstGeom>
+                  </pic:spPr>
+                </pic:pic>
+              </a:graphicData>
+            </a:graphic>
+          </wp:inline>
+        </w:drawing>
+      </w:r>
     </w:p>
     <w:sectPr>
-      <w:headerReference w:type="first" r:id="rId14"/>
-      <w:footerReference w:type="first" r:id="rId15"/>
+      <w:headerReference w:type="first" r:id="rId19"/>
+      <w:footerReference w:type="first" r:id="rId20"/>
       <w:pgSz w:w="11906" w:h="16838"/>
       <w:pgMar w:top="1134" w:right="850" w:bottom="1134" w:left="1701" w:header="709" w:footer="0" w:gutter="0"/>
       <w:pgNumType w:start="0"/>

--- a/Task6-7/Практика 6-7. Синицкая.docx
+++ b/Task6-7/Практика 6-7. Синицкая.docx
@@ -1082,7 +1082,7 @@
                 <w:sz w:val="28"/>
                 <w:szCs w:val="28"/>
               </w:rPr>
-              <w:t>RIP и OSPF</w:t>
+              <w:t>Настройка SSH и NAT</w:t>
             </w:r>
             <w:r>
               <w:rPr>
@@ -1891,23 +1891,47 @@
         </w:rPr>
       </w:pPr>
       <w:r>
-        <w:t xml:space="preserve">Обеспечить полную связность между тремя доменами с разными протоколами маршрутизации, настроить безопасный удалённый доступ по SSH и реализовать NAT для выхода всех внутренних сетей в «Интернет» через центральный маршрутизатор Router0. </w:t>
+        <w:t>Обеспечить полную связность между тремя доменами с разными протоколами маршрутизации, настроить безопасный удалённый доступ по SSH и реализовать NAT для выхода всех внутренних сетей в «Интернет» через центральный маршрутизатор Router0.</w:t>
       </w:r>
     </w:p>
     <w:p>
       <w:pPr>
-        <w:pStyle w:val="aff8"/>
+        <w:pStyle w:val="affa"/>
+        <w:numPr>
+          <w:ilvl w:val="0"/>
+          <w:numId w:val="4"/>
+        </w:numPr>
         <w:rPr>
           <w:lang w:val="en-US"/>
         </w:rPr>
       </w:pPr>
+      <w:r>
+        <w:t>Начальная топология</w:t>
+      </w:r>
     </w:p>
     <w:p>
       <w:pPr>
         <w:pStyle w:val="aff8"/>
       </w:pPr>
       <w:r>
-        <w:t>За топологию была взята сеть из 5 практической работы.</w:t>
+        <w:t xml:space="preserve">В качестве основы была использована сеть, разработанная в практической работе №5, содержащая три автономных домена маршрутизации (RIP, </w:t>
+      </w:r>
+      <w:proofErr w:type="spellStart"/>
+      <w:r>
+        <w:t>Static</w:t>
+      </w:r>
+      <w:proofErr w:type="spellEnd"/>
+      <w:r>
+        <w:t>, OSPF), соединённых через центральный маршрутизатор Router0. На этом этапе необходимо было сохранить всю ранее настроенную связность, а затем расширить функционал за счёт безопасного удалённого доступа (SSH) и трансляции сетевых адресов (NAT).</w:t>
+      </w:r>
+      <w:r>
+        <w:t xml:space="preserve"> </w:t>
+      </w:r>
+      <w:r>
+        <w:t>Изначальная схема изображена на рис. 1</w:t>
+      </w:r>
+      <w:r>
+        <w:t>.</w:t>
       </w:r>
     </w:p>
     <w:p>
@@ -1915,15 +1939,12 @@
         <w:pStyle w:val="aff8"/>
         <w:ind w:firstLine="0"/>
         <w:jc w:val="center"/>
-        <w:rPr>
-          <w:lang w:val="en-US"/>
-        </w:rPr>
       </w:pPr>
       <w:r>
         <w:drawing>
-          <wp:inline distT="0" distB="0" distL="0" distR="0" wp14:anchorId="09F8B71E" wp14:editId="602B520A">
-            <wp:extent cx="5940425" cy="2820035"/>
-            <wp:effectExtent l="0" t="0" r="3175" b="0"/>
+          <wp:inline distT="0" distB="0" distL="0" distR="0" wp14:anchorId="09F8B71E" wp14:editId="1464C904">
+            <wp:extent cx="4960620" cy="2354903"/>
+            <wp:effectExtent l="0" t="0" r="0" b="7620"/>
             <wp:docPr id="181774510" name="Рисунок 1"/>
             <wp:cNvGraphicFramePr>
               <a:graphicFrameLocks xmlns:a="http://schemas.openxmlformats.org/drawingml/2006/main" noChangeAspect="1"/>
@@ -1944,7 +1965,7 @@
                   <pic:spPr>
                     <a:xfrm>
                       <a:off x="0" y="0"/>
-                      <a:ext cx="5940425" cy="2820035"/>
+                      <a:ext cx="4968116" cy="2358461"/>
                     </a:xfrm>
                     <a:prstGeom prst="rect">
                       <a:avLst/>
@@ -1973,7 +1994,191 @@
         <w:t>.</w:t>
       </w:r>
       <w:r>
-        <w:t xml:space="preserve"> Топология сети</w:t>
+        <w:t xml:space="preserve"> </w:t>
+      </w:r>
+      <w:r>
+        <w:t>Начальная т</w:t>
+      </w:r>
+      <w:r>
+        <w:t>опология сети</w:t>
+      </w:r>
+    </w:p>
+    <w:p>
+      <w:pPr>
+        <w:pStyle w:val="affa"/>
+        <w:numPr>
+          <w:ilvl w:val="0"/>
+          <w:numId w:val="4"/>
+        </w:numPr>
+      </w:pPr>
+      <w:r>
+        <w:t>Настройка SSH</w:t>
+      </w:r>
+    </w:p>
+    <w:p>
+      <w:pPr>
+        <w:pStyle w:val="aff8"/>
+      </w:pPr>
+      <w:r>
+        <w:t>Для обеспечения безопасного удалённого доступа была выполнена конфигурация SSH. На Router0 последовательно выполнены следующие действия:</w:t>
+      </w:r>
+    </w:p>
+    <w:p>
+      <w:pPr>
+        <w:pStyle w:val="aff8"/>
+        <w:numPr>
+          <w:ilvl w:val="0"/>
+          <w:numId w:val="7"/>
+        </w:numPr>
+      </w:pPr>
+      <w:r>
+        <w:t>Назначено доменное имя, необходимое для генерации RSA-ключей.</w:t>
+      </w:r>
+    </w:p>
+    <w:p>
+      <w:pPr>
+        <w:pStyle w:val="aff8"/>
+        <w:numPr>
+          <w:ilvl w:val="0"/>
+          <w:numId w:val="7"/>
+        </w:numPr>
+      </w:pPr>
+      <w:r>
+        <w:t>Сгенерированы RSA-ключи длиной 1024 бита, обеспечивающие криптографическую защиту.</w:t>
+      </w:r>
+    </w:p>
+    <w:p>
+      <w:pPr>
+        <w:pStyle w:val="aff8"/>
+        <w:numPr>
+          <w:ilvl w:val="0"/>
+          <w:numId w:val="7"/>
+        </w:numPr>
+      </w:pPr>
+      <w:r>
+        <w:t xml:space="preserve">Создан локальный пользователь </w:t>
+      </w:r>
+      <w:proofErr w:type="spellStart"/>
+      <w:r>
+        <w:t>admin</w:t>
+      </w:r>
+      <w:proofErr w:type="spellEnd"/>
+      <w:r>
+        <w:t xml:space="preserve"> с правами 15 уровня.</w:t>
+      </w:r>
+    </w:p>
+    <w:p>
+      <w:pPr>
+        <w:pStyle w:val="aff8"/>
+        <w:numPr>
+          <w:ilvl w:val="0"/>
+          <w:numId w:val="7"/>
+        </w:numPr>
+      </w:pPr>
+      <w:r>
+        <w:lastRenderedPageBreak/>
+        <w:t>Настроены линии VTY для работы только по SSH и аутентификации через локальную базу.</w:t>
+      </w:r>
+    </w:p>
+    <w:p>
+      <w:pPr>
+        <w:pStyle w:val="aff8"/>
+        <w:numPr>
+          <w:ilvl w:val="0"/>
+          <w:numId w:val="7"/>
+        </w:numPr>
+      </w:pPr>
+      <w:r>
+        <w:t>Заданы дополнительные параметры безопасности:</w:t>
+      </w:r>
+    </w:p>
+    <w:p>
+      <w:pPr>
+        <w:pStyle w:val="aff8"/>
+        <w:numPr>
+          <w:ilvl w:val="0"/>
+          <w:numId w:val="8"/>
+        </w:numPr>
+        <w:ind w:left="1276" w:hanging="283"/>
+      </w:pPr>
+      <w:r>
+        <w:t xml:space="preserve">пароль режима </w:t>
+      </w:r>
+      <w:proofErr w:type="spellStart"/>
+      <w:r>
+        <w:t>enable</w:t>
+      </w:r>
+      <w:proofErr w:type="spellEnd"/>
+      <w:r>
+        <w:t>,</w:t>
+      </w:r>
+    </w:p>
+    <w:p>
+      <w:pPr>
+        <w:pStyle w:val="aff8"/>
+        <w:numPr>
+          <w:ilvl w:val="0"/>
+          <w:numId w:val="8"/>
+        </w:numPr>
+        <w:ind w:left="1276" w:hanging="283"/>
+      </w:pPr>
+      <w:r>
+        <w:t>шифрование паролей,</w:t>
+      </w:r>
+    </w:p>
+    <w:p>
+      <w:pPr>
+        <w:pStyle w:val="aff8"/>
+        <w:numPr>
+          <w:ilvl w:val="0"/>
+          <w:numId w:val="8"/>
+        </w:numPr>
+        <w:ind w:left="1276" w:hanging="283"/>
+      </w:pPr>
+      <w:r>
+        <w:t xml:space="preserve">приветственное сообщение (MOTD </w:t>
+      </w:r>
+      <w:proofErr w:type="spellStart"/>
+      <w:r>
+        <w:t>banner</w:t>
+      </w:r>
+      <w:proofErr w:type="spellEnd"/>
+      <w:r>
+        <w:t>),</w:t>
+      </w:r>
+    </w:p>
+    <w:p>
+      <w:pPr>
+        <w:pStyle w:val="aff8"/>
+        <w:numPr>
+          <w:ilvl w:val="0"/>
+          <w:numId w:val="8"/>
+        </w:numPr>
+        <w:ind w:left="1276" w:hanging="283"/>
+      </w:pPr>
+      <w:r>
+        <w:t>отключение доменного поиска,</w:t>
+      </w:r>
+    </w:p>
+    <w:p>
+      <w:pPr>
+        <w:pStyle w:val="aff8"/>
+        <w:numPr>
+          <w:ilvl w:val="0"/>
+          <w:numId w:val="8"/>
+        </w:numPr>
+        <w:ind w:left="1276" w:hanging="283"/>
+      </w:pPr>
+      <w:r>
+        <w:t>использование SSH версии 2.</w:t>
+      </w:r>
+    </w:p>
+    <w:p>
+      <w:pPr>
+        <w:pStyle w:val="aff8"/>
+      </w:pPr>
+      <w:r>
+        <w:t>Фрагмент конфигурации приведён в листинге 1, а итоговая консольная сессия на рис. 1 (см. рис. 1).</w:t>
       </w:r>
     </w:p>
     <w:tbl>
@@ -2006,8 +2211,19 @@
                 <w:szCs w:val="24"/>
                 <w:lang w:val="en-US" w:eastAsia="ru-RU"/>
               </w:rPr>
-              <w:t>R0(config)#crypto key generate rsa</w:t>
-            </w:r>
+              <w:t xml:space="preserve">R0(config)#crypto key generate </w:t>
+            </w:r>
+            <w:proofErr w:type="spellStart"/>
+            <w:r>
+              <w:rPr>
+                <w:rFonts w:ascii="Times New Roman" w:eastAsia="Times New Roman" w:hAnsi="Times New Roman" w:cs="Times New Roman"/>
+                <w:sz w:val="24"/>
+                <w:szCs w:val="24"/>
+                <w:lang w:val="en-US" w:eastAsia="ru-RU"/>
+              </w:rPr>
+              <w:t>rsa</w:t>
+            </w:r>
+            <w:proofErr w:type="spellEnd"/>
           </w:p>
           <w:p>
             <w:pPr>
@@ -2063,46 +2279,81 @@
                 <w:szCs w:val="24"/>
                 <w:lang w:val="en-US" w:eastAsia="ru-RU"/>
               </w:rPr>
-              <w:t>Router0(config)#ip domain-name company.local</w:t>
-            </w:r>
-          </w:p>
-          <w:p>
-            <w:pPr>
-              <w:rPr>
-                <w:rFonts w:ascii="Times New Roman" w:eastAsia="Times New Roman" w:hAnsi="Times New Roman" w:cs="Times New Roman"/>
-                <w:sz w:val="24"/>
-                <w:szCs w:val="24"/>
-                <w:lang w:val="en-US" w:eastAsia="ru-RU"/>
-              </w:rPr>
-            </w:pPr>
-            <w:r>
-              <w:rPr>
-                <w:rFonts w:ascii="Times New Roman" w:eastAsia="Times New Roman" w:hAnsi="Times New Roman" w:cs="Times New Roman"/>
-                <w:sz w:val="24"/>
-                <w:szCs w:val="24"/>
-                <w:lang w:val="en-US" w:eastAsia="ru-RU"/>
-              </w:rPr>
-              <w:t>Router0(config)#crypto key generate rsa</w:t>
-            </w:r>
-          </w:p>
-          <w:p>
-            <w:pPr>
-              <w:rPr>
-                <w:rFonts w:ascii="Times New Roman" w:eastAsia="Times New Roman" w:hAnsi="Times New Roman" w:cs="Times New Roman"/>
-                <w:sz w:val="24"/>
-                <w:szCs w:val="24"/>
-                <w:lang w:val="en-US" w:eastAsia="ru-RU"/>
-              </w:rPr>
-            </w:pPr>
-            <w:r>
-              <w:rPr>
-                <w:rFonts w:ascii="Times New Roman" w:eastAsia="Times New Roman" w:hAnsi="Times New Roman" w:cs="Times New Roman"/>
-                <w:sz w:val="24"/>
-                <w:szCs w:val="24"/>
-                <w:lang w:val="en-US" w:eastAsia="ru-RU"/>
-              </w:rPr>
-              <w:t>The name for the keys will be: Router0.company.local</w:t>
-            </w:r>
+              <w:t xml:space="preserve">Router0(config)#ip domain-name </w:t>
+            </w:r>
+            <w:proofErr w:type="spellStart"/>
+            <w:proofErr w:type="gramStart"/>
+            <w:r>
+              <w:rPr>
+                <w:rFonts w:ascii="Times New Roman" w:eastAsia="Times New Roman" w:hAnsi="Times New Roman" w:cs="Times New Roman"/>
+                <w:sz w:val="24"/>
+                <w:szCs w:val="24"/>
+                <w:lang w:val="en-US" w:eastAsia="ru-RU"/>
+              </w:rPr>
+              <w:t>company.local</w:t>
+            </w:r>
+            <w:proofErr w:type="spellEnd"/>
+            <w:proofErr w:type="gramEnd"/>
+          </w:p>
+          <w:p>
+            <w:pPr>
+              <w:rPr>
+                <w:rFonts w:ascii="Times New Roman" w:eastAsia="Times New Roman" w:hAnsi="Times New Roman" w:cs="Times New Roman"/>
+                <w:sz w:val="24"/>
+                <w:szCs w:val="24"/>
+                <w:lang w:val="en-US" w:eastAsia="ru-RU"/>
+              </w:rPr>
+            </w:pPr>
+            <w:r>
+              <w:rPr>
+                <w:rFonts w:ascii="Times New Roman" w:eastAsia="Times New Roman" w:hAnsi="Times New Roman" w:cs="Times New Roman"/>
+                <w:sz w:val="24"/>
+                <w:szCs w:val="24"/>
+                <w:lang w:val="en-US" w:eastAsia="ru-RU"/>
+              </w:rPr>
+              <w:t xml:space="preserve">Router0(config)#crypto key generate </w:t>
+            </w:r>
+            <w:proofErr w:type="spellStart"/>
+            <w:r>
+              <w:rPr>
+                <w:rFonts w:ascii="Times New Roman" w:eastAsia="Times New Roman" w:hAnsi="Times New Roman" w:cs="Times New Roman"/>
+                <w:sz w:val="24"/>
+                <w:szCs w:val="24"/>
+                <w:lang w:val="en-US" w:eastAsia="ru-RU"/>
+              </w:rPr>
+              <w:t>rsa</w:t>
+            </w:r>
+            <w:proofErr w:type="spellEnd"/>
+          </w:p>
+          <w:p>
+            <w:pPr>
+              <w:rPr>
+                <w:rFonts w:ascii="Times New Roman" w:eastAsia="Times New Roman" w:hAnsi="Times New Roman" w:cs="Times New Roman"/>
+                <w:sz w:val="24"/>
+                <w:szCs w:val="24"/>
+                <w:lang w:val="en-US" w:eastAsia="ru-RU"/>
+              </w:rPr>
+            </w:pPr>
+            <w:r>
+              <w:rPr>
+                <w:rFonts w:ascii="Times New Roman" w:eastAsia="Times New Roman" w:hAnsi="Times New Roman" w:cs="Times New Roman"/>
+                <w:sz w:val="24"/>
+                <w:szCs w:val="24"/>
+                <w:lang w:val="en-US" w:eastAsia="ru-RU"/>
+              </w:rPr>
+              <w:t xml:space="preserve">The name for the keys will be: </w:t>
+            </w:r>
+            <w:proofErr w:type="gramStart"/>
+            <w:r>
+              <w:rPr>
+                <w:rFonts w:ascii="Times New Roman" w:eastAsia="Times New Roman" w:hAnsi="Times New Roman" w:cs="Times New Roman"/>
+                <w:sz w:val="24"/>
+                <w:szCs w:val="24"/>
+                <w:lang w:val="en-US" w:eastAsia="ru-RU"/>
+              </w:rPr>
+              <w:t>Router0.company.local</w:t>
+            </w:r>
+            <w:proofErr w:type="gramEnd"/>
           </w:p>
           <w:p>
             <w:pPr>
@@ -2206,7 +2457,47 @@
                 <w:szCs w:val="24"/>
                 <w:lang w:val="en-US" w:eastAsia="ru-RU"/>
               </w:rPr>
-              <w:t>% Generating 1024 bit RSA keys, keys will be non-exportable...[OK]</w:t>
+              <w:t xml:space="preserve">% Generating </w:t>
+            </w:r>
+            <w:proofErr w:type="gramStart"/>
+            <w:r>
+              <w:rPr>
+                <w:rFonts w:ascii="Times New Roman" w:eastAsia="Times New Roman" w:hAnsi="Times New Roman" w:cs="Times New Roman"/>
+                <w:sz w:val="24"/>
+                <w:szCs w:val="24"/>
+                <w:lang w:val="en-US" w:eastAsia="ru-RU"/>
+              </w:rPr>
+              <w:t>1024 bit</w:t>
+            </w:r>
+            <w:proofErr w:type="gramEnd"/>
+            <w:r>
+              <w:rPr>
+                <w:rFonts w:ascii="Times New Roman" w:eastAsia="Times New Roman" w:hAnsi="Times New Roman" w:cs="Times New Roman"/>
+                <w:sz w:val="24"/>
+                <w:szCs w:val="24"/>
+                <w:lang w:val="en-US" w:eastAsia="ru-RU"/>
+              </w:rPr>
+              <w:t xml:space="preserve"> RSA keys, keys will be non-exportable</w:t>
+            </w:r>
+            <w:proofErr w:type="gramStart"/>
+            <w:r>
+              <w:rPr>
+                <w:rFonts w:ascii="Times New Roman" w:eastAsia="Times New Roman" w:hAnsi="Times New Roman" w:cs="Times New Roman"/>
+                <w:sz w:val="24"/>
+                <w:szCs w:val="24"/>
+                <w:lang w:val="en-US" w:eastAsia="ru-RU"/>
+              </w:rPr>
+              <w:t>...[</w:t>
+            </w:r>
+            <w:proofErr w:type="gramEnd"/>
+            <w:r>
+              <w:rPr>
+                <w:rFonts w:ascii="Times New Roman" w:eastAsia="Times New Roman" w:hAnsi="Times New Roman" w:cs="Times New Roman"/>
+                <w:sz w:val="24"/>
+                <w:szCs w:val="24"/>
+                <w:lang w:val="en-US" w:eastAsia="ru-RU"/>
+              </w:rPr>
+              <w:t>OK]</w:t>
             </w:r>
           </w:p>
           <w:p>
@@ -2273,64 +2564,144 @@
                 <w:szCs w:val="24"/>
                 <w:lang w:val="en-US" w:eastAsia="ru-RU"/>
               </w:rPr>
-              <w:t>Router0(config)#line vty 0 4</w:t>
-            </w:r>
-          </w:p>
-          <w:p>
-            <w:pPr>
-              <w:rPr>
-                <w:rFonts w:ascii="Times New Roman" w:eastAsia="Times New Roman" w:hAnsi="Times New Roman" w:cs="Times New Roman"/>
-                <w:sz w:val="24"/>
-                <w:szCs w:val="24"/>
-                <w:lang w:val="en-US" w:eastAsia="ru-RU"/>
-              </w:rPr>
-            </w:pPr>
-            <w:r>
-              <w:rPr>
-                <w:rFonts w:ascii="Times New Roman" w:eastAsia="Times New Roman" w:hAnsi="Times New Roman" w:cs="Times New Roman"/>
-                <w:sz w:val="24"/>
-                <w:szCs w:val="24"/>
-                <w:lang w:val="en-US" w:eastAsia="ru-RU"/>
-              </w:rPr>
-              <w:t>Router0(config-line)# login local</w:t>
-            </w:r>
-          </w:p>
-          <w:p>
-            <w:pPr>
-              <w:rPr>
-                <w:rFonts w:ascii="Times New Roman" w:eastAsia="Times New Roman" w:hAnsi="Times New Roman" w:cs="Times New Roman"/>
-                <w:sz w:val="24"/>
-                <w:szCs w:val="24"/>
-                <w:lang w:val="en-US" w:eastAsia="ru-RU"/>
-              </w:rPr>
-            </w:pPr>
-            <w:r>
-              <w:rPr>
-                <w:rFonts w:ascii="Times New Roman" w:eastAsia="Times New Roman" w:hAnsi="Times New Roman" w:cs="Times New Roman"/>
-                <w:sz w:val="24"/>
-                <w:szCs w:val="24"/>
-                <w:lang w:val="en-US" w:eastAsia="ru-RU"/>
-              </w:rPr>
-              <w:t>Router0(config-line)# transport input ssh</w:t>
-            </w:r>
-          </w:p>
-          <w:p>
-            <w:pPr>
-              <w:rPr>
-                <w:rFonts w:ascii="Times New Roman" w:eastAsia="Times New Roman" w:hAnsi="Times New Roman" w:cs="Times New Roman"/>
-                <w:sz w:val="24"/>
-                <w:szCs w:val="24"/>
-                <w:lang w:val="en-US" w:eastAsia="ru-RU"/>
-              </w:rPr>
-            </w:pPr>
-            <w:r>
-              <w:rPr>
-                <w:rFonts w:ascii="Times New Roman" w:eastAsia="Times New Roman" w:hAnsi="Times New Roman" w:cs="Times New Roman"/>
-                <w:sz w:val="24"/>
-                <w:szCs w:val="24"/>
-                <w:lang w:val="en-US" w:eastAsia="ru-RU"/>
-              </w:rPr>
-              <w:t>Router0(config-line)#exit</w:t>
+              <w:t xml:space="preserve">Router0(config)#line </w:t>
+            </w:r>
+            <w:proofErr w:type="spellStart"/>
+            <w:r>
+              <w:rPr>
+                <w:rFonts w:ascii="Times New Roman" w:eastAsia="Times New Roman" w:hAnsi="Times New Roman" w:cs="Times New Roman"/>
+                <w:sz w:val="24"/>
+                <w:szCs w:val="24"/>
+                <w:lang w:val="en-US" w:eastAsia="ru-RU"/>
+              </w:rPr>
+              <w:t>vty</w:t>
+            </w:r>
+            <w:proofErr w:type="spellEnd"/>
+            <w:r>
+              <w:rPr>
+                <w:rFonts w:ascii="Times New Roman" w:eastAsia="Times New Roman" w:hAnsi="Times New Roman" w:cs="Times New Roman"/>
+                <w:sz w:val="24"/>
+                <w:szCs w:val="24"/>
+                <w:lang w:val="en-US" w:eastAsia="ru-RU"/>
+              </w:rPr>
+              <w:t xml:space="preserve"> 0 4</w:t>
+            </w:r>
+          </w:p>
+          <w:p>
+            <w:pPr>
+              <w:rPr>
+                <w:rFonts w:ascii="Times New Roman" w:eastAsia="Times New Roman" w:hAnsi="Times New Roman" w:cs="Times New Roman"/>
+                <w:sz w:val="24"/>
+                <w:szCs w:val="24"/>
+                <w:lang w:val="en-US" w:eastAsia="ru-RU"/>
+              </w:rPr>
+            </w:pPr>
+            <w:r>
+              <w:rPr>
+                <w:rFonts w:ascii="Times New Roman" w:eastAsia="Times New Roman" w:hAnsi="Times New Roman" w:cs="Times New Roman"/>
+                <w:sz w:val="24"/>
+                <w:szCs w:val="24"/>
+                <w:lang w:val="en-US" w:eastAsia="ru-RU"/>
+              </w:rPr>
+              <w:t>Router0(config-</w:t>
+            </w:r>
+            <w:proofErr w:type="gramStart"/>
+            <w:r>
+              <w:rPr>
+                <w:rFonts w:ascii="Times New Roman" w:eastAsia="Times New Roman" w:hAnsi="Times New Roman" w:cs="Times New Roman"/>
+                <w:sz w:val="24"/>
+                <w:szCs w:val="24"/>
+                <w:lang w:val="en-US" w:eastAsia="ru-RU"/>
+              </w:rPr>
+              <w:t>line)#</w:t>
+            </w:r>
+            <w:proofErr w:type="gramEnd"/>
+            <w:r>
+              <w:rPr>
+                <w:rFonts w:ascii="Times New Roman" w:eastAsia="Times New Roman" w:hAnsi="Times New Roman" w:cs="Times New Roman"/>
+                <w:sz w:val="24"/>
+                <w:szCs w:val="24"/>
+                <w:lang w:val="en-US" w:eastAsia="ru-RU"/>
+              </w:rPr>
+              <w:t xml:space="preserve"> login local</w:t>
+            </w:r>
+          </w:p>
+          <w:p>
+            <w:pPr>
+              <w:rPr>
+                <w:rFonts w:ascii="Times New Roman" w:eastAsia="Times New Roman" w:hAnsi="Times New Roman" w:cs="Times New Roman"/>
+                <w:sz w:val="24"/>
+                <w:szCs w:val="24"/>
+                <w:lang w:val="en-US" w:eastAsia="ru-RU"/>
+              </w:rPr>
+            </w:pPr>
+            <w:r>
+              <w:rPr>
+                <w:rFonts w:ascii="Times New Roman" w:eastAsia="Times New Roman" w:hAnsi="Times New Roman" w:cs="Times New Roman"/>
+                <w:sz w:val="24"/>
+                <w:szCs w:val="24"/>
+                <w:lang w:val="en-US" w:eastAsia="ru-RU"/>
+              </w:rPr>
+              <w:t>Router0(config-</w:t>
+            </w:r>
+            <w:proofErr w:type="gramStart"/>
+            <w:r>
+              <w:rPr>
+                <w:rFonts w:ascii="Times New Roman" w:eastAsia="Times New Roman" w:hAnsi="Times New Roman" w:cs="Times New Roman"/>
+                <w:sz w:val="24"/>
+                <w:szCs w:val="24"/>
+                <w:lang w:val="en-US" w:eastAsia="ru-RU"/>
+              </w:rPr>
+              <w:t>line)#</w:t>
+            </w:r>
+            <w:proofErr w:type="gramEnd"/>
+            <w:r>
+              <w:rPr>
+                <w:rFonts w:ascii="Times New Roman" w:eastAsia="Times New Roman" w:hAnsi="Times New Roman" w:cs="Times New Roman"/>
+                <w:sz w:val="24"/>
+                <w:szCs w:val="24"/>
+                <w:lang w:val="en-US" w:eastAsia="ru-RU"/>
+              </w:rPr>
+              <w:t xml:space="preserve"> transport input ssh</w:t>
+            </w:r>
+          </w:p>
+          <w:p>
+            <w:pPr>
+              <w:rPr>
+                <w:rFonts w:ascii="Times New Roman" w:eastAsia="Times New Roman" w:hAnsi="Times New Roman" w:cs="Times New Roman"/>
+                <w:sz w:val="24"/>
+                <w:szCs w:val="24"/>
+                <w:lang w:val="en-US" w:eastAsia="ru-RU"/>
+              </w:rPr>
+            </w:pPr>
+            <w:r>
+              <w:rPr>
+                <w:rFonts w:ascii="Times New Roman" w:eastAsia="Times New Roman" w:hAnsi="Times New Roman" w:cs="Times New Roman"/>
+                <w:sz w:val="24"/>
+                <w:szCs w:val="24"/>
+                <w:lang w:val="en-US" w:eastAsia="ru-RU"/>
+              </w:rPr>
+              <w:t>Router0(config-</w:t>
+            </w:r>
+            <w:proofErr w:type="gramStart"/>
+            <w:r>
+              <w:rPr>
+                <w:rFonts w:ascii="Times New Roman" w:eastAsia="Times New Roman" w:hAnsi="Times New Roman" w:cs="Times New Roman"/>
+                <w:sz w:val="24"/>
+                <w:szCs w:val="24"/>
+                <w:lang w:val="en-US" w:eastAsia="ru-RU"/>
+              </w:rPr>
+              <w:t>line)#</w:t>
+            </w:r>
+            <w:proofErr w:type="gramEnd"/>
+            <w:r>
+              <w:rPr>
+                <w:rFonts w:ascii="Times New Roman" w:eastAsia="Times New Roman" w:hAnsi="Times New Roman" w:cs="Times New Roman"/>
+                <w:sz w:val="24"/>
+                <w:szCs w:val="24"/>
+                <w:lang w:val="en-US" w:eastAsia="ru-RU"/>
+              </w:rPr>
+              <w:t>exit</w:t>
             </w:r>
           </w:p>
           <w:p>
@@ -2387,27 +2758,66 @@
                 <w:szCs w:val="24"/>
                 <w:lang w:val="en-US" w:eastAsia="ru-RU"/>
               </w:rPr>
-              <w:t>Router0(config)#banner motd # Authorized access only! #</w:t>
-            </w:r>
-          </w:p>
-          <w:p>
-            <w:pPr>
-              <w:rPr>
-                <w:rFonts w:ascii="Times New Roman" w:eastAsia="Times New Roman" w:hAnsi="Times New Roman" w:cs="Times New Roman"/>
-                <w:sz w:val="24"/>
-                <w:szCs w:val="24"/>
-                <w:lang w:val="en-US" w:eastAsia="ru-RU"/>
-              </w:rPr>
-            </w:pPr>
-            <w:r>
-              <w:rPr>
-                <w:rFonts w:ascii="Times New Roman" w:eastAsia="Times New Roman" w:hAnsi="Times New Roman" w:cs="Times New Roman"/>
-                <w:sz w:val="24"/>
-                <w:szCs w:val="24"/>
-                <w:lang w:val="en-US" w:eastAsia="ru-RU"/>
-              </w:rPr>
-              <w:lastRenderedPageBreak/>
-              <w:t>Router0(config)#no ip domain-lookup</w:t>
+              <w:t xml:space="preserve">Router0(config)#banner </w:t>
+            </w:r>
+            <w:proofErr w:type="spellStart"/>
+            <w:r>
+              <w:rPr>
+                <w:rFonts w:ascii="Times New Roman" w:eastAsia="Times New Roman" w:hAnsi="Times New Roman" w:cs="Times New Roman"/>
+                <w:sz w:val="24"/>
+                <w:szCs w:val="24"/>
+                <w:lang w:val="en-US" w:eastAsia="ru-RU"/>
+              </w:rPr>
+              <w:t>motd</w:t>
+            </w:r>
+            <w:proofErr w:type="spellEnd"/>
+            <w:r>
+              <w:rPr>
+                <w:rFonts w:ascii="Times New Roman" w:eastAsia="Times New Roman" w:hAnsi="Times New Roman" w:cs="Times New Roman"/>
+                <w:sz w:val="24"/>
+                <w:szCs w:val="24"/>
+                <w:lang w:val="en-US" w:eastAsia="ru-RU"/>
+              </w:rPr>
+              <w:t xml:space="preserve"> # Authorized access only! #</w:t>
+            </w:r>
+          </w:p>
+          <w:p>
+            <w:pPr>
+              <w:rPr>
+                <w:rFonts w:ascii="Times New Roman" w:eastAsia="Times New Roman" w:hAnsi="Times New Roman" w:cs="Times New Roman"/>
+                <w:sz w:val="24"/>
+                <w:szCs w:val="24"/>
+                <w:lang w:val="en-US" w:eastAsia="ru-RU"/>
+              </w:rPr>
+            </w:pPr>
+            <w:r>
+              <w:rPr>
+                <w:rFonts w:ascii="Times New Roman" w:eastAsia="Times New Roman" w:hAnsi="Times New Roman" w:cs="Times New Roman"/>
+                <w:sz w:val="24"/>
+                <w:szCs w:val="24"/>
+                <w:lang w:val="en-US" w:eastAsia="ru-RU"/>
+              </w:rPr>
+              <w:t xml:space="preserve">Router0(config)#no </w:t>
+            </w:r>
+            <w:proofErr w:type="spellStart"/>
+            <w:r>
+              <w:rPr>
+                <w:rFonts w:ascii="Times New Roman" w:eastAsia="Times New Roman" w:hAnsi="Times New Roman" w:cs="Times New Roman"/>
+                <w:sz w:val="24"/>
+                <w:szCs w:val="24"/>
+                <w:lang w:val="en-US" w:eastAsia="ru-RU"/>
+              </w:rPr>
+              <w:t>ip</w:t>
+            </w:r>
+            <w:proofErr w:type="spellEnd"/>
+            <w:r>
+              <w:rPr>
+                <w:rFonts w:ascii="Times New Roman" w:eastAsia="Times New Roman" w:hAnsi="Times New Roman" w:cs="Times New Roman"/>
+                <w:sz w:val="24"/>
+                <w:szCs w:val="24"/>
+                <w:lang w:val="en-US" w:eastAsia="ru-RU"/>
+              </w:rPr>
+              <w:t xml:space="preserve"> domain-lookup</w:t>
             </w:r>
           </w:p>
           <w:p>
@@ -2434,6 +2844,7 @@
     <w:p>
       <w:pPr>
         <w:pStyle w:val="aff8"/>
+        <w:spacing w:before="120"/>
         <w:ind w:firstLine="0"/>
         <w:jc w:val="center"/>
         <w:rPr>
@@ -2441,7 +2852,6 @@
         </w:rPr>
       </w:pPr>
       <w:r>
-        <w:lastRenderedPageBreak/>
         <w:t xml:space="preserve">Листинг 1. Настройка </w:t>
       </w:r>
       <w:r>
@@ -2549,6 +2959,217 @@
       <w:r>
         <w:t>подключения</w:t>
       </w:r>
+      <w:r>
+        <w:t xml:space="preserve"> </w:t>
+      </w:r>
+      <w:r>
+        <w:t xml:space="preserve">к </w:t>
+      </w:r>
+      <w:r>
+        <w:rPr>
+          <w:lang w:val="en-US"/>
+        </w:rPr>
+        <w:t>Router</w:t>
+      </w:r>
+      <w:r>
+        <w:t>1</w:t>
+      </w:r>
+    </w:p>
+    <w:p>
+      <w:pPr>
+        <w:pStyle w:val="affa"/>
+        <w:numPr>
+          <w:ilvl w:val="0"/>
+          <w:numId w:val="4"/>
+        </w:numPr>
+      </w:pPr>
+      <w:r>
+        <w:lastRenderedPageBreak/>
+        <w:t xml:space="preserve">Настройка </w:t>
+      </w:r>
+      <w:r>
+        <w:rPr>
+          <w:lang w:val="en-US"/>
+        </w:rPr>
+        <w:t>NAT/PAT</w:t>
+      </w:r>
+    </w:p>
+    <w:p>
+      <w:pPr>
+        <w:pStyle w:val="aff8"/>
+      </w:pPr>
+      <w:proofErr w:type="gramStart"/>
+      <w:r>
+        <w:rPr>
+          <w:lang w:val="en-US"/>
+        </w:rPr>
+        <w:t>NAT</w:t>
+      </w:r>
+      <w:r>
+        <w:t>(</w:t>
+      </w:r>
+      <w:proofErr w:type="gramEnd"/>
+      <w:r>
+        <w:rPr>
+          <w:lang w:val="en-US"/>
+        </w:rPr>
+        <w:t>Network</w:t>
+      </w:r>
+      <w:r>
+        <w:t xml:space="preserve"> </w:t>
+      </w:r>
+      <w:r>
+        <w:rPr>
+          <w:lang w:val="en-US"/>
+        </w:rPr>
+        <w:t>address</w:t>
+      </w:r>
+      <w:r>
+        <w:t xml:space="preserve"> </w:t>
+      </w:r>
+      <w:r>
+        <w:rPr>
+          <w:lang w:val="en-US"/>
+        </w:rPr>
+        <w:t>translation</w:t>
+      </w:r>
+      <w:r>
+        <w:t xml:space="preserve">) </w:t>
+      </w:r>
+      <w:proofErr w:type="gramStart"/>
+      <w:r>
+        <w:t xml:space="preserve">— </w:t>
+      </w:r>
+      <w:r>
+        <w:t> это</w:t>
+      </w:r>
+      <w:proofErr w:type="gramEnd"/>
+      <w:r>
+        <w:t> технология в сетях TCP/IP, которая позволяет одному или нескольким устройствам в локальной (частной) сети использовать один и тот же публичный (внешний) IP-адрес для выхода в Интернет, «маскируя» их приватные адреса и экономя IPv4-адреса</w:t>
+      </w:r>
+      <w:r>
+        <w:t>.</w:t>
+      </w:r>
+    </w:p>
+    <w:p>
+      <w:pPr>
+        <w:pStyle w:val="aff8"/>
+      </w:pPr>
+      <w:r>
+        <w:rPr>
+          <w:lang w:val="en-US"/>
+        </w:rPr>
+        <w:t>PAT</w:t>
+      </w:r>
+      <w:r>
+        <w:t xml:space="preserve"> — </w:t>
+      </w:r>
+      <w:r>
+        <w:t xml:space="preserve">разновидность </w:t>
+      </w:r>
+      <w:r>
+        <w:rPr>
+          <w:lang w:val="en-US"/>
+        </w:rPr>
+        <w:t>NAT</w:t>
+      </w:r>
+      <w:r>
+        <w:t xml:space="preserve">, </w:t>
+      </w:r>
+      <w:r>
+        <w:t xml:space="preserve">использует один публичный </w:t>
+      </w:r>
+      <w:r>
+        <w:rPr>
+          <w:lang w:val="en-US"/>
+        </w:rPr>
+        <w:t>IP</w:t>
+      </w:r>
+      <w:r>
+        <w:t xml:space="preserve"> </w:t>
+      </w:r>
+      <w:r>
+        <w:t>для выхода в интернет.</w:t>
+      </w:r>
+    </w:p>
+    <w:p>
+      <w:pPr>
+        <w:pStyle w:val="aff8"/>
+      </w:pPr>
+      <w:r>
+        <w:t xml:space="preserve">Первым шагом была настройка интерфейса Serial0/3/0, который используется как внешняя сторона NAT. Интерфейсу назначен адрес из публичного диапазона, а затем на </w:t>
+      </w:r>
+      <w:r>
+        <w:rPr>
+          <w:lang w:val="en-US"/>
+        </w:rPr>
+        <w:t>R</w:t>
+      </w:r>
+      <w:r>
+        <w:t>0 выполнено сопоставление списка внутренних сетей с этим интерфейсом</w:t>
+      </w:r>
+      <w:r>
+        <w:t xml:space="preserve">. </w:t>
+      </w:r>
+      <w:r>
+        <w:t xml:space="preserve">Гигабитные интерфейсы, соединённые с локальными доменами, были помечены как </w:t>
+      </w:r>
+      <w:proofErr w:type="spellStart"/>
+      <w:r>
+        <w:t>ip</w:t>
+      </w:r>
+      <w:proofErr w:type="spellEnd"/>
+      <w:r>
+        <w:t xml:space="preserve"> </w:t>
+      </w:r>
+      <w:proofErr w:type="spellStart"/>
+      <w:r>
+        <w:t>nat</w:t>
+      </w:r>
+      <w:proofErr w:type="spellEnd"/>
+      <w:r>
+        <w:t xml:space="preserve"> </w:t>
+      </w:r>
+      <w:proofErr w:type="spellStart"/>
+      <w:r>
+        <w:t>inside</w:t>
+      </w:r>
+      <w:proofErr w:type="spellEnd"/>
+      <w:r>
+        <w:t xml:space="preserve">, а </w:t>
+      </w:r>
+      <w:proofErr w:type="spellStart"/>
+      <w:r>
+        <w:t>Serial</w:t>
+      </w:r>
+      <w:proofErr w:type="spellEnd"/>
+      <w:r>
+        <w:t xml:space="preserve"> — как </w:t>
+      </w:r>
+      <w:proofErr w:type="spellStart"/>
+      <w:r>
+        <w:t>ip</w:t>
+      </w:r>
+      <w:proofErr w:type="spellEnd"/>
+      <w:r>
+        <w:t xml:space="preserve"> </w:t>
+      </w:r>
+      <w:proofErr w:type="spellStart"/>
+      <w:r>
+        <w:t>nat</w:t>
+      </w:r>
+      <w:proofErr w:type="spellEnd"/>
+      <w:r>
+        <w:t xml:space="preserve"> </w:t>
+      </w:r>
+      <w:proofErr w:type="spellStart"/>
+      <w:r>
+        <w:t>outside</w:t>
+      </w:r>
+      <w:proofErr w:type="spellEnd"/>
+      <w:r>
+        <w:t>.</w:t>
+      </w:r>
     </w:p>
     <w:p>
       <w:pPr>
@@ -2561,9 +3182,9 @@
       </w:pPr>
       <w:r>
         <w:drawing>
-          <wp:inline distT="0" distB="0" distL="0" distR="0" wp14:anchorId="041DF8E1" wp14:editId="6218E1AD">
-            <wp:extent cx="5940425" cy="4479290"/>
-            <wp:effectExtent l="0" t="0" r="3175" b="0"/>
+          <wp:inline distT="0" distB="0" distL="0" distR="0" wp14:anchorId="041DF8E1" wp14:editId="2B1F77CC">
+            <wp:extent cx="4953000" cy="3734737"/>
+            <wp:effectExtent l="0" t="0" r="0" b="0"/>
             <wp:docPr id="917577224" name="Рисунок 1"/>
             <wp:cNvGraphicFramePr>
               <a:graphicFrameLocks xmlns:a="http://schemas.openxmlformats.org/drawingml/2006/main" noChangeAspect="1"/>
@@ -2584,7 +3205,7 @@
                   <pic:spPr>
                     <a:xfrm>
                       <a:off x="0" y="0"/>
-                      <a:ext cx="5940425" cy="4479290"/>
+                      <a:ext cx="4957105" cy="3737832"/>
                     </a:xfrm>
                     <a:prstGeom prst="rect">
                       <a:avLst/>
@@ -2602,9 +3223,6 @@
         <w:pStyle w:val="aff8"/>
         <w:ind w:firstLine="0"/>
         <w:jc w:val="center"/>
-        <w:rPr>
-          <w:lang w:val="en-US"/>
-        </w:rPr>
       </w:pPr>
       <w:r>
         <w:t xml:space="preserve">Рисунок </w:t>
@@ -2637,7 +3255,291 @@
         <w:rPr>
           <w:lang w:val="en-US"/>
         </w:rPr>
-        <w:t>R0</w:t>
+        <w:t>R</w:t>
+      </w:r>
+      <w:r>
+        <w:t>0</w:t>
+      </w:r>
+      <w:r>
+        <w:t xml:space="preserve"> </w:t>
+      </w:r>
+      <w:r>
+        <w:t xml:space="preserve">вместе с </w:t>
+      </w:r>
+      <w:r>
+        <w:rPr>
+          <w:lang w:val="en-US"/>
+        </w:rPr>
+        <w:t>PAT</w:t>
+      </w:r>
+    </w:p>
+    <w:p>
+      <w:pPr>
+        <w:pStyle w:val="aff8"/>
+        <w:ind w:firstLine="0"/>
+        <w:jc w:val="center"/>
+      </w:pPr>
+      <w:r>
+        <w:rPr>
+          <w:lang w:val="en-US"/>
+        </w:rPr>
+        <w:lastRenderedPageBreak/>
+        <w:drawing>
+          <wp:inline distT="0" distB="0" distL="0" distR="0" wp14:anchorId="38B02CF5" wp14:editId="59B97A69">
+            <wp:extent cx="2514951" cy="2743583"/>
+            <wp:effectExtent l="0" t="0" r="0" b="0"/>
+            <wp:docPr id="722003549" name="Рисунок 1"/>
+            <wp:cNvGraphicFramePr>
+              <a:graphicFrameLocks xmlns:a="http://schemas.openxmlformats.org/drawingml/2006/main" noChangeAspect="1"/>
+            </wp:cNvGraphicFramePr>
+            <a:graphic xmlns:a="http://schemas.openxmlformats.org/drawingml/2006/main">
+              <a:graphicData uri="http://schemas.openxmlformats.org/drawingml/2006/picture">
+                <pic:pic xmlns:pic="http://schemas.openxmlformats.org/drawingml/2006/picture">
+                  <pic:nvPicPr>
+                    <pic:cNvPr id="722003549" name=""/>
+                    <pic:cNvPicPr/>
+                  </pic:nvPicPr>
+                  <pic:blipFill>
+                    <a:blip r:embed="rId13"/>
+                    <a:stretch>
+                      <a:fillRect/>
+                    </a:stretch>
+                  </pic:blipFill>
+                  <pic:spPr>
+                    <a:xfrm>
+                      <a:off x="0" y="0"/>
+                      <a:ext cx="2514951" cy="2743583"/>
+                    </a:xfrm>
+                    <a:prstGeom prst="rect">
+                      <a:avLst/>
+                    </a:prstGeom>
+                  </pic:spPr>
+                </pic:pic>
+              </a:graphicData>
+            </a:graphic>
+          </wp:inline>
+        </w:drawing>
+      </w:r>
+    </w:p>
+    <w:p>
+      <w:pPr>
+        <w:pStyle w:val="aff8"/>
+        <w:ind w:firstLine="0"/>
+        <w:jc w:val="center"/>
+        <w:rPr>
+          <w:lang w:val="en-US"/>
+        </w:rPr>
+      </w:pPr>
+      <w:r>
+        <w:t xml:space="preserve">Рисунок </w:t>
+      </w:r>
+      <w:r>
+        <w:t>4</w:t>
+      </w:r>
+      <w:r>
+        <w:t>.</w:t>
+      </w:r>
+      <w:r>
+        <w:t xml:space="preserve"> </w:t>
+      </w:r>
+      <w:r>
+        <w:t>Добавление</w:t>
+      </w:r>
+      <w:r>
+        <w:t xml:space="preserve"> </w:t>
+      </w:r>
+      <w:r>
+        <w:t xml:space="preserve">роутера </w:t>
+      </w:r>
+      <w:r>
+        <w:rPr>
+          <w:lang w:val="en-US"/>
+        </w:rPr>
+        <w:t>ISP</w:t>
+      </w:r>
+      <w:r>
+        <w:t xml:space="preserve"> </w:t>
+      </w:r>
+      <w:r>
+        <w:t>через</w:t>
+      </w:r>
+      <w:r>
+        <w:t xml:space="preserve"> </w:t>
+      </w:r>
+      <w:r>
+        <w:rPr>
+          <w:lang w:val="en-US"/>
+        </w:rPr>
+        <w:t>Serial</w:t>
+      </w:r>
+      <w:r>
+        <w:t xml:space="preserve"> </w:t>
+      </w:r>
+      <w:r>
+        <w:rPr>
+          <w:lang w:val="en-US"/>
+        </w:rPr>
+        <w:t>DCE</w:t>
+      </w:r>
+    </w:p>
+    <w:p>
+      <w:pPr>
+        <w:pStyle w:val="aff8"/>
+        <w:ind w:firstLine="0"/>
+        <w:jc w:val="center"/>
+        <w:rPr>
+          <w:lang w:val="en-US"/>
+        </w:rPr>
+      </w:pPr>
+      <w:r>
+        <w:rPr>
+          <w:lang w:val="en-US"/>
+        </w:rPr>
+        <w:drawing>
+          <wp:inline distT="0" distB="0" distL="0" distR="0" wp14:anchorId="78DECF14" wp14:editId="207D3F5E">
+            <wp:extent cx="5940425" cy="3906520"/>
+            <wp:effectExtent l="0" t="0" r="3175" b="0"/>
+            <wp:docPr id="584515443" name="Рисунок 1" descr="Изображение выглядит как текст, снимок экрана, Шрифт, документ&#10;&#10;Содержимое, созданное искусственным интеллектом, может быть неверным."/>
+            <wp:cNvGraphicFramePr>
+              <a:graphicFrameLocks xmlns:a="http://schemas.openxmlformats.org/drawingml/2006/main" noChangeAspect="1"/>
+            </wp:cNvGraphicFramePr>
+            <a:graphic xmlns:a="http://schemas.openxmlformats.org/drawingml/2006/main">
+              <a:graphicData uri="http://schemas.openxmlformats.org/drawingml/2006/picture">
+                <pic:pic xmlns:pic="http://schemas.openxmlformats.org/drawingml/2006/picture">
+                  <pic:nvPicPr>
+                    <pic:cNvPr id="584515443" name="Рисунок 1" descr="Изображение выглядит как текст, снимок экрана, Шрифт, документ&#10;&#10;Содержимое, созданное искусственным интеллектом, может быть неверным."/>
+                    <pic:cNvPicPr/>
+                  </pic:nvPicPr>
+                  <pic:blipFill>
+                    <a:blip r:embed="rId14"/>
+                    <a:stretch>
+                      <a:fillRect/>
+                    </a:stretch>
+                  </pic:blipFill>
+                  <pic:spPr>
+                    <a:xfrm>
+                      <a:off x="0" y="0"/>
+                      <a:ext cx="5940425" cy="3906520"/>
+                    </a:xfrm>
+                    <a:prstGeom prst="rect">
+                      <a:avLst/>
+                    </a:prstGeom>
+                  </pic:spPr>
+                </pic:pic>
+              </a:graphicData>
+            </a:graphic>
+          </wp:inline>
+        </w:drawing>
+      </w:r>
+    </w:p>
+    <w:p>
+      <w:pPr>
+        <w:pStyle w:val="aff8"/>
+        <w:ind w:firstLine="0"/>
+        <w:jc w:val="center"/>
+      </w:pPr>
+      <w:r>
+        <w:t xml:space="preserve">Рисунок </w:t>
+      </w:r>
+      <w:r>
+        <w:rPr>
+          <w:lang w:val="en-US"/>
+        </w:rPr>
+        <w:t>5</w:t>
+      </w:r>
+      <w:r>
+        <w:t>.</w:t>
+      </w:r>
+      <w:r>
+        <w:t xml:space="preserve"> </w:t>
+      </w:r>
+      <w:r>
+        <w:t xml:space="preserve">Настройка </w:t>
+      </w:r>
+      <w:r>
+        <w:rPr>
+          <w:lang w:val="en-US"/>
+        </w:rPr>
+        <w:t>ISP</w:t>
+      </w:r>
+      <w:r>
+        <w:t xml:space="preserve"> роутера</w:t>
+      </w:r>
+    </w:p>
+    <w:p>
+      <w:pPr>
+        <w:pStyle w:val="aff8"/>
+        <w:ind w:firstLine="0"/>
+        <w:jc w:val="center"/>
+      </w:pPr>
+      <w:r>
+        <w:lastRenderedPageBreak/>
+        <w:drawing>
+          <wp:inline distT="0" distB="0" distL="0" distR="0" wp14:anchorId="790364B5" wp14:editId="123B5E88">
+            <wp:extent cx="5010849" cy="1829055"/>
+            <wp:effectExtent l="0" t="0" r="0" b="0"/>
+            <wp:docPr id="26712909" name="Рисунок 1" descr="Изображение выглядит как текст, снимок экрана, Шрифт&#10;&#10;Содержимое, созданное искусственным интеллектом, может быть неверным."/>
+            <wp:cNvGraphicFramePr>
+              <a:graphicFrameLocks xmlns:a="http://schemas.openxmlformats.org/drawingml/2006/main" noChangeAspect="1"/>
+            </wp:cNvGraphicFramePr>
+            <a:graphic xmlns:a="http://schemas.openxmlformats.org/drawingml/2006/main">
+              <a:graphicData uri="http://schemas.openxmlformats.org/drawingml/2006/picture">
+                <pic:pic xmlns:pic="http://schemas.openxmlformats.org/drawingml/2006/picture">
+                  <pic:nvPicPr>
+                    <pic:cNvPr id="26712909" name="Рисунок 1" descr="Изображение выглядит как текст, снимок экрана, Шрифт&#10;&#10;Содержимое, созданное искусственным интеллектом, может быть неверным."/>
+                    <pic:cNvPicPr/>
+                  </pic:nvPicPr>
+                  <pic:blipFill>
+                    <a:blip r:embed="rId15"/>
+                    <a:stretch>
+                      <a:fillRect/>
+                    </a:stretch>
+                  </pic:blipFill>
+                  <pic:spPr>
+                    <a:xfrm>
+                      <a:off x="0" y="0"/>
+                      <a:ext cx="5010849" cy="1829055"/>
+                    </a:xfrm>
+                    <a:prstGeom prst="rect">
+                      <a:avLst/>
+                    </a:prstGeom>
+                  </pic:spPr>
+                </pic:pic>
+              </a:graphicData>
+            </a:graphic>
+          </wp:inline>
+        </w:drawing>
+      </w:r>
+    </w:p>
+    <w:p>
+      <w:pPr>
+        <w:pStyle w:val="aff8"/>
+        <w:ind w:firstLine="0"/>
+        <w:jc w:val="center"/>
+        <w:rPr>
+          <w:lang w:val="en-US"/>
+        </w:rPr>
+      </w:pPr>
+      <w:r>
+        <w:t xml:space="preserve">Рисунок </w:t>
+      </w:r>
+      <w:r>
+        <w:t>6</w:t>
+      </w:r>
+      <w:r>
+        <w:t>.</w:t>
+      </w:r>
+      <w:r>
+        <w:t xml:space="preserve"> </w:t>
+      </w:r>
+      <w:r>
+        <w:t xml:space="preserve">Проверка через </w:t>
+      </w:r>
+      <w:r>
+        <w:rPr>
+          <w:lang w:val="en-US"/>
+        </w:rPr>
+        <w:t>ping</w:t>
       </w:r>
     </w:p>
     <w:p>
@@ -2666,7 +3568,7 @@
                     <pic:cNvPicPr/>
                   </pic:nvPicPr>
                   <pic:blipFill>
-                    <a:blip r:embed="rId13"/>
+                    <a:blip r:embed="rId16"/>
                     <a:stretch>
                       <a:fillRect/>
                     </a:stretch>
@@ -2692,227 +3594,40 @@
         <w:pStyle w:val="aff8"/>
         <w:ind w:firstLine="0"/>
         <w:jc w:val="center"/>
+      </w:pPr>
+      <w:r>
+        <w:t xml:space="preserve">Рисунок </w:t>
+      </w:r>
+      <w:r>
         <w:rPr>
           <w:lang w:val="en-US"/>
         </w:rPr>
+        <w:t>7</w:t>
+      </w:r>
+      <w:r>
+        <w:t>.</w:t>
+      </w:r>
+      <w:r>
+        <w:t xml:space="preserve"> </w:t>
+      </w:r>
+      <w:r>
+        <w:t>Добавление статического маршрута</w:t>
+      </w:r>
+    </w:p>
+    <w:p>
+      <w:pPr>
+        <w:pStyle w:val="aff8"/>
+        <w:ind w:firstLine="0"/>
+        <w:jc w:val="center"/>
       </w:pPr>
       <w:r>
         <w:rPr>
           <w:lang w:val="en-US"/>
         </w:rPr>
         <w:drawing>
-          <wp:inline distT="0" distB="0" distL="0" distR="0" wp14:anchorId="2F50D434" wp14:editId="71CDC5C3">
-            <wp:extent cx="5940425" cy="989965"/>
-            <wp:effectExtent l="0" t="0" r="3175" b="635"/>
-            <wp:docPr id="609508189" name="Рисунок 1"/>
-            <wp:cNvGraphicFramePr>
-              <a:graphicFrameLocks xmlns:a="http://schemas.openxmlformats.org/drawingml/2006/main" noChangeAspect="1"/>
-            </wp:cNvGraphicFramePr>
-            <a:graphic xmlns:a="http://schemas.openxmlformats.org/drawingml/2006/main">
-              <a:graphicData uri="http://schemas.openxmlformats.org/drawingml/2006/picture">
-                <pic:pic xmlns:pic="http://schemas.openxmlformats.org/drawingml/2006/picture">
-                  <pic:nvPicPr>
-                    <pic:cNvPr id="609508189" name=""/>
-                    <pic:cNvPicPr/>
-                  </pic:nvPicPr>
-                  <pic:blipFill>
-                    <a:blip r:embed="rId14"/>
-                    <a:stretch>
-                      <a:fillRect/>
-                    </a:stretch>
-                  </pic:blipFill>
-                  <pic:spPr>
-                    <a:xfrm>
-                      <a:off x="0" y="0"/>
-                      <a:ext cx="5940425" cy="989965"/>
-                    </a:xfrm>
-                    <a:prstGeom prst="rect">
-                      <a:avLst/>
-                    </a:prstGeom>
-                  </pic:spPr>
-                </pic:pic>
-              </a:graphicData>
-            </a:graphic>
-          </wp:inline>
-        </w:drawing>
-      </w:r>
-    </w:p>
-    <w:p>
-      <w:pPr>
-        <w:pStyle w:val="aff8"/>
-        <w:ind w:firstLine="0"/>
-        <w:jc w:val="center"/>
-        <w:rPr>
-          <w:lang w:val="en-US"/>
-        </w:rPr>
-      </w:pPr>
-    </w:p>
-    <w:p>
-      <w:pPr>
-        <w:pStyle w:val="aff8"/>
-        <w:ind w:firstLine="0"/>
-        <w:jc w:val="center"/>
-        <w:rPr>
-          <w:lang w:val="en-US"/>
-        </w:rPr>
-      </w:pPr>
-      <w:r>
-        <w:rPr>
-          <w:lang w:val="en-US"/>
-        </w:rPr>
-        <w:lastRenderedPageBreak/>
-        <w:drawing>
-          <wp:inline distT="0" distB="0" distL="0" distR="0" wp14:anchorId="46E628DC" wp14:editId="06BA5365">
-            <wp:extent cx="2514951" cy="2743583"/>
-            <wp:effectExtent l="0" t="0" r="0" b="0"/>
-            <wp:docPr id="722003549" name="Рисунок 1"/>
-            <wp:cNvGraphicFramePr>
-              <a:graphicFrameLocks xmlns:a="http://schemas.openxmlformats.org/drawingml/2006/main" noChangeAspect="1"/>
-            </wp:cNvGraphicFramePr>
-            <a:graphic xmlns:a="http://schemas.openxmlformats.org/drawingml/2006/main">
-              <a:graphicData uri="http://schemas.openxmlformats.org/drawingml/2006/picture">
-                <pic:pic xmlns:pic="http://schemas.openxmlformats.org/drawingml/2006/picture">
-                  <pic:nvPicPr>
-                    <pic:cNvPr id="722003549" name=""/>
-                    <pic:cNvPicPr/>
-                  </pic:nvPicPr>
-                  <pic:blipFill>
-                    <a:blip r:embed="rId15"/>
-                    <a:stretch>
-                      <a:fillRect/>
-                    </a:stretch>
-                  </pic:blipFill>
-                  <pic:spPr>
-                    <a:xfrm>
-                      <a:off x="0" y="0"/>
-                      <a:ext cx="2514951" cy="2743583"/>
-                    </a:xfrm>
-                    <a:prstGeom prst="rect">
-                      <a:avLst/>
-                    </a:prstGeom>
-                  </pic:spPr>
-                </pic:pic>
-              </a:graphicData>
-            </a:graphic>
-          </wp:inline>
-        </w:drawing>
-      </w:r>
-    </w:p>
-    <w:p>
-      <w:pPr>
-        <w:pStyle w:val="aff8"/>
-        <w:ind w:firstLine="0"/>
-        <w:jc w:val="center"/>
-        <w:rPr>
-          <w:lang w:val="en-US"/>
-        </w:rPr>
-      </w:pPr>
-      <w:r>
-        <w:rPr>
-          <w:lang w:val="en-US"/>
-        </w:rPr>
-        <w:drawing>
-          <wp:inline distT="0" distB="0" distL="0" distR="0" wp14:anchorId="42BCF60A" wp14:editId="67268153">
-            <wp:extent cx="5940425" cy="3906520"/>
-            <wp:effectExtent l="0" t="0" r="3175" b="0"/>
-            <wp:docPr id="584515443" name="Рисунок 1" descr="Изображение выглядит как текст, снимок экрана, Шрифт, документ&#10;&#10;Содержимое, созданное искусственным интеллектом, может быть неверным."/>
-            <wp:cNvGraphicFramePr>
-              <a:graphicFrameLocks xmlns:a="http://schemas.openxmlformats.org/drawingml/2006/main" noChangeAspect="1"/>
-            </wp:cNvGraphicFramePr>
-            <a:graphic xmlns:a="http://schemas.openxmlformats.org/drawingml/2006/main">
-              <a:graphicData uri="http://schemas.openxmlformats.org/drawingml/2006/picture">
-                <pic:pic xmlns:pic="http://schemas.openxmlformats.org/drawingml/2006/picture">
-                  <pic:nvPicPr>
-                    <pic:cNvPr id="584515443" name="Рисунок 1" descr="Изображение выглядит как текст, снимок экрана, Шрифт, документ&#10;&#10;Содержимое, созданное искусственным интеллектом, может быть неверным."/>
-                    <pic:cNvPicPr/>
-                  </pic:nvPicPr>
-                  <pic:blipFill>
-                    <a:blip r:embed="rId16"/>
-                    <a:stretch>
-                      <a:fillRect/>
-                    </a:stretch>
-                  </pic:blipFill>
-                  <pic:spPr>
-                    <a:xfrm>
-                      <a:off x="0" y="0"/>
-                      <a:ext cx="5940425" cy="3906520"/>
-                    </a:xfrm>
-                    <a:prstGeom prst="rect">
-                      <a:avLst/>
-                    </a:prstGeom>
-                  </pic:spPr>
-                </pic:pic>
-              </a:graphicData>
-            </a:graphic>
-          </wp:inline>
-        </w:drawing>
-      </w:r>
-    </w:p>
-    <w:p>
-      <w:pPr>
-        <w:pStyle w:val="aff8"/>
-        <w:ind w:firstLine="0"/>
-        <w:jc w:val="center"/>
-        <w:rPr>
-          <w:lang w:val="en-US"/>
-        </w:rPr>
-      </w:pPr>
-      <w:r>
-        <w:drawing>
-          <wp:inline distT="0" distB="0" distL="0" distR="0" wp14:anchorId="41F11804" wp14:editId="467A749B">
-            <wp:extent cx="5010849" cy="1829055"/>
-            <wp:effectExtent l="0" t="0" r="0" b="0"/>
-            <wp:docPr id="26712909" name="Рисунок 1" descr="Изображение выглядит как текст, снимок экрана, Шрифт&#10;&#10;Содержимое, созданное искусственным интеллектом, может быть неверным."/>
-            <wp:cNvGraphicFramePr>
-              <a:graphicFrameLocks xmlns:a="http://schemas.openxmlformats.org/drawingml/2006/main" noChangeAspect="1"/>
-            </wp:cNvGraphicFramePr>
-            <a:graphic xmlns:a="http://schemas.openxmlformats.org/drawingml/2006/main">
-              <a:graphicData uri="http://schemas.openxmlformats.org/drawingml/2006/picture">
-                <pic:pic xmlns:pic="http://schemas.openxmlformats.org/drawingml/2006/picture">
-                  <pic:nvPicPr>
-                    <pic:cNvPr id="26712909" name="Рисунок 1" descr="Изображение выглядит как текст, снимок экрана, Шрифт&#10;&#10;Содержимое, созданное искусственным интеллектом, может быть неверным."/>
-                    <pic:cNvPicPr/>
-                  </pic:nvPicPr>
-                  <pic:blipFill>
-                    <a:blip r:embed="rId17"/>
-                    <a:stretch>
-                      <a:fillRect/>
-                    </a:stretch>
-                  </pic:blipFill>
-                  <pic:spPr>
-                    <a:xfrm>
-                      <a:off x="0" y="0"/>
-                      <a:ext cx="5010849" cy="1829055"/>
-                    </a:xfrm>
-                    <a:prstGeom prst="rect">
-                      <a:avLst/>
-                    </a:prstGeom>
-                  </pic:spPr>
-                </pic:pic>
-              </a:graphicData>
-            </a:graphic>
-          </wp:inline>
-        </w:drawing>
-      </w:r>
-    </w:p>
-    <w:p>
-      <w:pPr>
-        <w:pStyle w:val="aff8"/>
-        <w:ind w:firstLine="0"/>
-        <w:jc w:val="center"/>
-        <w:rPr>
-          <w:lang w:val="en-US"/>
-        </w:rPr>
-      </w:pPr>
-      <w:r>
-        <w:rPr>
-          <w:lang w:val="en-US"/>
-        </w:rPr>
-        <w:lastRenderedPageBreak/>
-        <w:drawing>
-          <wp:inline distT="0" distB="0" distL="0" distR="0" wp14:anchorId="41578E39" wp14:editId="56F7FB72">
-            <wp:extent cx="5210902" cy="1838582"/>
-            <wp:effectExtent l="0" t="0" r="0" b="9525"/>
+          <wp:inline distT="0" distB="0" distL="0" distR="0" wp14:anchorId="41578E39" wp14:editId="0B0D8961">
+            <wp:extent cx="4379594" cy="1545268"/>
+            <wp:effectExtent l="0" t="0" r="2540" b="0"/>
             <wp:docPr id="658734341" name="Рисунок 1"/>
             <wp:cNvGraphicFramePr>
               <a:graphicFrameLocks xmlns:a="http://schemas.openxmlformats.org/drawingml/2006/main" noChangeAspect="1"/>
@@ -2925,7 +3640,7 @@
                     <pic:cNvPicPr/>
                   </pic:nvPicPr>
                   <pic:blipFill>
-                    <a:blip r:embed="rId18"/>
+                    <a:blip r:embed="rId17"/>
                     <a:stretch>
                       <a:fillRect/>
                     </a:stretch>
@@ -2933,7 +3648,7 @@
                   <pic:spPr>
                     <a:xfrm>
                       <a:off x="0" y="0"/>
-                      <a:ext cx="5210902" cy="1838582"/>
+                      <a:ext cx="4400007" cy="1552470"/>
                     </a:xfrm>
                     <a:prstGeom prst="rect">
                       <a:avLst/>
@@ -2945,6 +3660,113 @@
           </wp:inline>
         </w:drawing>
       </w:r>
+    </w:p>
+    <w:p>
+      <w:pPr>
+        <w:pStyle w:val="aff8"/>
+        <w:ind w:firstLine="0"/>
+        <w:jc w:val="center"/>
+      </w:pPr>
+      <w:r>
+        <w:t xml:space="preserve">Рисунок </w:t>
+      </w:r>
+      <w:r>
+        <w:t>8</w:t>
+      </w:r>
+      <w:r>
+        <w:t>.</w:t>
+      </w:r>
+      <w:r>
+        <w:t xml:space="preserve"> </w:t>
+      </w:r>
+      <w:r>
+        <w:t>Успешная проверка</w:t>
+      </w:r>
+    </w:p>
+    <w:p>
+      <w:pPr>
+        <w:pStyle w:val="aff8"/>
+        <w:ind w:firstLine="0"/>
+        <w:jc w:val="center"/>
+      </w:pPr>
+      <w:r>
+        <w:rPr>
+          <w:lang w:val="en-US"/>
+        </w:rPr>
+        <w:drawing>
+          <wp:inline distT="0" distB="0" distL="0" distR="0" wp14:anchorId="440C97F6" wp14:editId="322EA324">
+            <wp:extent cx="5868219" cy="1124107"/>
+            <wp:effectExtent l="0" t="0" r="0" b="0"/>
+            <wp:docPr id="643057970" name="Рисунок 1"/>
+            <wp:cNvGraphicFramePr>
+              <a:graphicFrameLocks xmlns:a="http://schemas.openxmlformats.org/drawingml/2006/main" noChangeAspect="1"/>
+            </wp:cNvGraphicFramePr>
+            <a:graphic xmlns:a="http://schemas.openxmlformats.org/drawingml/2006/main">
+              <a:graphicData uri="http://schemas.openxmlformats.org/drawingml/2006/picture">
+                <pic:pic xmlns:pic="http://schemas.openxmlformats.org/drawingml/2006/picture">
+                  <pic:nvPicPr>
+                    <pic:cNvPr id="643057970" name=""/>
+                    <pic:cNvPicPr/>
+                  </pic:nvPicPr>
+                  <pic:blipFill>
+                    <a:blip r:embed="rId18"/>
+                    <a:stretch>
+                      <a:fillRect/>
+                    </a:stretch>
+                  </pic:blipFill>
+                  <pic:spPr>
+                    <a:xfrm>
+                      <a:off x="0" y="0"/>
+                      <a:ext cx="5868219" cy="1124107"/>
+                    </a:xfrm>
+                    <a:prstGeom prst="rect">
+                      <a:avLst/>
+                    </a:prstGeom>
+                  </pic:spPr>
+                </pic:pic>
+              </a:graphicData>
+            </a:graphic>
+          </wp:inline>
+        </w:drawing>
+      </w:r>
+    </w:p>
+    <w:p>
+      <w:pPr>
+        <w:pStyle w:val="aff8"/>
+        <w:ind w:firstLine="0"/>
+        <w:jc w:val="center"/>
+        <w:rPr>
+          <w:lang w:val="en-US"/>
+        </w:rPr>
+      </w:pPr>
+      <w:r>
+        <w:t xml:space="preserve">Рисунок </w:t>
+      </w:r>
+      <w:r>
+        <w:t>9</w:t>
+      </w:r>
+      <w:r>
+        <w:t>.</w:t>
+      </w:r>
+      <w:r>
+        <w:t xml:space="preserve"> </w:t>
+      </w:r>
+      <w:r>
+        <w:t xml:space="preserve">Динамические записи </w:t>
+      </w:r>
+      <w:r>
+        <w:rPr>
+          <w:lang w:val="en-US"/>
+        </w:rPr>
+        <w:t>PAT</w:t>
+      </w:r>
+    </w:p>
+    <w:p>
+      <w:pPr>
+        <w:pStyle w:val="aff8"/>
+        <w:ind w:firstLine="0"/>
+        <w:jc w:val="center"/>
+      </w:pPr>
     </w:p>
     <w:sectPr>
       <w:headerReference w:type="first" r:id="rId19"/>
@@ -3025,6 +3847,95 @@
 <file path=word/numbering.xml><?xml version="1.0" encoding="utf-8"?>
 <w:numbering xmlns:wpc="http://schemas.microsoft.com/office/word/2010/wordprocessingCanvas" xmlns:cx="http://schemas.microsoft.com/office/drawing/2014/chartex" xmlns:cx1="http://schemas.microsoft.com/office/drawing/2015/9/8/chartex" xmlns:cx2="http://schemas.microsoft.com/office/drawing/2015/10/21/chartex" xmlns:cx3="http://schemas.microsoft.com/office/drawing/2016/5/9/chartex" xmlns:cx4="http://schemas.microsoft.com/office/drawing/2016/5/10/chartex" xmlns:cx5="http://schemas.microsoft.com/office/drawing/2016/5/11/chartex" xmlns:cx6="http://schemas.microsoft.com/office/drawing/2016/5/12/chartex" xmlns:cx7="http://schemas.microsoft.com/office/drawing/2016/5/13/chartex" xmlns:cx8="http://schemas.microsoft.com/office/drawing/2016/5/14/chartex" xmlns:mc="http://schemas.openxmlformats.org/markup-compatibility/2006" xmlns:aink="http://schemas.microsoft.com/office/drawing/2016/ink" xmlns:am3d="http://schemas.microsoft.com/office/drawing/2017/model3d" xmlns:o="urn:schemas-microsoft-com:office:office" xmlns:oel="http://schemas.microsoft.com/office/2019/extlst" xmlns:r="http://schemas.openxmlformats.org/officeDocument/2006/relationships" xmlns:m="http://schemas.openxmlformats.org/officeDocument/2006/math" xmlns:v="urn:schemas-microsoft-com:vml" xmlns:wp14="http://schemas.microsoft.com/office/word/2010/wordprocessingDrawing" xmlns:wp="http://schemas.openxmlformats.org/drawingml/2006/wordprocessingDrawing" xmlns:w10="urn:schemas-microsoft-com:office:word" xmlns:w="http://schemas.openxmlformats.org/wordprocessingml/2006/main" xmlns:w14="http://schemas.microsoft.com/office/word/2010/wordml" xmlns:w15="http://schemas.microsoft.com/office/word/2012/wordml" xmlns:w16cex="http://schemas.microsoft.com/office/word/2018/wordml/cex" xmlns:w16cid="http://schemas.microsoft.com/office/word/2016/wordml/cid" xmlns:w16="http://schemas.microsoft.com/office/word/2018/wordml" xmlns:w16du="http://schemas.microsoft.com/office/word/2023/wordml/word16du" xmlns:w16sdtdh="http://schemas.microsoft.com/office/word/2020/wordml/sdtdatahash" xmlns:w16sdtfl="http://schemas.microsoft.com/office/word/2024/wordml/sdtformatlock" xmlns:w16se="http://schemas.microsoft.com/office/word/2015/wordml/symex" xmlns:wpg="http://schemas.microsoft.com/office/word/2010/wordprocessingGroup" xmlns:wpi="http://schemas.microsoft.com/office/word/2010/wordprocessingInk" xmlns:wne="http://schemas.microsoft.com/office/word/2006/wordml" xmlns:wps="http://schemas.microsoft.com/office/word/2010/wordprocessingShape" mc:Ignorable="w14 w15 w16se w16cid w16 w16cex w16sdtdh w16sdtfl w16du wp14">
   <w:abstractNum w:abstractNumId="0" w15:restartNumberingAfterBreak="0">
+    <w:nsid w:val="1E9740EE"/>
+    <w:multiLevelType w:val="hybridMultilevel"/>
+    <w:tmpl w:val="4A1ED610"/>
+    <w:lvl w:ilvl="0" w:tplc="FFFFFFFF">
+      <w:start w:val="1"/>
+      <w:numFmt w:val="decimal"/>
+      <w:lvlText w:val="%1."/>
+      <w:lvlJc w:val="left"/>
+      <w:pPr>
+        <w:ind w:left="720" w:hanging="360"/>
+      </w:pPr>
+      <w:rPr>
+        <w:rFonts w:hint="default"/>
+      </w:rPr>
+    </w:lvl>
+    <w:lvl w:ilvl="1" w:tplc="FFFFFFFF" w:tentative="1">
+      <w:start w:val="1"/>
+      <w:numFmt w:val="lowerLetter"/>
+      <w:lvlText w:val="%2."/>
+      <w:lvlJc w:val="left"/>
+      <w:pPr>
+        <w:ind w:left="1440" w:hanging="360"/>
+      </w:pPr>
+    </w:lvl>
+    <w:lvl w:ilvl="2" w:tplc="FFFFFFFF" w:tentative="1">
+      <w:start w:val="1"/>
+      <w:numFmt w:val="lowerRoman"/>
+      <w:lvlText w:val="%3."/>
+      <w:lvlJc w:val="right"/>
+      <w:pPr>
+        <w:ind w:left="2160" w:hanging="180"/>
+      </w:pPr>
+    </w:lvl>
+    <w:lvl w:ilvl="3" w:tplc="FFFFFFFF" w:tentative="1">
+      <w:start w:val="1"/>
+      <w:numFmt w:val="decimal"/>
+      <w:lvlText w:val="%4."/>
+      <w:lvlJc w:val="left"/>
+      <w:pPr>
+        <w:ind w:left="2880" w:hanging="360"/>
+      </w:pPr>
+    </w:lvl>
+    <w:lvl w:ilvl="4" w:tplc="FFFFFFFF" w:tentative="1">
+      <w:start w:val="1"/>
+      <w:numFmt w:val="lowerLetter"/>
+      <w:lvlText w:val="%5."/>
+      <w:lvlJc w:val="left"/>
+      <w:pPr>
+        <w:ind w:left="3600" w:hanging="360"/>
+      </w:pPr>
+    </w:lvl>
+    <w:lvl w:ilvl="5" w:tplc="FFFFFFFF" w:tentative="1">
+      <w:start w:val="1"/>
+      <w:numFmt w:val="lowerRoman"/>
+      <w:lvlText w:val="%6."/>
+      <w:lvlJc w:val="right"/>
+      <w:pPr>
+        <w:ind w:left="4320" w:hanging="180"/>
+      </w:pPr>
+    </w:lvl>
+    <w:lvl w:ilvl="6" w:tplc="FFFFFFFF" w:tentative="1">
+      <w:start w:val="1"/>
+      <w:numFmt w:val="decimal"/>
+      <w:lvlText w:val="%7."/>
+      <w:lvlJc w:val="left"/>
+      <w:pPr>
+        <w:ind w:left="5040" w:hanging="360"/>
+      </w:pPr>
+    </w:lvl>
+    <w:lvl w:ilvl="7" w:tplc="FFFFFFFF" w:tentative="1">
+      <w:start w:val="1"/>
+      <w:numFmt w:val="lowerLetter"/>
+      <w:lvlText w:val="%8."/>
+      <w:lvlJc w:val="left"/>
+      <w:pPr>
+        <w:ind w:left="5760" w:hanging="360"/>
+      </w:pPr>
+    </w:lvl>
+    <w:lvl w:ilvl="8" w:tplc="FFFFFFFF" w:tentative="1">
+      <w:start w:val="1"/>
+      <w:numFmt w:val="lowerRoman"/>
+      <w:lvlText w:val="%9."/>
+      <w:lvlJc w:val="right"/>
+      <w:pPr>
+        <w:ind w:left="6480" w:hanging="180"/>
+      </w:pPr>
+    </w:lvl>
+  </w:abstractNum>
+  <w:abstractNum w:abstractNumId="1" w15:restartNumberingAfterBreak="0">
     <w:nsid w:val="2CB711CC"/>
     <w:multiLevelType w:val="hybridMultilevel"/>
     <w:tmpl w:val="81504038"/>
@@ -3113,7 +4024,237 @@
       </w:pPr>
     </w:lvl>
   </w:abstractNum>
-  <w:abstractNum w:abstractNumId="1" w15:restartNumberingAfterBreak="0">
+  <w:abstractNum w:abstractNumId="2" w15:restartNumberingAfterBreak="0">
+    <w:nsid w:val="35151413"/>
+    <w:multiLevelType w:val="multilevel"/>
+    <w:tmpl w:val="BA84D110"/>
+    <w:lvl w:ilvl="0">
+      <w:start w:val="1"/>
+      <w:numFmt w:val="decimal"/>
+      <w:lvlText w:val="%1."/>
+      <w:lvlJc w:val="left"/>
+      <w:pPr>
+        <w:tabs>
+          <w:tab w:val="num" w:pos="720"/>
+        </w:tabs>
+        <w:ind w:left="720" w:hanging="360"/>
+      </w:pPr>
+    </w:lvl>
+    <w:lvl w:ilvl="1">
+      <w:start w:val="1"/>
+      <w:numFmt w:val="bullet"/>
+      <w:lvlText w:val="o"/>
+      <w:lvlJc w:val="left"/>
+      <w:pPr>
+        <w:tabs>
+          <w:tab w:val="num" w:pos="1440"/>
+        </w:tabs>
+        <w:ind w:left="1440" w:hanging="360"/>
+      </w:pPr>
+      <w:rPr>
+        <w:rFonts w:ascii="Courier New" w:hAnsi="Courier New" w:hint="default"/>
+        <w:sz w:val="20"/>
+      </w:rPr>
+    </w:lvl>
+    <w:lvl w:ilvl="2" w:tentative="1">
+      <w:start w:val="1"/>
+      <w:numFmt w:val="decimal"/>
+      <w:lvlText w:val="%3."/>
+      <w:lvlJc w:val="left"/>
+      <w:pPr>
+        <w:tabs>
+          <w:tab w:val="num" w:pos="2160"/>
+        </w:tabs>
+        <w:ind w:left="2160" w:hanging="360"/>
+      </w:pPr>
+    </w:lvl>
+    <w:lvl w:ilvl="3" w:tentative="1">
+      <w:start w:val="1"/>
+      <w:numFmt w:val="decimal"/>
+      <w:lvlText w:val="%4."/>
+      <w:lvlJc w:val="left"/>
+      <w:pPr>
+        <w:tabs>
+          <w:tab w:val="num" w:pos="2880"/>
+        </w:tabs>
+        <w:ind w:left="2880" w:hanging="360"/>
+      </w:pPr>
+    </w:lvl>
+    <w:lvl w:ilvl="4" w:tentative="1">
+      <w:start w:val="1"/>
+      <w:numFmt w:val="decimal"/>
+      <w:lvlText w:val="%5."/>
+      <w:lvlJc w:val="left"/>
+      <w:pPr>
+        <w:tabs>
+          <w:tab w:val="num" w:pos="3600"/>
+        </w:tabs>
+        <w:ind w:left="3600" w:hanging="360"/>
+      </w:pPr>
+    </w:lvl>
+    <w:lvl w:ilvl="5" w:tentative="1">
+      <w:start w:val="1"/>
+      <w:numFmt w:val="decimal"/>
+      <w:lvlText w:val="%6."/>
+      <w:lvlJc w:val="left"/>
+      <w:pPr>
+        <w:tabs>
+          <w:tab w:val="num" w:pos="4320"/>
+        </w:tabs>
+        <w:ind w:left="4320" w:hanging="360"/>
+      </w:pPr>
+    </w:lvl>
+    <w:lvl w:ilvl="6" w:tentative="1">
+      <w:start w:val="1"/>
+      <w:numFmt w:val="decimal"/>
+      <w:lvlText w:val="%7."/>
+      <w:lvlJc w:val="left"/>
+      <w:pPr>
+        <w:tabs>
+          <w:tab w:val="num" w:pos="5040"/>
+        </w:tabs>
+        <w:ind w:left="5040" w:hanging="360"/>
+      </w:pPr>
+    </w:lvl>
+    <w:lvl w:ilvl="7" w:tentative="1">
+      <w:start w:val="1"/>
+      <w:numFmt w:val="decimal"/>
+      <w:lvlText w:val="%8."/>
+      <w:lvlJc w:val="left"/>
+      <w:pPr>
+        <w:tabs>
+          <w:tab w:val="num" w:pos="5760"/>
+        </w:tabs>
+        <w:ind w:left="5760" w:hanging="360"/>
+      </w:pPr>
+    </w:lvl>
+    <w:lvl w:ilvl="8" w:tentative="1">
+      <w:start w:val="1"/>
+      <w:numFmt w:val="decimal"/>
+      <w:lvlText w:val="%9."/>
+      <w:lvlJc w:val="left"/>
+      <w:pPr>
+        <w:tabs>
+          <w:tab w:val="num" w:pos="6480"/>
+        </w:tabs>
+        <w:ind w:left="6480" w:hanging="360"/>
+      </w:pPr>
+    </w:lvl>
+  </w:abstractNum>
+  <w:abstractNum w:abstractNumId="3" w15:restartNumberingAfterBreak="0">
+    <w:nsid w:val="3618782C"/>
+    <w:multiLevelType w:val="hybridMultilevel"/>
+    <w:tmpl w:val="0B4E1C56"/>
+    <w:lvl w:ilvl="0" w:tplc="04190001">
+      <w:start w:val="1"/>
+      <w:numFmt w:val="bullet"/>
+      <w:lvlText w:val=""/>
+      <w:lvlJc w:val="left"/>
+      <w:pPr>
+        <w:ind w:left="1800" w:hanging="360"/>
+      </w:pPr>
+      <w:rPr>
+        <w:rFonts w:ascii="Symbol" w:hAnsi="Symbol" w:hint="default"/>
+      </w:rPr>
+    </w:lvl>
+    <w:lvl w:ilvl="1" w:tplc="04190003" w:tentative="1">
+      <w:start w:val="1"/>
+      <w:numFmt w:val="bullet"/>
+      <w:lvlText w:val="o"/>
+      <w:lvlJc w:val="left"/>
+      <w:pPr>
+        <w:ind w:left="2520" w:hanging="360"/>
+      </w:pPr>
+      <w:rPr>
+        <w:rFonts w:ascii="Courier New" w:hAnsi="Courier New" w:cs="Courier New" w:hint="default"/>
+      </w:rPr>
+    </w:lvl>
+    <w:lvl w:ilvl="2" w:tplc="04190005" w:tentative="1">
+      <w:start w:val="1"/>
+      <w:numFmt w:val="bullet"/>
+      <w:lvlText w:val=""/>
+      <w:lvlJc w:val="left"/>
+      <w:pPr>
+        <w:ind w:left="3240" w:hanging="360"/>
+      </w:pPr>
+      <w:rPr>
+        <w:rFonts w:ascii="Wingdings" w:hAnsi="Wingdings" w:hint="default"/>
+      </w:rPr>
+    </w:lvl>
+    <w:lvl w:ilvl="3" w:tplc="04190001" w:tentative="1">
+      <w:start w:val="1"/>
+      <w:numFmt w:val="bullet"/>
+      <w:lvlText w:val=""/>
+      <w:lvlJc w:val="left"/>
+      <w:pPr>
+        <w:ind w:left="3960" w:hanging="360"/>
+      </w:pPr>
+      <w:rPr>
+        <w:rFonts w:ascii="Symbol" w:hAnsi="Symbol" w:hint="default"/>
+      </w:rPr>
+    </w:lvl>
+    <w:lvl w:ilvl="4" w:tplc="04190003" w:tentative="1">
+      <w:start w:val="1"/>
+      <w:numFmt w:val="bullet"/>
+      <w:lvlText w:val="o"/>
+      <w:lvlJc w:val="left"/>
+      <w:pPr>
+        <w:ind w:left="4680" w:hanging="360"/>
+      </w:pPr>
+      <w:rPr>
+        <w:rFonts w:ascii="Courier New" w:hAnsi="Courier New" w:cs="Courier New" w:hint="default"/>
+      </w:rPr>
+    </w:lvl>
+    <w:lvl w:ilvl="5" w:tplc="04190005" w:tentative="1">
+      <w:start w:val="1"/>
+      <w:numFmt w:val="bullet"/>
+      <w:lvlText w:val=""/>
+      <w:lvlJc w:val="left"/>
+      <w:pPr>
+        <w:ind w:left="5400" w:hanging="360"/>
+      </w:pPr>
+      <w:rPr>
+        <w:rFonts w:ascii="Wingdings" w:hAnsi="Wingdings" w:hint="default"/>
+      </w:rPr>
+    </w:lvl>
+    <w:lvl w:ilvl="6" w:tplc="04190001" w:tentative="1">
+      <w:start w:val="1"/>
+      <w:numFmt w:val="bullet"/>
+      <w:lvlText w:val=""/>
+      <w:lvlJc w:val="left"/>
+      <w:pPr>
+        <w:ind w:left="6120" w:hanging="360"/>
+      </w:pPr>
+      <w:rPr>
+        <w:rFonts w:ascii="Symbol" w:hAnsi="Symbol" w:hint="default"/>
+      </w:rPr>
+    </w:lvl>
+    <w:lvl w:ilvl="7" w:tplc="04190003" w:tentative="1">
+      <w:start w:val="1"/>
+      <w:numFmt w:val="bullet"/>
+      <w:lvlText w:val="o"/>
+      <w:lvlJc w:val="left"/>
+      <w:pPr>
+        <w:ind w:left="6840" w:hanging="360"/>
+      </w:pPr>
+      <w:rPr>
+        <w:rFonts w:ascii="Courier New" w:hAnsi="Courier New" w:cs="Courier New" w:hint="default"/>
+      </w:rPr>
+    </w:lvl>
+    <w:lvl w:ilvl="8" w:tplc="04190005" w:tentative="1">
+      <w:start w:val="1"/>
+      <w:numFmt w:val="bullet"/>
+      <w:lvlText w:val=""/>
+      <w:lvlJc w:val="left"/>
+      <w:pPr>
+        <w:ind w:left="7560" w:hanging="360"/>
+      </w:pPr>
+      <w:rPr>
+        <w:rFonts w:ascii="Wingdings" w:hAnsi="Wingdings" w:hint="default"/>
+      </w:rPr>
+    </w:lvl>
+  </w:abstractNum>
+  <w:abstractNum w:abstractNumId="4" w15:restartNumberingAfterBreak="0">
     <w:nsid w:val="44B63D6E"/>
     <w:multiLevelType w:val="hybridMultilevel"/>
     <w:tmpl w:val="E4DE9C46"/>
@@ -3199,7 +4340,7 @@
       </w:pPr>
     </w:lvl>
   </w:abstractNum>
-  <w:abstractNum w:abstractNumId="2" w15:restartNumberingAfterBreak="0">
+  <w:abstractNum w:abstractNumId="5" w15:restartNumberingAfterBreak="0">
     <w:nsid w:val="6BF9705E"/>
     <w:multiLevelType w:val="hybridMultilevel"/>
     <w:tmpl w:val="42A87984"/>
@@ -3288,11 +4429,100 @@
       </w:pPr>
     </w:lvl>
   </w:abstractNum>
+  <w:abstractNum w:abstractNumId="6" w15:restartNumberingAfterBreak="0">
+    <w:nsid w:val="6F1013E4"/>
+    <w:multiLevelType w:val="hybridMultilevel"/>
+    <w:tmpl w:val="D3E0D78C"/>
+    <w:lvl w:ilvl="0" w:tplc="0419000F">
+      <w:start w:val="1"/>
+      <w:numFmt w:val="decimal"/>
+      <w:lvlText w:val="%1."/>
+      <w:lvlJc w:val="left"/>
+      <w:pPr>
+        <w:ind w:left="720" w:hanging="360"/>
+      </w:pPr>
+      <w:rPr>
+        <w:rFonts w:hint="default"/>
+      </w:rPr>
+    </w:lvl>
+    <w:lvl w:ilvl="1" w:tplc="04190019" w:tentative="1">
+      <w:start w:val="1"/>
+      <w:numFmt w:val="lowerLetter"/>
+      <w:lvlText w:val="%2."/>
+      <w:lvlJc w:val="left"/>
+      <w:pPr>
+        <w:ind w:left="1440" w:hanging="360"/>
+      </w:pPr>
+    </w:lvl>
+    <w:lvl w:ilvl="2" w:tplc="0419001B" w:tentative="1">
+      <w:start w:val="1"/>
+      <w:numFmt w:val="lowerRoman"/>
+      <w:lvlText w:val="%3."/>
+      <w:lvlJc w:val="right"/>
+      <w:pPr>
+        <w:ind w:left="2160" w:hanging="180"/>
+      </w:pPr>
+    </w:lvl>
+    <w:lvl w:ilvl="3" w:tplc="0419000F" w:tentative="1">
+      <w:start w:val="1"/>
+      <w:numFmt w:val="decimal"/>
+      <w:lvlText w:val="%4."/>
+      <w:lvlJc w:val="left"/>
+      <w:pPr>
+        <w:ind w:left="2880" w:hanging="360"/>
+      </w:pPr>
+    </w:lvl>
+    <w:lvl w:ilvl="4" w:tplc="04190019" w:tentative="1">
+      <w:start w:val="1"/>
+      <w:numFmt w:val="lowerLetter"/>
+      <w:lvlText w:val="%5."/>
+      <w:lvlJc w:val="left"/>
+      <w:pPr>
+        <w:ind w:left="3600" w:hanging="360"/>
+      </w:pPr>
+    </w:lvl>
+    <w:lvl w:ilvl="5" w:tplc="0419001B" w:tentative="1">
+      <w:start w:val="1"/>
+      <w:numFmt w:val="lowerRoman"/>
+      <w:lvlText w:val="%6."/>
+      <w:lvlJc w:val="right"/>
+      <w:pPr>
+        <w:ind w:left="4320" w:hanging="180"/>
+      </w:pPr>
+    </w:lvl>
+    <w:lvl w:ilvl="6" w:tplc="0419000F" w:tentative="1">
+      <w:start w:val="1"/>
+      <w:numFmt w:val="decimal"/>
+      <w:lvlText w:val="%7."/>
+      <w:lvlJc w:val="left"/>
+      <w:pPr>
+        <w:ind w:left="5040" w:hanging="360"/>
+      </w:pPr>
+    </w:lvl>
+    <w:lvl w:ilvl="7" w:tplc="04190019" w:tentative="1">
+      <w:start w:val="1"/>
+      <w:numFmt w:val="lowerLetter"/>
+      <w:lvlText w:val="%8."/>
+      <w:lvlJc w:val="left"/>
+      <w:pPr>
+        <w:ind w:left="5760" w:hanging="360"/>
+      </w:pPr>
+    </w:lvl>
+    <w:lvl w:ilvl="8" w:tplc="0419001B" w:tentative="1">
+      <w:start w:val="1"/>
+      <w:numFmt w:val="lowerRoman"/>
+      <w:lvlText w:val="%9."/>
+      <w:lvlJc w:val="right"/>
+      <w:pPr>
+        <w:ind w:left="6480" w:hanging="180"/>
+      </w:pPr>
+    </w:lvl>
+  </w:abstractNum>
   <w:num w:numId="1" w16cid:durableId="10181658">
-    <w:abstractNumId w:val="0"/>
+    <w:abstractNumId w:val="1"/>
   </w:num>
   <w:num w:numId="2" w16cid:durableId="1688020931">
-    <w:abstractNumId w:val="1"/>
+    <w:abstractNumId w:val="4"/>
     <w:lvlOverride w:ilvl="0">
       <w:startOverride w:val="1"/>
     </w:lvlOverride>
@@ -3322,7 +4552,22 @@
     </w:lvlOverride>
   </w:num>
   <w:num w:numId="3" w16cid:durableId="1382706311">
+    <w:abstractNumId w:val="5"/>
+  </w:num>
+  <w:num w:numId="4" w16cid:durableId="1015577975">
+    <w:abstractNumId w:val="6"/>
+  </w:num>
+  <w:num w:numId="5" w16cid:durableId="985091549">
+    <w:abstractNumId w:val="0"/>
+  </w:num>
+  <w:num w:numId="6" w16cid:durableId="97603162">
+    <w:abstractNumId w:val="4"/>
+  </w:num>
+  <w:num w:numId="7" w16cid:durableId="59788235">
     <w:abstractNumId w:val="2"/>
+  </w:num>
+  <w:num w:numId="8" w16cid:durableId="434206565">
+    <w:abstractNumId w:val="3"/>
   </w:num>
 </w:numbering>
 </file>

--- a/Task6-7/Практика 6-7. Синицкая.docx
+++ b/Task6-7/Практика 6-7. Синицкая.docx
@@ -1886,9 +1886,6 @@
     <w:p>
       <w:pPr>
         <w:pStyle w:val="aff8"/>
-        <w:rPr>
-          <w:lang w:val="en-US"/>
-        </w:rPr>
       </w:pPr>
       <w:r>
         <w:t>Обеспечить полную связность между тремя доменами с разными протоколами маршрутизации, настроить безопасный удалённый доступ по SSH и реализовать NAT для выхода всех внутренних сетей в «Интернет» через центральный маршрутизатор Router0.</w:t>
@@ -1941,6 +1938,9 @@
         <w:jc w:val="center"/>
       </w:pPr>
       <w:r>
+        <w:rPr>
+          <w:noProof/>
+        </w:rPr>
         <w:drawing>
           <wp:inline distT="0" distB="0" distL="0" distR="0" wp14:anchorId="09F8B71E" wp14:editId="1464C904">
             <wp:extent cx="4960620" cy="2354903"/>
@@ -2880,6 +2880,9 @@
         </w:rPr>
       </w:pPr>
       <w:r>
+        <w:rPr>
+          <w:noProof/>
+        </w:rPr>
         <w:drawing>
           <wp:inline distT="0" distB="0" distL="0" distR="0" wp14:anchorId="0059DF2B" wp14:editId="4BEF3F26">
             <wp:extent cx="2648320" cy="1086002"/>
@@ -2927,10 +2930,7 @@
         <w:t xml:space="preserve">Рисунок </w:t>
       </w:r>
       <w:r>
-        <w:t>2</w:t>
-      </w:r>
-      <w:r>
-        <w:t>.</w:t>
+        <w:t>2.</w:t>
       </w:r>
       <w:r>
         <w:t xml:space="preserve"> </w:t>
@@ -3038,17 +3038,11 @@
       </w:r>
       <w:proofErr w:type="gramStart"/>
       <w:r>
-        <w:t xml:space="preserve">— </w:t>
-      </w:r>
-      <w:r>
-        <w:t> это</w:t>
+        <w:t>—  это</w:t>
       </w:r>
       <w:proofErr w:type="gramEnd"/>
       <w:r>
-        <w:t> технология в сетях TCP/IP, которая позволяет одному или нескольким устройствам в локальной (частной) сети использовать один и тот же публичный (внешний) IP-адрес для выхода в Интернет, «маскируя» их приватные адреса и экономя IPv4-адреса</w:t>
-      </w:r>
-      <w:r>
-        <w:t>.</w:t>
+        <w:t> технология в сетях TCP/IP, которая позволяет одному или нескольким устройствам в локальной (частной) сети использовать один и тот же публичный (внешний) IP-адрес для выхода в Интернет, «маскируя» их приватные адреса и экономя IPv4-адреса.</w:t>
       </w:r>
     </w:p>
     <w:p>
@@ -3106,13 +3100,7 @@
         <w:t>R</w:t>
       </w:r>
       <w:r>
-        <w:t>0 выполнено сопоставление списка внутренних сетей с этим интерфейсом</w:t>
-      </w:r>
-      <w:r>
-        <w:t xml:space="preserve">. </w:t>
-      </w:r>
-      <w:r>
-        <w:t xml:space="preserve">Гигабитные интерфейсы, соединённые с локальными доменами, были помечены как </w:t>
+        <w:t xml:space="preserve">0 выполнено сопоставление списка внутренних сетей с этим интерфейсом. Гигабитные интерфейсы, соединённые с локальными доменами, были помечены как </w:t>
       </w:r>
       <w:proofErr w:type="spellStart"/>
       <w:r>
@@ -3181,6 +3169,9 @@
         </w:rPr>
       </w:pPr>
       <w:r>
+        <w:rPr>
+          <w:noProof/>
+        </w:rPr>
         <w:drawing>
           <wp:inline distT="0" distB="0" distL="0" distR="0" wp14:anchorId="041DF8E1" wp14:editId="2B1F77CC">
             <wp:extent cx="4953000" cy="3734737"/>
@@ -3275,15 +3266,82 @@
     </w:p>
     <w:p>
       <w:pPr>
+        <w:pStyle w:val="affa"/>
+        <w:numPr>
+          <w:ilvl w:val="0"/>
+          <w:numId w:val="4"/>
+        </w:numPr>
+      </w:pPr>
+      <w:r>
+        <w:t xml:space="preserve">Добавление внешнего </w:t>
+      </w:r>
+      <w:r>
+        <w:rPr>
+          <w:lang w:val="en-US"/>
+        </w:rPr>
+        <w:t>ISP</w:t>
+      </w:r>
+      <w:r>
+        <w:t>-маршрутизатора и его настройка</w:t>
+      </w:r>
+    </w:p>
+    <w:p>
+      <w:pPr>
+        <w:pStyle w:val="aff8"/>
+      </w:pPr>
+      <w:r>
+        <w:lastRenderedPageBreak/>
+        <w:t xml:space="preserve">Так как интерфейс Serial0/3/0 оставался в состоянии </w:t>
+      </w:r>
+      <w:proofErr w:type="spellStart"/>
+      <w:r>
+        <w:t>down</w:t>
+      </w:r>
+      <w:proofErr w:type="spellEnd"/>
+      <w:r>
+        <w:t>/</w:t>
+      </w:r>
+      <w:proofErr w:type="spellStart"/>
+      <w:r>
+        <w:t>down</w:t>
+      </w:r>
+      <w:proofErr w:type="spellEnd"/>
+      <w:r>
+        <w:t xml:space="preserve"> без подключения, в топологию был добавлен отдельный маршрутизатор ISP, выполняющий роль провайдера.</w:t>
+      </w:r>
+    </w:p>
+    <w:p>
+      <w:pPr>
+        <w:pStyle w:val="aff8"/>
+      </w:pPr>
+    </w:p>
+    <w:p>
+      <w:pPr>
+        <w:pStyle w:val="aff8"/>
+      </w:pPr>
+      <w:r>
+        <w:t xml:space="preserve">Соединение между Router0 и ISP выполнено через </w:t>
+      </w:r>
+      <w:proofErr w:type="spellStart"/>
+      <w:r>
+        <w:t>Serial</w:t>
+      </w:r>
+      <w:proofErr w:type="spellEnd"/>
+      <w:r>
+        <w:t xml:space="preserve"> DCE-кабель, что позволило активировать интерфейс и обеспечить физический уровень связи.</w:t>
+      </w:r>
+    </w:p>
+    <w:p>
+      <w:pPr>
         <w:pStyle w:val="aff8"/>
         <w:ind w:firstLine="0"/>
         <w:jc w:val="center"/>
       </w:pPr>
       <w:r>
         <w:rPr>
+          <w:noProof/>
           <w:lang w:val="en-US"/>
         </w:rPr>
-        <w:lastRenderedPageBreak/>
         <w:drawing>
           <wp:inline distT="0" distB="0" distL="0" distR="0" wp14:anchorId="38B02CF5" wp14:editId="59B97A69">
             <wp:extent cx="2514951" cy="2743583"/>
@@ -3326,9 +3384,6 @@
         <w:pStyle w:val="aff8"/>
         <w:ind w:firstLine="0"/>
         <w:jc w:val="center"/>
-        <w:rPr>
-          <w:lang w:val="en-US"/>
-        </w:rPr>
       </w:pPr>
       <w:r>
         <w:t xml:space="preserve">Рисунок </w:t>
@@ -3393,6 +3448,7 @@
       </w:pPr>
       <w:r>
         <w:rPr>
+          <w:noProof/>
           <w:lang w:val="en-US"/>
         </w:rPr>
         <w:drawing>
@@ -3439,6 +3495,7 @@
         <w:jc w:val="center"/>
       </w:pPr>
       <w:r>
+        <w:lastRenderedPageBreak/>
         <w:t xml:space="preserve">Рисунок </w:t>
       </w:r>
       <w:r>
@@ -3469,11 +3526,138 @@
     <w:p>
       <w:pPr>
         <w:pStyle w:val="aff8"/>
+      </w:pPr>
+      <w:r>
+        <w:t>На маршрутизаторе ISP настроено:</w:t>
+      </w:r>
+    </w:p>
+    <w:p>
+      <w:pPr>
+        <w:pStyle w:val="aff8"/>
+        <w:numPr>
+          <w:ilvl w:val="0"/>
+          <w:numId w:val="9"/>
+        </w:numPr>
+      </w:pPr>
+      <w:r>
+        <w:t xml:space="preserve">Адресация на </w:t>
+      </w:r>
+      <w:proofErr w:type="spellStart"/>
+      <w:r>
+        <w:t>Serial</w:t>
+      </w:r>
+      <w:proofErr w:type="spellEnd"/>
+      <w:r>
+        <w:t>-интерфейсе, соединённом с Router0.</w:t>
+      </w:r>
+    </w:p>
+    <w:p>
+      <w:pPr>
+        <w:pStyle w:val="aff8"/>
+        <w:numPr>
+          <w:ilvl w:val="0"/>
+          <w:numId w:val="9"/>
+        </w:numPr>
+      </w:pPr>
+      <w:r>
+        <w:t xml:space="preserve">Команда </w:t>
+      </w:r>
+      <w:proofErr w:type="spellStart"/>
+      <w:r>
+        <w:rPr>
+          <w:b/>
+        </w:rPr>
+        <w:t>clock</w:t>
+      </w:r>
+      <w:proofErr w:type="spellEnd"/>
+      <w:r>
+        <w:rPr>
+          <w:b/>
+        </w:rPr>
+        <w:t xml:space="preserve"> </w:t>
+      </w:r>
+      <w:proofErr w:type="spellStart"/>
+      <w:r>
+        <w:rPr>
+          <w:b/>
+        </w:rPr>
+        <w:t>rate</w:t>
+      </w:r>
+      <w:proofErr w:type="spellEnd"/>
+      <w:r>
+        <w:t>, так как сторона DCE отвечает за тайминг канала.</w:t>
+      </w:r>
+    </w:p>
+    <w:p>
+      <w:pPr>
+        <w:pStyle w:val="aff8"/>
+        <w:numPr>
+          <w:ilvl w:val="0"/>
+          <w:numId w:val="9"/>
+        </w:numPr>
+      </w:pPr>
+      <w:r>
+        <w:t xml:space="preserve">(Опционально) </w:t>
+      </w:r>
+      <w:proofErr w:type="spellStart"/>
+      <w:r>
+        <w:t>Loopback</w:t>
+      </w:r>
+      <w:proofErr w:type="spellEnd"/>
+      <w:r>
+        <w:t>-интерфейс, имитирующий внешний интернет-ресурс (например, 8.8.8.8).</w:t>
+      </w:r>
+    </w:p>
+    <w:p>
+      <w:pPr>
+        <w:pStyle w:val="aff8"/>
+        <w:numPr>
+          <w:ilvl w:val="0"/>
+          <w:numId w:val="9"/>
+        </w:numPr>
+      </w:pPr>
+      <w:r>
+        <w:t>Маршрут по умолчанию в сторону Router0 для возврата трафика.</w:t>
+      </w:r>
+    </w:p>
+    <w:p>
+      <w:pPr>
+        <w:pStyle w:val="affa"/>
+        <w:numPr>
+          <w:ilvl w:val="0"/>
+          <w:numId w:val="9"/>
+        </w:numPr>
+      </w:pPr>
+      <w:r>
+        <w:t>Проверка сети</w:t>
+      </w:r>
+    </w:p>
+    <w:p>
+      <w:pPr>
+        <w:pStyle w:val="aff8"/>
+      </w:pPr>
+      <w:r>
+        <w:t xml:space="preserve">Для подтверждения работоспособности NAT с одного из внутренних ПК был выполнен </w:t>
+      </w:r>
+      <w:proofErr w:type="spellStart"/>
+      <w:r>
+        <w:t>ping</w:t>
+      </w:r>
+      <w:proofErr w:type="spellEnd"/>
+      <w:r>
+        <w:t xml:space="preserve"> до внешнего адреса. На данном этапе ответы могут отсутствовать, однако важно, что пакеты проходят через Router0 и достигают ISP.</w:t>
+      </w:r>
+    </w:p>
+    <w:p>
+      <w:pPr>
+        <w:pStyle w:val="aff8"/>
         <w:ind w:firstLine="0"/>
         <w:jc w:val="center"/>
       </w:pPr>
       <w:r>
-        <w:lastRenderedPageBreak/>
+        <w:rPr>
+          <w:noProof/>
+        </w:rPr>
         <w:drawing>
           <wp:inline distT="0" distB="0" distL="0" distR="0" wp14:anchorId="790364B5" wp14:editId="123B5E88">
             <wp:extent cx="5010849" cy="1829055"/>
@@ -3516,9 +3700,6 @@
         <w:pStyle w:val="aff8"/>
         <w:ind w:firstLine="0"/>
         <w:jc w:val="center"/>
-        <w:rPr>
-          <w:lang w:val="en-US"/>
-        </w:rPr>
       </w:pPr>
       <w:r>
         <w:t xml:space="preserve">Рисунок </w:t>
@@ -3540,6 +3721,23 @@
           <w:lang w:val="en-US"/>
         </w:rPr>
         <w:t>ping</w:t>
+      </w:r>
+    </w:p>
+    <w:p>
+      <w:pPr>
+        <w:pStyle w:val="aff8"/>
+      </w:pPr>
+      <w:r>
+        <w:t>На Router0 был добавлен</w:t>
+      </w:r>
+      <w:r>
+        <w:t xml:space="preserve"> статический</w:t>
+      </w:r>
+      <w:r>
+        <w:t xml:space="preserve"> маршрут по умолчанию</w:t>
+      </w:r>
+      <w:r>
+        <w:t>.</w:t>
       </w:r>
     </w:p>
     <w:p>
@@ -3552,6 +3750,9 @@
         </w:rPr>
       </w:pPr>
       <w:r>
+        <w:rPr>
+          <w:noProof/>
+        </w:rPr>
         <w:drawing>
           <wp:inline distT="0" distB="0" distL="0" distR="0" wp14:anchorId="0CD326FB" wp14:editId="54B4552D">
             <wp:extent cx="5940425" cy="434340"/>
@@ -3622,6 +3823,7 @@
       </w:pPr>
       <w:r>
         <w:rPr>
+          <w:noProof/>
           <w:lang w:val="en-US"/>
         </w:rPr>
         <w:drawing>
@@ -3691,8 +3893,10 @@
       </w:pPr>
       <w:r>
         <w:rPr>
+          <w:noProof/>
           <w:lang w:val="en-US"/>
         </w:rPr>
+        <w:lastRenderedPageBreak/>
         <w:drawing>
           <wp:inline distT="0" distB="0" distL="0" distR="0" wp14:anchorId="440C97F6" wp14:editId="322EA324">
             <wp:extent cx="5868219" cy="1124107"/>
@@ -4430,6 +4634,119 @@
     </w:lvl>
   </w:abstractNum>
   <w:abstractNum w:abstractNumId="6" w15:restartNumberingAfterBreak="0">
+    <w:nsid w:val="6E423000"/>
+    <w:multiLevelType w:val="multilevel"/>
+    <w:tmpl w:val="643A8838"/>
+    <w:lvl w:ilvl="0">
+      <w:start w:val="1"/>
+      <w:numFmt w:val="decimal"/>
+      <w:lvlText w:val="%1."/>
+      <w:lvlJc w:val="left"/>
+      <w:pPr>
+        <w:tabs>
+          <w:tab w:val="num" w:pos="720"/>
+        </w:tabs>
+        <w:ind w:left="720" w:hanging="360"/>
+      </w:pPr>
+    </w:lvl>
+    <w:lvl w:ilvl="1" w:tentative="1">
+      <w:start w:val="1"/>
+      <w:numFmt w:val="decimal"/>
+      <w:lvlText w:val="%2."/>
+      <w:lvlJc w:val="left"/>
+      <w:pPr>
+        <w:tabs>
+          <w:tab w:val="num" w:pos="1440"/>
+        </w:tabs>
+        <w:ind w:left="1440" w:hanging="360"/>
+      </w:pPr>
+    </w:lvl>
+    <w:lvl w:ilvl="2" w:tentative="1">
+      <w:start w:val="1"/>
+      <w:numFmt w:val="decimal"/>
+      <w:lvlText w:val="%3."/>
+      <w:lvlJc w:val="left"/>
+      <w:pPr>
+        <w:tabs>
+          <w:tab w:val="num" w:pos="2160"/>
+        </w:tabs>
+        <w:ind w:left="2160" w:hanging="360"/>
+      </w:pPr>
+    </w:lvl>
+    <w:lvl w:ilvl="3" w:tentative="1">
+      <w:start w:val="1"/>
+      <w:numFmt w:val="decimal"/>
+      <w:lvlText w:val="%4."/>
+      <w:lvlJc w:val="left"/>
+      <w:pPr>
+        <w:tabs>
+          <w:tab w:val="num" w:pos="2880"/>
+        </w:tabs>
+        <w:ind w:left="2880" w:hanging="360"/>
+      </w:pPr>
+    </w:lvl>
+    <w:lvl w:ilvl="4" w:tentative="1">
+      <w:start w:val="1"/>
+      <w:numFmt w:val="decimal"/>
+      <w:lvlText w:val="%5."/>
+      <w:lvlJc w:val="left"/>
+      <w:pPr>
+        <w:tabs>
+          <w:tab w:val="num" w:pos="3600"/>
+        </w:tabs>
+        <w:ind w:left="3600" w:hanging="360"/>
+      </w:pPr>
+    </w:lvl>
+    <w:lvl w:ilvl="5" w:tentative="1">
+      <w:start w:val="1"/>
+      <w:numFmt w:val="decimal"/>
+      <w:lvlText w:val="%6."/>
+      <w:lvlJc w:val="left"/>
+      <w:pPr>
+        <w:tabs>
+          <w:tab w:val="num" w:pos="4320"/>
+        </w:tabs>
+        <w:ind w:left="4320" w:hanging="360"/>
+      </w:pPr>
+    </w:lvl>
+    <w:lvl w:ilvl="6" w:tentative="1">
+      <w:start w:val="1"/>
+      <w:numFmt w:val="decimal"/>
+      <w:lvlText w:val="%7."/>
+      <w:lvlJc w:val="left"/>
+      <w:pPr>
+        <w:tabs>
+          <w:tab w:val="num" w:pos="5040"/>
+        </w:tabs>
+        <w:ind w:left="5040" w:hanging="360"/>
+      </w:pPr>
+    </w:lvl>
+    <w:lvl w:ilvl="7" w:tentative="1">
+      <w:start w:val="1"/>
+      <w:numFmt w:val="decimal"/>
+      <w:lvlText w:val="%8."/>
+      <w:lvlJc w:val="left"/>
+      <w:pPr>
+        <w:tabs>
+          <w:tab w:val="num" w:pos="5760"/>
+        </w:tabs>
+        <w:ind w:left="5760" w:hanging="360"/>
+      </w:pPr>
+    </w:lvl>
+    <w:lvl w:ilvl="8" w:tentative="1">
+      <w:start w:val="1"/>
+      <w:numFmt w:val="decimal"/>
+      <w:lvlText w:val="%9."/>
+      <w:lvlJc w:val="left"/>
+      <w:pPr>
+        <w:tabs>
+          <w:tab w:val="num" w:pos="6480"/>
+        </w:tabs>
+        <w:ind w:left="6480" w:hanging="360"/>
+      </w:pPr>
+    </w:lvl>
+  </w:abstractNum>
+  <w:abstractNum w:abstractNumId="7" w15:restartNumberingAfterBreak="0">
     <w:nsid w:val="6F1013E4"/>
     <w:multiLevelType w:val="hybridMultilevel"/>
     <w:tmpl w:val="D3E0D78C"/>
@@ -4555,7 +4872,7 @@
     <w:abstractNumId w:val="5"/>
   </w:num>
   <w:num w:numId="4" w16cid:durableId="1015577975">
-    <w:abstractNumId w:val="6"/>
+    <w:abstractNumId w:val="7"/>
   </w:num>
   <w:num w:numId="5" w16cid:durableId="985091549">
     <w:abstractNumId w:val="0"/>
@@ -4568,6 +4885,9 @@
   </w:num>
   <w:num w:numId="8" w16cid:durableId="434206565">
     <w:abstractNumId w:val="3"/>
+  </w:num>
+  <w:num w:numId="9" w16cid:durableId="616719109">
+    <w:abstractNumId w:val="6"/>
   </w:num>
 </w:numbering>
 </file>
@@ -6045,28 +6365,28 @@
 </file>
 
 <file path=customXml/item1.xml><?xml version="1.0" encoding="utf-8"?>
-<b:Sources xmlns:b="http://schemas.openxmlformats.org/officeDocument/2006/bibliography" xmlns="http://schemas.openxmlformats.org/officeDocument/2006/bibliography" SelectedStyle="\APASixthEditionOfficeOnline.xsl" StyleName="APA" Version="6"/>
-</file>
-
-<file path=customXml/item2.xml><?xml version="1.0" encoding="utf-8"?>
 <go:gDocsCustomXmlDataStorage xmlns:go="http://customooxmlschemas.google.com/" xmlns:r="http://schemas.openxmlformats.org/officeDocument/2006/relationships" uri="GoogleDocsCustomDataVersion2">
   <go:docsCustomData xmlns:go="http://customooxmlschemas.google.com/" roundtripDataSignature="AMtx7mj2Evnm9xfKdz4jJ7jmTCw+h0TkTA==">CgMxLjAyCGguZ2pkZ3hzMgloLjMwajB6bGwyCWguMWZvYjl0ZTIJaC4zem55c2g3MgloLjJldDkycDAyCGgudHlqY3d0MgloLjNkeTZ2a20yCWguMXQzaDVzZjIJaC40ZDM0b2c4MgloLjJzOGV5bzEyCWguMTdkcDh2dTIJaC4zcmRjcmpuOAByITFLbU10U1pDOXlma2lHaGRPVzI5SHZlNXFhNXJCcXRmRg==</go:docsCustomData>
 </go:gDocsCustomXmlDataStorage>
 </file>
 
-<file path=customXml/itemProps1.xml><?xml version="1.0" encoding="utf-8"?>
-<ds:datastoreItem xmlns:ds="http://schemas.openxmlformats.org/officeDocument/2006/customXml" ds:itemID="{B84BB448-EACB-46BA-83DD-D6C72A1FA840}">
-  <ds:schemaRefs>
-    <ds:schemaRef ds:uri="http://schemas.openxmlformats.org/officeDocument/2006/bibliography"/>
-  </ds:schemaRefs>
-</ds:datastoreItem>
+<file path=customXml/item2.xml><?xml version="1.0" encoding="utf-8"?>
+<b:Sources xmlns:b="http://schemas.openxmlformats.org/officeDocument/2006/bibliography" xmlns="http://schemas.openxmlformats.org/officeDocument/2006/bibliography" SelectedStyle="\APASixthEditionOfficeOnline.xsl" StyleName="APA" Version="6"/>
 </file>
 
-<file path=customXml/itemProps2.xml><?xml version="1.0" encoding="utf-8"?>
+<file path=customXml/itemProps1.xml><?xml version="1.0" encoding="utf-8"?>
 <ds:datastoreItem xmlns:ds="http://schemas.openxmlformats.org/officeDocument/2006/customXml" ds:itemID="{11111111-1234-1234-1234-123412341234}">
   <ds:schemaRefs>
     <ds:schemaRef ds:uri="http://customooxmlschemas.google.com/"/>
     <ds:schemaRef ds:uri="http://schemas.openxmlformats.org/officeDocument/2006/relationships"/>
   </ds:schemaRefs>
 </ds:datastoreItem>
+</file>
+
+<file path=customXml/itemProps2.xml><?xml version="1.0" encoding="utf-8"?>
+<ds:datastoreItem xmlns:ds="http://schemas.openxmlformats.org/officeDocument/2006/customXml" ds:itemID="{B84BB448-EACB-46BA-83DD-D6C72A1FA840}">
+  <ds:schemaRefs>
+    <ds:schemaRef ds:uri="http://schemas.openxmlformats.org/officeDocument/2006/bibliography"/>
+  </ds:schemaRefs>
+</ds:datastoreItem>
 </file>